--- a/assets/pdf/CV-Sandeep-Kolakaleti-EN-IN.docx
+++ b/assets/pdf/CV-Sandeep-Kolakaleti-EN-IN.docx
@@ -1,16 +1,21 @@
 
 <file path=word/document.xml><?xml version="1.0" encoding="utf-8"?>
-<w:document xmlns:wpc="http://schemas.microsoft.com/office/word/2010/wordprocessingCanvas" xmlns:mc="http://schemas.openxmlformats.org/markup-compatibility/2006" xmlns:o="urn:schemas-microsoft-com:office:office" xmlns:r="http://schemas.openxmlformats.org/officeDocument/2006/relationships" xmlns:m="http://schemas.openxmlformats.org/officeDocument/2006/math" xmlns:v="urn:schemas-microsoft-com:vml" xmlns:wp14="http://schemas.microsoft.com/office/word/2010/wordprocessingDrawing" xmlns:wp="http://schemas.openxmlformats.org/drawingml/2006/wordprocessingDrawing" xmlns:w="http://schemas.openxmlformats.org/wordprocessingml/2006/main" xmlns:w14="http://schemas.microsoft.com/office/word/2010/wordml" xmlns:w10="urn:schemas-microsoft-com:office:word" xmlns:w15="http://schemas.microsoft.com/office/word/2012/wordml" xmlns:wpg="http://schemas.microsoft.com/office/word/2010/wordprocessingGroup" xmlns:wpi="http://schemas.microsoft.com/office/word/2010/wordprocessingInk" xmlns:wne="http://schemas.microsoft.com/office/word/2006/wordml" xmlns:wps="http://schemas.microsoft.com/office/word/2010/wordprocessingShape" xmlns:wpsCustomData="http://www.wps.cn/officeDocument/2013/wpsCustomData" mc:Ignorable="w14 w15 wp14">
+<w:document xmlns:o="urn:schemas-microsoft-com:office:office" xmlns:r="http://schemas.openxmlformats.org/officeDocument/2006/relationships" xmlns:v="urn:schemas-microsoft-com:vml" xmlns:w="http://schemas.openxmlformats.org/wordprocessingml/2006/main" xmlns:w10="urn:schemas-microsoft-com:office:word" xmlns:wp="http://schemas.openxmlformats.org/drawingml/2006/wordprocessingDrawing" xmlns:pic="http://schemas.openxmlformats.org/drawingml/2006/picture" xmlns:wps="http://schemas.microsoft.com/office/word/2010/wordprocessingShape" xmlns:wpg="http://schemas.microsoft.com/office/word/2010/wordprocessingGroup" xmlns:mc="http://schemas.openxmlformats.org/markup-compatibility/2006" xmlns:wp14="http://schemas.microsoft.com/office/word/2010/wordprocessingDrawing" xmlns:w14="http://schemas.microsoft.com/office/word/2010/wordml" xmlns:w15="http://schemas.microsoft.com/office/word/2012/wordml" mc:Ignorable="w14 wp14 w15">
   <w:body>
     <w:p>
       <w:pPr>
-        <w:pStyle w:val="7"/>
+        <w:pStyle w:val="Title"/>
+        <w:spacing w:before="71" w:after="0"/>
+        <w:ind w:start="2790"/>
+        <w:rPr/>
       </w:pPr>
+      <w:bookmarkStart w:id="0" w:name="Sandeep_________Kolakaleti"/>
+      <w:bookmarkEnd w:id="0"/>
       <w:r>
         <mc:AlternateContent>
           <mc:Choice Requires="wpg">
             <w:drawing>
-              <wp:anchor distT="0" distB="0" distL="0" distR="0" simplePos="0" relativeHeight="251659264" behindDoc="0" locked="0" layoutInCell="1" allowOverlap="1">
+              <wp:anchor distT="635" distB="0" distL="635" distR="0" simplePos="0" relativeHeight="5" behindDoc="0" locked="0" layoutInCell="0" allowOverlap="1">
                 <wp:simplePos x="0" y="0"/>
                 <wp:positionH relativeFrom="page">
                   <wp:posOffset>395605</wp:posOffset>
@@ -19,10 +24,9 @@
                   <wp:posOffset>65405</wp:posOffset>
                 </wp:positionV>
                 <wp:extent cx="1268095" cy="1219200"/>
-                <wp:effectExtent l="0" t="0" r="4445" b="0"/>
+                <wp:effectExtent l="635" t="635" r="0" b="0"/>
                 <wp:wrapNone/>
-                <wp:docPr id="10" name="Group 10"/>
-                <wp:cNvGraphicFramePr/>
+                <wp:docPr id="1" name="Group 10"/>
                 <a:graphic xmlns:a="http://schemas.openxmlformats.org/drawingml/2006/main">
                   <a:graphicData uri="http://schemas.microsoft.com/office/word/2010/wordprocessingGroup">
                     <wpg:wgp>
@@ -30,9 +34,9 @@
                       <wpg:grpSpPr>
                         <a:xfrm>
                           <a:off x="0" y="0"/>
-                          <a:ext cx="1268095" cy="1219200"/>
+                          <a:ext cx="1267920" cy="1219320"/>
                           <a:chOff x="0" y="0"/>
-                          <a:chExt cx="1268095" cy="1219200"/>
+                          <a:chExt cx="1267920" cy="1219320"/>
                         </a:xfrm>
                       </wpg:grpSpPr>
                       <pic:pic xmlns:pic="http://schemas.openxmlformats.org/drawingml/2006/picture">
@@ -41,19 +45,21 @@
                           <pic:cNvPicPr/>
                         </pic:nvPicPr>
                         <pic:blipFill>
-                          <a:blip r:embed="rId4" cstate="print"/>
-                          <a:stretch>
-                            <a:fillRect/>
-                          </a:stretch>
+                          <a:blip r:embed="rId2"/>
+                          <a:stretch/>
                         </pic:blipFill>
                         <pic:spPr>
                           <a:xfrm>
-                            <a:off x="25413" y="1164"/>
-                            <a:ext cx="1216894" cy="1216894"/>
+                            <a:off x="25560" y="1440"/>
+                            <a:ext cx="1216800" cy="1216800"/>
                           </a:xfrm>
                           <a:prstGeom prst="rect">
                             <a:avLst/>
                           </a:prstGeom>
+                          <a:noFill/>
+                          <a:ln w="0">
+                            <a:noFill/>
+                          </a:ln>
                         </pic:spPr>
                       </pic:pic>
                       <wps:wsp>
@@ -62,14 +68,19 @@
                         <wps:spPr>
                           <a:xfrm>
                             <a:off x="0" y="0"/>
-                            <a:ext cx="1268095" cy="1219200"/>
+                            <a:ext cx="1267920" cy="1219320"/>
                           </a:xfrm>
                           <a:custGeom>
                             <a:avLst/>
-                            <a:gdLst/>
+                            <a:gdLst>
+                              <a:gd name="textAreaLeft" fmla="*/ 0 w 718920"/>
+                              <a:gd name="textAreaRight" fmla="*/ 719640 w 718920"/>
+                              <a:gd name="textAreaTop" fmla="*/ 0 h 691200"/>
+                              <a:gd name="textAreaBottom" fmla="*/ 691920 h 691200"/>
+                            </a:gdLst>
                             <a:ahLst/>
                             <a:cxnLst/>
-                            <a:rect l="l" t="t" r="r" b="b"/>
+                            <a:rect l="textAreaLeft" t="textAreaTop" r="textAreaRight" b="textAreaBottom"/>
                             <a:pathLst>
                               <a:path w="1268095" h="1219200">
                                 <a:moveTo>
@@ -607,10 +618,17 @@
                           <a:solidFill>
                             <a:srgbClr val="CDCDCD"/>
                           </a:solidFill>
+                          <a:ln w="0">
+                            <a:noFill/>
+                          </a:ln>
                         </wps:spPr>
-                        <wps:bodyPr wrap="square" lIns="0" tIns="0" rIns="0" bIns="0" rtlCol="0">
-                          <a:noAutofit/>
-                        </wps:bodyPr>
+                        <wps:style>
+                          <a:lnRef idx="0"/>
+                          <a:fillRef idx="0"/>
+                          <a:effectRef idx="0"/>
+                          <a:fontRef idx="minor"/>
+                        </wps:style>
+                        <wps:bodyPr/>
                       </wps:wsp>
                     </wpg:wgp>
                   </a:graphicData>
@@ -620,28 +638,36 @@
           </mc:Choice>
           <mc:Fallback>
             <w:pict>
-              <v:group id="_x0000_s1026" o:spid="_x0000_s1026" o:spt="203" style="position:absolute;left:0pt;margin-left:31.15pt;margin-top:5.15pt;height:96pt;width:99.85pt;mso-position-horizontal-relative:page;z-index:251659264;mso-width-relative:page;mso-height-relative:page;" coordsize="1268095,1219200" o:gfxdata="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">
-                <o:lock v:ext="edit" aspectratio="f"/>
-                <v:shape id="Image 2" o:spid="_x0000_s1026" o:spt="75" type="#_x0000_t75" style="position:absolute;left:25413;top:1164;height:1216894;width:1216894;" filled="f" o:preferrelative="t" stroked="f" coordsize="21600,21600" o:gfxdata="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">
-                  <v:fill on="f" focussize="0,0"/>
-                  <v:stroke on="f"/>
-                  <v:imagedata r:id="rId4" o:title=""/>
-                  <o:lock v:ext="edit" aspectratio="f"/>
-                </v:shape>
-                <v:shape id="Graphic 3" o:spid="_x0000_s1026" o:spt="100" style="position:absolute;left:0;top:0;height:1219200;width:1268095;" fillcolor="#CDCDCD" filled="t" stroked="f" coordsize="1268095,1219200" o:gfxdata="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" path="m633857,1219199l584323,1217366,535833,1211954,488525,1203101,442542,1190941,398023,1175611,355111,1157244,313945,1135978,274668,1111947,237419,1085287,202341,1056133,169573,1024621,139257,990886,111534,955063,86544,917289,64429,877699,45329,836428,29387,793611,16741,749385,7631,704363,1939,657515,0,609599,1907,561962,7534,515328,16741,469830,29387,425607,45329,382792,64429,341522,86575,301885,111534,264158,139257,228335,169573,194598,202341,163084,237419,133928,274668,107266,313945,83232,355111,61964,398023,43595,442542,28262,488525,16101,535833,7246,584323,1834,633857,0,683394,1834,731889,7246,779200,16101,814361,25399,633857,25399,583959,27336,535171,33047,487649,42380,441551,55186,397033,71314,354252,90614,313364,112935,274526,138128,237895,166040,203627,196522,171879,229424,142807,264596,116569,301885,93321,341143,73220,382219,56423,424962,43085,469222,33364,514849,27417,561691,25400,609599,27405,657243,27417,657515,33303,703883,43085,749993,56423,794256,73220,837001,93321,878078,116542,917289,142807,954625,171879,989795,203627,1022696,237895,1053176,274526,1081086,313364,1106276,354252,1128594,397033,1147892,441551,1164018,487649,1176822,535171,1186154,583959,1191863,633857,1193799,814377,1193799,779200,1203101,731889,1211954,683394,1217366,633857,1219199xem814377,1193799l633857,1193799,683761,1191863,732555,1186154,780080,1176822,826181,1164018,870701,1147892,913483,1128594,954372,1106276,993209,1081086,1029839,1053176,1064106,1022696,1095851,989795,1124920,954625,1151183,917289,1174401,878078,1194500,837001,1211295,794256,1224631,749993,1234350,704363,1240297,657515,1242314,609599,1240308,561962,1240297,561691,1234411,515328,1224631,469222,1211295,424962,1194500,382219,1174401,341143,1151156,301885,1124920,264596,1095851,229424,1064106,196522,1029839,166040,993209,138128,954372,112935,913483,90614,870701,71314,826181,55186,780080,42380,732555,33047,683761,27336,633857,25399,814361,25399,869706,43595,912619,61964,953785,83232,993062,107266,1030310,133928,1065387,163084,1098154,194598,1128468,228335,1156190,264158,1181147,301885,1203291,341522,1222389,382792,1238330,425607,1250974,469830,1260083,514849,1260180,515328,1265774,561691,1265807,561962,1267714,609599,1265807,657243,1260180,703883,1250974,749385,1238330,793611,1222389,836428,1203291,877699,1181178,917289,1156190,955063,1128468,990886,1098154,1024621,1065387,1056133,1030310,1085287,993062,1111947,953785,1135978,912619,1157244,869706,1175611,825186,1190941,814377,1193799xe">
-                  <v:fill on="t" focussize="0,0"/>
-                  <v:stroke on="f"/>
-                  <v:imagedata o:title=""/>
-                  <o:lock v:ext="edit" aspectratio="f"/>
-                  <v:textbox inset="0mm,0mm,0mm,0mm"/>
+              <v:group id="shape_0" alt="Group 10" style="position:absolute;margin-left:31.15pt;margin-top:5.15pt;width:99.85pt;height:96pt" coordorigin="623,103" coordsize="1997,1920">
+                <v:shapetype id="_x0000_t75" coordsize="21600,21600" o:spt="75" o:preferrelative="t" path="m@4@5l@4@11@9@11@9@5xe" filled="f" stroked="f">
+                  <v:stroke joinstyle="miter"/>
+                  <v:formulas>
+                    <v:f eqn="if lineDrawn pixelLineWidth 0"/>
+                    <v:f eqn="sum @0 1 0"/>
+                    <v:f eqn="sum 0 0 @1"/>
+                    <v:f eqn="prod @2 1 2"/>
+                    <v:f eqn="prod @3 21600 pixelWidth"/>
+                    <v:f eqn="prod @3 21600 pixelHeight"/>
+                    <v:f eqn="sum @0 0 1"/>
+                    <v:f eqn="prod @6 1 2"/>
+                    <v:f eqn="prod @7 21600 pixelWidth"/>
+                    <v:f eqn="sum @8 21600 0"/>
+                    <v:f eqn="prod @7 21600 pixelHeight"/>
+                    <v:f eqn="sum @10 21600 0"/>
+                  </v:formulas>
+                  <v:path o:extrusionok="f" gradientshapeok="t" o:connecttype="rect"/>
+                  <o:lock v:ext="edit" aspectratio="t"/>
+                </v:shapetype>
+                <v:shape id="shape_0" stroked="f" o:allowincell="f" style="position:absolute;left:663;top:105;width:1915;height:1915;mso-wrap-style:none;v-text-anchor:middle;mso-position-horizontal-relative:page" type="_x0000_t75">
+                  <v:imagedata r:id="rId3" o:detectmouseclick="t"/>
+                  <v:stroke color="#3465a4" joinstyle="round" endcap="flat"/>
+                  <w10:wrap type="none"/>
                 </v:shape>
               </v:group>
             </w:pict>
           </mc:Fallback>
         </mc:AlternateContent>
       </w:r>
-      <w:bookmarkStart w:id="0" w:name="Sandeep_________Kolakaleti"/>
-      <w:bookmarkEnd w:id="0"/>
       <w:r>
         <w:rPr>
           <w:color w:val="4F4B48"/>
@@ -651,7 +677,6 @@
       </w:r>
       <w:r>
         <w:rPr>
-          <w:rFonts w:hint="default"/>
           <w:color w:val="4F4B48"/>
           <w:w w:val="85"/>
           <w:lang w:val="en-US"/>
@@ -676,34 +701,37 @@
     </w:p>
     <w:p>
       <w:pPr>
-        <w:pStyle w:val="6"/>
-        <w:spacing w:before="194"/>
-        <w:ind w:left="2820"/>
+        <w:pStyle w:val="BodyText"/>
+        <w:spacing w:before="194" w:after="0"/>
+        <w:ind w:start="2820"/>
+        <w:rPr/>
       </w:pPr>
       <w:r>
-        <w:rPr>
-          <w:position w:val="-9"/>
-        </w:rPr>
+        <w:rPr/>
         <w:drawing>
           <wp:inline distT="0" distB="0" distL="0" distR="0">
             <wp:extent cx="107950" cy="146050"/>
-            <wp:effectExtent l="0" t="0" r="6350" b="6350"/>
+            <wp:effectExtent l="0" t="0" r="0" b="0"/>
             <wp:docPr id="4" name="Image 4"/>
-            <wp:cNvGraphicFramePr/>
+            <wp:cNvGraphicFramePr>
+              <a:graphicFrameLocks xmlns:a="http://schemas.openxmlformats.org/drawingml/2006/main" noChangeAspect="1"/>
+            </wp:cNvGraphicFramePr>
             <a:graphic xmlns:a="http://schemas.openxmlformats.org/drawingml/2006/main">
               <a:graphicData uri="http://schemas.openxmlformats.org/drawingml/2006/picture">
                 <pic:pic xmlns:pic="http://schemas.openxmlformats.org/drawingml/2006/picture">
                   <pic:nvPicPr>
                     <pic:cNvPr id="4" name="Image 4"/>
-                    <pic:cNvPicPr/>
+                    <pic:cNvPicPr>
+                      <a:picLocks noChangeAspect="1" noChangeArrowheads="1"/>
+                    </pic:cNvPicPr>
                   </pic:nvPicPr>
                   <pic:blipFill>
-                    <a:blip r:embed="rId5" cstate="print"/>
+                    <a:blip r:embed="rId4"/>
                     <a:stretch>
                       <a:fillRect/>
                     </a:stretch>
                   </pic:blipFill>
-                  <pic:spPr>
+                  <pic:spPr bwMode="auto">
                     <a:xfrm>
                       <a:off x="0" y="0"/>
                       <a:ext cx="107950" cy="146050"/>
@@ -711,6 +739,7 @@
                     <a:prstGeom prst="rect">
                       <a:avLst/>
                     </a:prstGeom>
+                    <a:noFill/>
                   </pic:spPr>
                 </pic:pic>
               </a:graphicData>
@@ -720,7 +749,7 @@
       </w:r>
       <w:r>
         <w:rPr>
-          <w:rFonts w:ascii="Times New Roman"/>
+          <w:rFonts w:ascii="Times New Roman" w:hAnsi="Times New Roman"/>
           <w:spacing w:val="40"/>
           <w:sz w:val="20"/>
         </w:rPr>
@@ -728,14 +757,14 @@
       </w:r>
       <w:r>
         <w:rPr>
-          <w:rFonts w:ascii="Arial Black"/>
+          <w:rFonts w:ascii="Arial Black" w:hAnsi="Arial Black"/>
           <w:color w:val="565656"/>
         </w:rPr>
         <w:t>Home</w:t>
       </w:r>
       <w:r>
         <w:rPr>
-          <w:rFonts w:ascii="Arial Black"/>
+          <w:rFonts w:ascii="Arial Black" w:hAnsi="Arial Black"/>
           <w:color w:val="565656"/>
           <w:spacing w:val="-7"/>
         </w:rPr>
@@ -752,26 +781,13 @@
           <w:color w:val="565656"/>
           <w:spacing w:val="-3"/>
         </w:rPr>
-        <w:t xml:space="preserve"> </w:t>
-      </w:r>
-      <w:r>
-        <w:rPr>
-          <w:color w:val="565656"/>
-        </w:rPr>
-        <w:t>Avasa</w:t>
-      </w:r>
-      <w:r>
-        <w:rPr>
-          <w:color w:val="565656"/>
-          <w:spacing w:val="-3"/>
-        </w:rPr>
-        <w:t xml:space="preserve"> </w:t>
-      </w:r>
-      <w:r>
-        <w:rPr>
-          <w:color w:val="565656"/>
-        </w:rPr>
-        <w:t>PG,</w:t>
+        <w:t xml:space="preserve"> Lakshmi Nivas</w:t>
+      </w:r>
+      <w:r>
+        <w:rPr>
+          <w:color w:val="565656"/>
+        </w:rPr>
+        <w:t>,</w:t>
       </w:r>
       <w:r>
         <w:rPr>
@@ -815,34 +831,37 @@
     </w:p>
     <w:p>
       <w:pPr>
-        <w:pStyle w:val="6"/>
-        <w:spacing w:before="64"/>
-        <w:ind w:left="2775"/>
+        <w:pStyle w:val="BodyText"/>
+        <w:spacing w:before="64" w:after="0"/>
+        <w:ind w:start="2775"/>
+        <w:rPr/>
       </w:pPr>
       <w:r>
-        <w:rPr>
-          <w:position w:val="-6"/>
-        </w:rPr>
+        <w:rPr/>
         <w:drawing>
           <wp:inline distT="0" distB="0" distL="0" distR="0">
             <wp:extent cx="142875" cy="107950"/>
-            <wp:effectExtent l="0" t="0" r="1905" b="6350"/>
+            <wp:effectExtent l="0" t="0" r="0" b="0"/>
             <wp:docPr id="5" name="Image 5"/>
-            <wp:cNvGraphicFramePr/>
+            <wp:cNvGraphicFramePr>
+              <a:graphicFrameLocks xmlns:a="http://schemas.openxmlformats.org/drawingml/2006/main" noChangeAspect="1"/>
+            </wp:cNvGraphicFramePr>
             <a:graphic xmlns:a="http://schemas.openxmlformats.org/drawingml/2006/main">
               <a:graphicData uri="http://schemas.openxmlformats.org/drawingml/2006/picture">
                 <pic:pic xmlns:pic="http://schemas.openxmlformats.org/drawingml/2006/picture">
                   <pic:nvPicPr>
                     <pic:cNvPr id="5" name="Image 5"/>
-                    <pic:cNvPicPr/>
+                    <pic:cNvPicPr>
+                      <a:picLocks noChangeAspect="1" noChangeArrowheads="1"/>
+                    </pic:cNvPicPr>
                   </pic:nvPicPr>
                   <pic:blipFill>
-                    <a:blip r:embed="rId6" cstate="print"/>
+                    <a:blip r:embed="rId5"/>
                     <a:stretch>
                       <a:fillRect/>
                     </a:stretch>
                   </pic:blipFill>
-                  <pic:spPr>
+                  <pic:spPr bwMode="auto">
                     <a:xfrm>
                       <a:off x="0" y="0"/>
                       <a:ext cx="142875" cy="107950"/>
@@ -850,6 +869,7 @@
                     <a:prstGeom prst="rect">
                       <a:avLst/>
                     </a:prstGeom>
+                    <a:noFill/>
                   </pic:spPr>
                 </pic:pic>
               </a:graphicData>
@@ -859,7 +879,7 @@
       </w:r>
       <w:r>
         <w:rPr>
-          <w:rFonts w:ascii="Times New Roman"/>
+          <w:rFonts w:ascii="Times New Roman" w:hAnsi="Times New Roman"/>
           <w:spacing w:val="5"/>
           <w:sz w:val="20"/>
         </w:rPr>
@@ -867,140 +887,139 @@
       </w:r>
       <w:r>
         <w:rPr>
-          <w:rFonts w:ascii="Arial Black"/>
+          <w:rFonts w:ascii="Arial Black" w:hAnsi="Arial Black"/>
           <w:color w:val="565656"/>
         </w:rPr>
         <w:t>Email:</w:t>
       </w:r>
       <w:r>
         <w:rPr>
-          <w:rFonts w:ascii="Arial Black"/>
+          <w:rFonts w:ascii="Arial Black" w:hAnsi="Arial Black"/>
           <w:color w:val="565656"/>
           <w:spacing w:val="-15"/>
         </w:rPr>
         <w:t xml:space="preserve"> </w:t>
       </w:r>
-      <w:r>
-        <w:fldChar w:fldCharType="begin"/>
-      </w:r>
-      <w:r>
-        <w:instrText xml:space="preserve"> HYPERLINK "mailto:kolakaleti.sandeepraju@gmail.com" \h </w:instrText>
-      </w:r>
-      <w:r>
-        <w:fldChar w:fldCharType="separate"/>
-      </w:r>
-      <w:r>
-        <w:rPr>
-          <w:color w:val="0B56A5"/>
-          <w:u w:val="single" w:color="0B56A5"/>
-        </w:rPr>
-        <w:t>kolakaleti.sandeepraju@gmail.com</w:t>
-      </w:r>
-      <w:r>
-        <w:rPr>
-          <w:color w:val="0B56A5"/>
-          <w:spacing w:val="75"/>
-        </w:rPr>
-        <w:t xml:space="preserve"> </w:t>
-      </w:r>
-      <w:r>
-        <w:rPr>
-          <w:color w:val="0B56A5"/>
-          <w:spacing w:val="-20"/>
-          <w:position w:val="-9"/>
-        </w:rPr>
-        <w:drawing>
-          <wp:inline distT="0" distB="0" distL="0" distR="0">
-            <wp:extent cx="142875" cy="146050"/>
-            <wp:effectExtent l="0" t="0" r="1905" b="6350"/>
-            <wp:docPr id="6" name="Image 6"/>
-            <wp:cNvGraphicFramePr/>
-            <a:graphic xmlns:a="http://schemas.openxmlformats.org/drawingml/2006/main">
-              <a:graphicData uri="http://schemas.openxmlformats.org/drawingml/2006/picture">
-                <pic:pic xmlns:pic="http://schemas.openxmlformats.org/drawingml/2006/picture">
-                  <pic:nvPicPr>
-                    <pic:cNvPr id="6" name="Image 6"/>
-                    <pic:cNvPicPr/>
-                  </pic:nvPicPr>
-                  <pic:blipFill>
-                    <a:blip r:embed="rId7" cstate="print"/>
-                    <a:stretch>
-                      <a:fillRect/>
-                    </a:stretch>
-                  </pic:blipFill>
-                  <pic:spPr>
-                    <a:xfrm>
-                      <a:off x="0" y="0"/>
-                      <a:ext cx="142875" cy="146050"/>
-                    </a:xfrm>
-                    <a:prstGeom prst="rect">
-                      <a:avLst/>
-                    </a:prstGeom>
-                  </pic:spPr>
-                </pic:pic>
-              </a:graphicData>
-            </a:graphic>
-          </wp:inline>
-        </w:drawing>
-      </w:r>
-      <w:r>
-        <w:rPr>
-          <w:rFonts w:ascii="Times New Roman"/>
-          <w:color w:val="0B56A5"/>
-          <w:spacing w:val="37"/>
-        </w:rPr>
-        <w:t xml:space="preserve"> </w:t>
-      </w:r>
-      <w:r>
-        <w:rPr>
-          <w:rFonts w:ascii="Arial Black"/>
-          <w:color w:val="565656"/>
-        </w:rPr>
-        <w:t>Phone:</w:t>
-      </w:r>
-      <w:r>
-        <w:rPr>
-          <w:rFonts w:ascii="Arial Black"/>
-          <w:color w:val="565656"/>
-          <w:spacing w:val="-15"/>
-        </w:rPr>
-        <w:t xml:space="preserve"> </w:t>
-      </w:r>
-      <w:r>
-        <w:rPr>
-          <w:color w:val="565656"/>
-        </w:rPr>
-        <w:t>(+91)</w:t>
-      </w:r>
-      <w:r>
-        <w:rPr>
-          <w:color w:val="565656"/>
-          <w:spacing w:val="-15"/>
-        </w:rPr>
-        <w:t xml:space="preserve"> </w:t>
-      </w:r>
-      <w:r>
-        <w:rPr>
-          <w:color w:val="565656"/>
-        </w:rPr>
-        <w:t>7795533560</w:t>
-      </w:r>
-      <w:r>
-        <w:rPr>
-          <w:color w:val="565656"/>
-        </w:rPr>
-        <w:fldChar w:fldCharType="end"/>
-      </w:r>
+      <w:hyperlink r:id="rId6">
+        <w:r>
+          <w:rPr>
+            <w:rStyle w:val="Style7"/>
+            <w:color w:val="0B56A5"/>
+            <w:u w:val="single" w:color="0B56A5"/>
+          </w:rPr>
+          <w:t>kolakaleti.sandeepraju@gmail.com</w:t>
+        </w:r>
+        <w:r>
+          <w:rPr>
+            <w:rStyle w:val="Style7"/>
+            <w:color w:val="0B56A5"/>
+            <w:spacing w:val="75"/>
+          </w:rPr>
+          <w:t xml:space="preserve"> </w:t>
+        </w:r>
+        <w:r>
+          <w:rPr>
+            <w:rStyle w:val="Style7"/>
+          </w:rPr>
+          <w:drawing>
+            <wp:inline distT="0" distB="0" distL="0" distR="0">
+              <wp:extent cx="142875" cy="146050"/>
+              <wp:effectExtent l="0" t="0" r="0" b="0"/>
+              <wp:docPr id="6" name="Image 6"/>
+              <wp:cNvGraphicFramePr>
+                <a:graphicFrameLocks xmlns:a="http://schemas.openxmlformats.org/drawingml/2006/main" noChangeAspect="1"/>
+              </wp:cNvGraphicFramePr>
+              <a:graphic xmlns:a="http://schemas.openxmlformats.org/drawingml/2006/main">
+                <a:graphicData uri="http://schemas.openxmlformats.org/drawingml/2006/picture">
+                  <pic:pic xmlns:pic="http://schemas.openxmlformats.org/drawingml/2006/picture">
+                    <pic:nvPicPr>
+                      <pic:cNvPr id="6" name="Image 6"/>
+                      <pic:cNvPicPr>
+                        <a:picLocks noChangeAspect="1" noChangeArrowheads="1"/>
+                      </pic:cNvPicPr>
+                    </pic:nvPicPr>
+                    <pic:blipFill>
+                      <a:blip r:embed="rId7"/>
+                      <a:stretch>
+                        <a:fillRect/>
+                      </a:stretch>
+                    </pic:blipFill>
+                    <pic:spPr bwMode="auto">
+                      <a:xfrm>
+                        <a:off x="0" y="0"/>
+                        <a:ext cx="142875" cy="146050"/>
+                      </a:xfrm>
+                      <a:prstGeom prst="rect">
+                        <a:avLst/>
+                      </a:prstGeom>
+                      <a:noFill/>
+                    </pic:spPr>
+                  </pic:pic>
+                </a:graphicData>
+              </a:graphic>
+            </wp:inline>
+          </w:drawing>
+        </w:r>
+        <w:r>
+          <w:rPr>
+            <w:rStyle w:val="Style7"/>
+            <w:rFonts w:ascii="Times New Roman" w:hAnsi="Times New Roman"/>
+            <w:color w:val="0B56A5"/>
+            <w:spacing w:val="37"/>
+          </w:rPr>
+          <w:t xml:space="preserve"> </w:t>
+        </w:r>
+        <w:r>
+          <w:rPr>
+            <w:rStyle w:val="Style7"/>
+            <w:rFonts w:ascii="Arial Black" w:hAnsi="Arial Black"/>
+            <w:color w:val="565656"/>
+          </w:rPr>
+          <w:t>Phone:</w:t>
+        </w:r>
+        <w:r>
+          <w:rPr>
+            <w:rStyle w:val="Style7"/>
+            <w:rFonts w:ascii="Arial Black" w:hAnsi="Arial Black"/>
+            <w:color w:val="565656"/>
+            <w:spacing w:val="-15"/>
+          </w:rPr>
+          <w:t xml:space="preserve"> </w:t>
+        </w:r>
+        <w:r>
+          <w:rPr>
+            <w:rStyle w:val="Style7"/>
+            <w:color w:val="565656"/>
+          </w:rPr>
+          <w:t>(+91)</w:t>
+        </w:r>
+        <w:r>
+          <w:rPr>
+            <w:rStyle w:val="Style7"/>
+            <w:color w:val="565656"/>
+            <w:spacing w:val="-15"/>
+          </w:rPr>
+          <w:t xml:space="preserve"> </w:t>
+        </w:r>
+        <w:r>
+          <w:rPr>
+            <w:rStyle w:val="Style7"/>
+            <w:color w:val="565656"/>
+          </w:rPr>
+          <w:t>7795533560</w:t>
+        </w:r>
+      </w:hyperlink>
     </w:p>
     <w:p>
       <w:pPr>
-        <w:pStyle w:val="6"/>
-        <w:spacing w:before="64"/>
-        <w:ind w:left="2790"/>
+        <w:pStyle w:val="BodyText"/>
+        <w:spacing w:before="64" w:after="0"/>
+        <w:ind w:start="2790"/>
+        <w:rPr/>
       </w:pPr>
       <w:r>
         <w:rPr>
-          <w:rFonts w:ascii="Arial Black"/>
+          <w:rFonts w:ascii="Arial Black" w:hAnsi="Arial Black"/>
           <w:color w:val="565656"/>
           <w:spacing w:val="-4"/>
         </w:rPr>
@@ -1008,7 +1027,7 @@
       </w:r>
       <w:r>
         <w:rPr>
-          <w:rFonts w:ascii="Arial Black"/>
+          <w:rFonts w:ascii="Arial Black" w:hAnsi="Arial Black"/>
           <w:color w:val="565656"/>
           <w:spacing w:val="-14"/>
         </w:rPr>
@@ -1016,7 +1035,7 @@
       </w:r>
       <w:r>
         <w:rPr>
-          <w:rFonts w:ascii="Arial Black"/>
+          <w:rFonts w:ascii="Arial Black" w:hAnsi="Arial Black"/>
           <w:color w:val="565656"/>
           <w:spacing w:val="-4"/>
         </w:rPr>
@@ -1024,7 +1043,7 @@
       </w:r>
       <w:r>
         <w:rPr>
-          <w:rFonts w:ascii="Arial Black"/>
+          <w:rFonts w:ascii="Arial Black" w:hAnsi="Arial Black"/>
           <w:color w:val="565656"/>
           <w:spacing w:val="-14"/>
         </w:rPr>
@@ -1032,7 +1051,7 @@
       </w:r>
       <w:r>
         <w:rPr>
-          <w:rFonts w:ascii="Arial Black"/>
+          <w:rFonts w:ascii="Arial Black" w:hAnsi="Arial Black"/>
           <w:color w:val="565656"/>
           <w:spacing w:val="-4"/>
         </w:rPr>
@@ -1040,7 +1059,7 @@
       </w:r>
       <w:r>
         <w:rPr>
-          <w:rFonts w:ascii="Arial Black"/>
+          <w:rFonts w:ascii="Arial Black" w:hAnsi="Arial Black"/>
           <w:color w:val="565656"/>
           <w:spacing w:val="-14"/>
         </w:rPr>
@@ -1063,7 +1082,7 @@
       </w:r>
       <w:r>
         <w:rPr>
-          <w:rFonts w:ascii="Arial Black"/>
+          <w:rFonts w:ascii="Arial Black" w:hAnsi="Arial Black"/>
           <w:color w:val="565656"/>
           <w:spacing w:val="-4"/>
         </w:rPr>
@@ -1071,7 +1090,7 @@
       </w:r>
       <w:r>
         <w:rPr>
-          <w:rFonts w:ascii="Arial Black"/>
+          <w:rFonts w:ascii="Arial Black" w:hAnsi="Arial Black"/>
           <w:color w:val="565656"/>
           <w:spacing w:val="-14"/>
         </w:rPr>
@@ -1087,34 +1106,45 @@
     </w:p>
     <w:p>
       <w:pPr>
-        <w:pStyle w:val="6"/>
-        <w:spacing w:before="0"/>
-        <w:ind w:left="0"/>
+        <w:pStyle w:val="BodyText"/>
+        <w:spacing w:before="0" w:after="0"/>
+        <w:ind w:start="0"/>
         <w:rPr>
           <w:sz w:val="20"/>
         </w:rPr>
       </w:pPr>
+      <w:r>
+        <w:rPr>
+          <w:sz w:val="20"/>
+        </w:rPr>
+      </w:r>
     </w:p>
     <w:p>
       <w:pPr>
-        <w:pStyle w:val="6"/>
-        <w:spacing w:before="6"/>
-        <w:ind w:left="0"/>
+        <w:pStyle w:val="BodyText"/>
+        <w:spacing w:before="6" w:after="0"/>
+        <w:ind w:start="0"/>
         <w:rPr>
           <w:sz w:val="20"/>
         </w:rPr>
       </w:pPr>
+      <w:r>
+        <w:rPr>
+          <w:sz w:val="20"/>
+        </w:rPr>
+      </w:r>
     </w:p>
     <w:p>
       <w:pPr>
-        <w:pStyle w:val="2"/>
-        <w:ind w:left="1273"/>
+        <w:pStyle w:val="Heading1"/>
+        <w:ind w:start="1273"/>
+        <w:rPr/>
       </w:pPr>
       <w:r>
         <mc:AlternateContent>
           <mc:Choice Requires="wps">
             <w:drawing>
-              <wp:anchor distT="0" distB="0" distL="0" distR="0" simplePos="0" relativeHeight="251660288" behindDoc="0" locked="0" layoutInCell="1" allowOverlap="1">
+              <wp:anchor distT="635" distB="0" distL="635" distR="0" simplePos="0" relativeHeight="6" behindDoc="0" locked="0" layoutInCell="0" allowOverlap="1">
                 <wp:simplePos x="0" y="0"/>
                 <wp:positionH relativeFrom="page">
                   <wp:posOffset>2073910</wp:posOffset>
@@ -1123,10 +1153,9 @@
                   <wp:posOffset>85725</wp:posOffset>
                 </wp:positionV>
                 <wp:extent cx="5286375" cy="9525"/>
-                <wp:effectExtent l="0" t="0" r="1905" b="1905"/>
+                <wp:effectExtent l="635" t="635" r="0" b="0"/>
                 <wp:wrapNone/>
                 <wp:docPr id="7" name="Graphic 7"/>
-                <wp:cNvGraphicFramePr/>
                 <a:graphic xmlns:a="http://schemas.openxmlformats.org/drawingml/2006/main">
                   <a:graphicData uri="http://schemas.microsoft.com/office/word/2010/wordprocessingShape">
                     <wps:wsp>
@@ -1134,14 +1163,19 @@
                       <wps:spPr>
                         <a:xfrm>
                           <a:off x="0" y="0"/>
-                          <a:ext cx="5286375" cy="9525"/>
+                          <a:ext cx="5286240" cy="9360"/>
                         </a:xfrm>
                         <a:custGeom>
                           <a:avLst/>
-                          <a:gdLst/>
+                          <a:gdLst>
+                            <a:gd name="textAreaLeft" fmla="*/ 0 w 2997000"/>
+                            <a:gd name="textAreaRight" fmla="*/ 2997720 w 2997000"/>
+                            <a:gd name="textAreaTop" fmla="*/ 0 h 5400"/>
+                            <a:gd name="textAreaBottom" fmla="*/ 6120 h 5400"/>
+                          </a:gdLst>
                           <a:ahLst/>
                           <a:cxnLst/>
-                          <a:rect l="l" t="t" r="r" b="b"/>
+                          <a:rect l="textAreaLeft" t="textAreaTop" r="textAreaRight" b="textAreaBottom"/>
                           <a:pathLst>
                             <a:path w="5286375" h="9525">
                               <a:moveTo>
@@ -1165,13 +1199,20 @@
                         </a:custGeom>
                         <a:solidFill>
                           <a:srgbClr val="8C8580">
-                            <a:alpha val="29998"/>
+                            <a:alpha val="30000"/>
                           </a:srgbClr>
                         </a:solidFill>
+                        <a:ln w="0">
+                          <a:noFill/>
+                        </a:ln>
                       </wps:spPr>
-                      <wps:bodyPr wrap="square" lIns="0" tIns="0" rIns="0" bIns="0" rtlCol="0">
-                        <a:noAutofit/>
-                      </wps:bodyPr>
+                      <wps:style>
+                        <a:lnRef idx="0"/>
+                        <a:fillRef idx="0"/>
+                        <a:effectRef idx="0"/>
+                        <a:fontRef idx="minor"/>
+                      </wps:style>
+                      <wps:bodyPr/>
                     </wps:wsp>
                   </a:graphicData>
                 </a:graphic>
@@ -1179,15 +1220,7 @@
             </w:drawing>
           </mc:Choice>
           <mc:Fallback>
-            <w:pict>
-              <v:shape id="Graphic 7" o:spid="_x0000_s1026" o:spt="100" style="position:absolute;left:0pt;margin-left:163.3pt;margin-top:6.75pt;height:0.75pt;width:416.25pt;mso-position-horizontal-relative:page;z-index:251660288;mso-width-relative:page;mso-height-relative:page;" fillcolor="#8C8580" filled="t" stroked="f" coordsize="5286375,9525" o:gfxdata="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" path="m5286374,9525l0,9525,0,0,5286374,0,5286374,9525xe">
-                <v:fill on="t" opacity="19659f" focussize="0,0"/>
-                <v:stroke on="f"/>
-                <v:imagedata o:title=""/>
-                <o:lock v:ext="edit" aspectratio="f"/>
-                <v:textbox inset="0mm,0mm,0mm,0mm"/>
-              </v:shape>
-            </w:pict>
+            <w:pict/>
           </mc:Fallback>
         </mc:AlternateContent>
       </w:r>
@@ -1217,17 +1250,17 @@
     </w:p>
     <w:p>
       <w:pPr>
-        <w:pStyle w:val="6"/>
-        <w:spacing w:before="93"/>
-        <w:rPr>
-          <w:rFonts w:ascii="Arial Black"/>
+        <w:pStyle w:val="BodyText"/>
+        <w:spacing w:before="93" w:after="0"/>
+        <w:rPr>
+          <w:rFonts w:ascii="Arial Black" w:hAnsi="Arial Black"/>
         </w:rPr>
       </w:pPr>
       <w:bookmarkStart w:id="1" w:name="My_Digital_Skills"/>
       <w:bookmarkEnd w:id="1"/>
       <w:r>
         <w:rPr>
-          <w:rFonts w:ascii="Arial Black"/>
+          <w:rFonts w:ascii="Arial Black" w:hAnsi="Arial Black"/>
           <w:color w:val="6B6B6B"/>
           <w:w w:val="90"/>
         </w:rPr>
@@ -1235,7 +1268,7 @@
       </w:r>
       <w:r>
         <w:rPr>
-          <w:rFonts w:ascii="Arial Black"/>
+          <w:rFonts w:ascii="Arial Black" w:hAnsi="Arial Black"/>
           <w:color w:val="6B6B6B"/>
           <w:spacing w:val="-6"/>
         </w:rPr>
@@ -1243,7 +1276,7 @@
       </w:r>
       <w:r>
         <w:rPr>
-          <w:rFonts w:ascii="Arial Black"/>
+          <w:rFonts w:ascii="Arial Black" w:hAnsi="Arial Black"/>
           <w:color w:val="6B6B6B"/>
           <w:w w:val="90"/>
         </w:rPr>
@@ -1251,7 +1284,7 @@
       </w:r>
       <w:r>
         <w:rPr>
-          <w:rFonts w:ascii="Arial Black"/>
+          <w:rFonts w:ascii="Arial Black" w:hAnsi="Arial Black"/>
           <w:color w:val="6B6B6B"/>
           <w:spacing w:val="-6"/>
         </w:rPr>
@@ -1259,7 +1292,7 @@
       </w:r>
       <w:r>
         <w:rPr>
-          <w:rFonts w:ascii="Arial Black"/>
+          <w:rFonts w:ascii="Arial Black" w:hAnsi="Arial Black"/>
           <w:color w:val="6B6B6B"/>
           <w:spacing w:val="-2"/>
           <w:w w:val="90"/>
@@ -1269,8 +1302,9 @@
     </w:p>
     <w:p>
       <w:pPr>
-        <w:pStyle w:val="6"/>
-        <w:spacing w:before="68"/>
+        <w:pStyle w:val="BodyText"/>
+        <w:spacing w:before="68" w:after="0"/>
+        <w:rPr/>
       </w:pPr>
       <w:r>
         <w:rPr>
@@ -1313,7 +1347,6 @@
       </w:r>
       <w:r>
         <w:rPr>
-          <w:rFonts w:hint="default"/>
           <w:color w:val="4F4B48"/>
           <w:spacing w:val="5"/>
           <w:lang w:val="en-US"/>
@@ -1441,7 +1474,6 @@
       </w:r>
       <w:r>
         <w:rPr>
-          <w:rFonts w:hint="default"/>
           <w:color w:val="4F4B48"/>
           <w:lang w:val="en-US"/>
         </w:rPr>
@@ -1463,7 +1495,6 @@
       </w:r>
       <w:r>
         <w:rPr>
-          <w:rFonts w:hint="default"/>
           <w:color w:val="4F4B48"/>
           <w:spacing w:val="-2"/>
           <w:lang w:val="en-US"/>
@@ -1485,7 +1516,6 @@
       </w:r>
       <w:r>
         <w:rPr>
-          <w:rFonts w:hint="default"/>
           <w:color w:val="4F4B48"/>
           <w:spacing w:val="-2"/>
           <w:lang w:val="en-US"/>
@@ -1516,7 +1546,6 @@
       </w:r>
       <w:r>
         <w:rPr>
-          <w:rFonts w:hint="default"/>
           <w:color w:val="4F4B48"/>
           <w:w w:val="110"/>
           <w:lang w:val="en-US"/>
@@ -1615,7 +1644,6 @@
       </w:r>
       <w:r>
         <w:rPr>
-          <w:rFonts w:hint="default"/>
           <w:color w:val="4F4B48"/>
           <w:w w:val="110"/>
           <w:lang w:val="en-US"/>
@@ -1850,46 +1878,44 @@
         <w:rPr>
           <w:color w:val="4F4B48"/>
           <w:w w:val="110"/>
-        </w:rPr>
-        <w:t xml:space="preserve">Currently learning </w:t>
-      </w:r>
-      <w:r>
-        <w:rPr>
-          <w:rFonts w:hint="default"/>
+          <w:lang w:val="en-US"/>
+        </w:rPr>
+        <w:t xml:space="preserve">Graphql | </w:t>
+      </w:r>
+      <w:r>
+        <w:rPr>
           <w:color w:val="4F4B48"/>
           <w:w w:val="110"/>
-          <w:lang w:val="en-US"/>
-        </w:rPr>
-        <w:t xml:space="preserve">Graphql, </w:t>
-      </w:r>
-      <w:r>
-        <w:rPr>
-          <w:color w:val="4F4B48"/>
-          <w:w w:val="110"/>
-        </w:rPr>
-        <w:t>MongoDB</w:t>
+        </w:rPr>
+        <w:t xml:space="preserve">MongoDB | AI (Kiro, Claude, OpenCode) </w:t>
       </w:r>
     </w:p>
     <w:p>
       <w:pPr>
-        <w:pStyle w:val="6"/>
-        <w:spacing w:before="76"/>
-        <w:ind w:left="0"/>
+        <w:pStyle w:val="BodyText"/>
+        <w:spacing w:before="76" w:after="0"/>
+        <w:ind w:start="0"/>
         <w:rPr>
           <w:sz w:val="20"/>
         </w:rPr>
       </w:pPr>
+      <w:r>
+        <w:rPr>
+          <w:sz w:val="20"/>
+        </w:rPr>
+      </w:r>
     </w:p>
     <w:p>
       <w:pPr>
-        <w:pStyle w:val="2"/>
-        <w:ind w:left="898"/>
+        <w:pStyle w:val="Heading1"/>
+        <w:ind w:start="898"/>
+        <w:rPr/>
       </w:pPr>
       <w:r>
         <mc:AlternateContent>
           <mc:Choice Requires="wps">
             <w:drawing>
-              <wp:anchor distT="0" distB="0" distL="0" distR="0" simplePos="0" relativeHeight="251660288" behindDoc="0" locked="0" layoutInCell="1" allowOverlap="1">
+              <wp:anchor distT="635" distB="0" distL="635" distR="0" simplePos="0" relativeHeight="7" behindDoc="0" locked="0" layoutInCell="0" allowOverlap="1">
                 <wp:simplePos x="0" y="0"/>
                 <wp:positionH relativeFrom="page">
                   <wp:posOffset>2073910</wp:posOffset>
@@ -1898,10 +1924,9 @@
                   <wp:posOffset>85725</wp:posOffset>
                 </wp:positionV>
                 <wp:extent cx="5286375" cy="9525"/>
-                <wp:effectExtent l="0" t="0" r="1905" b="1905"/>
+                <wp:effectExtent l="635" t="635" r="0" b="0"/>
                 <wp:wrapNone/>
                 <wp:docPr id="8" name="Graphic 8"/>
-                <wp:cNvGraphicFramePr/>
                 <a:graphic xmlns:a="http://schemas.openxmlformats.org/drawingml/2006/main">
                   <a:graphicData uri="http://schemas.microsoft.com/office/word/2010/wordprocessingShape">
                     <wps:wsp>
@@ -1909,14 +1934,19 @@
                       <wps:spPr>
                         <a:xfrm>
                           <a:off x="0" y="0"/>
-                          <a:ext cx="5286375" cy="9525"/>
+                          <a:ext cx="5286240" cy="9360"/>
                         </a:xfrm>
                         <a:custGeom>
                           <a:avLst/>
-                          <a:gdLst/>
+                          <a:gdLst>
+                            <a:gd name="textAreaLeft" fmla="*/ 0 w 2997000"/>
+                            <a:gd name="textAreaRight" fmla="*/ 2997720 w 2997000"/>
+                            <a:gd name="textAreaTop" fmla="*/ 0 h 5400"/>
+                            <a:gd name="textAreaBottom" fmla="*/ 6120 h 5400"/>
+                          </a:gdLst>
                           <a:ahLst/>
                           <a:cxnLst/>
-                          <a:rect l="l" t="t" r="r" b="b"/>
+                          <a:rect l="textAreaLeft" t="textAreaTop" r="textAreaRight" b="textAreaBottom"/>
                           <a:pathLst>
                             <a:path w="5286375" h="9525">
                               <a:moveTo>
@@ -1940,13 +1970,20 @@
                         </a:custGeom>
                         <a:solidFill>
                           <a:srgbClr val="8C8580">
-                            <a:alpha val="29998"/>
+                            <a:alpha val="30000"/>
                           </a:srgbClr>
                         </a:solidFill>
+                        <a:ln w="0">
+                          <a:noFill/>
+                        </a:ln>
                       </wps:spPr>
-                      <wps:bodyPr wrap="square" lIns="0" tIns="0" rIns="0" bIns="0" rtlCol="0">
-                        <a:noAutofit/>
-                      </wps:bodyPr>
+                      <wps:style>
+                        <a:lnRef idx="0"/>
+                        <a:fillRef idx="0"/>
+                        <a:effectRef idx="0"/>
+                        <a:fontRef idx="minor"/>
+                      </wps:style>
+                      <wps:bodyPr/>
                     </wps:wsp>
                   </a:graphicData>
                 </a:graphic>
@@ -1954,15 +1991,7 @@
             </w:drawing>
           </mc:Choice>
           <mc:Fallback>
-            <w:pict>
-              <v:shape id="Graphic 8" o:spid="_x0000_s1026" o:spt="100" style="position:absolute;left:0pt;margin-left:163.3pt;margin-top:6.75pt;height:0.75pt;width:416.25pt;mso-position-horizontal-relative:page;z-index:251660288;mso-width-relative:page;mso-height-relative:page;" fillcolor="#8C8580" filled="t" stroked="f" coordsize="5286375,9525" o:gfxdata="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" path="m5286374,9525l0,9525,0,0,5286374,0,5286374,9525xe">
-                <v:fill on="t" opacity="19659f" focussize="0,0"/>
-                <v:stroke on="f"/>
-                <v:imagedata o:title=""/>
-                <o:lock v:ext="edit" aspectratio="f"/>
-                <v:textbox inset="0mm,0mm,0mm,0mm"/>
-              </v:shape>
-            </w:pict>
+            <w:pict/>
           </mc:Fallback>
         </mc:AlternateContent>
       </w:r>
@@ -1991,26 +2020,36 @@
     </w:p>
     <w:p>
       <w:pPr>
+        <w:pStyle w:val="Normal"/>
         <w:tabs>
-          <w:tab w:val="left" w:pos="2970"/>
+          <w:tab w:val="clear" w:pos="720"/>
+          <w:tab w:val="left" w:pos="2970" w:leader="none"/>
         </w:tabs>
-        <w:spacing w:before="94"/>
-        <w:ind w:left="459"/>
+        <w:spacing w:before="94" w:after="0"/>
+        <w:ind w:start="459"/>
         <w:rPr>
           <w:color w:val="757575"/>
           <w:sz w:val="18"/>
         </w:rPr>
       </w:pPr>
+      <w:r>
+        <w:rPr>
+          <w:color w:val="757575"/>
+          <w:sz w:val="18"/>
+        </w:rPr>
+      </w:r>
     </w:p>
     <w:p>
       <w:pPr>
+        <w:pStyle w:val="Normal"/>
         <w:tabs>
-          <w:tab w:val="left" w:pos="2970"/>
+          <w:tab w:val="clear" w:pos="720"/>
+          <w:tab w:val="left" w:pos="2970" w:leader="none"/>
         </w:tabs>
-        <w:spacing w:before="94"/>
-        <w:ind w:left="459"/>
-        <w:rPr>
-          <w:rFonts w:hint="default" w:ascii="Arial Black" w:hAnsi="Arial Black"/>
+        <w:spacing w:before="94" w:after="0"/>
+        <w:ind w:start="459"/>
+        <w:rPr>
+          <w:rFonts w:ascii="Arial Black" w:hAnsi="Arial Black"/>
           <w:sz w:val="20"/>
           <w:lang w:val="en-US"/>
         </w:rPr>
@@ -2039,7 +2078,6 @@
       </w:r>
       <w:r>
         <w:rPr>
-          <w:rFonts w:hint="default"/>
           <w:color w:val="757575"/>
           <w:sz w:val="18"/>
           <w:lang w:val="en-US"/>
@@ -2055,7 +2093,6 @@
       </w:r>
       <w:r>
         <w:rPr>
-          <w:rFonts w:hint="default"/>
           <w:color w:val="757575"/>
           <w:sz w:val="18"/>
           <w:lang w:val="en-US"/>
@@ -2071,7 +2108,6 @@
       </w:r>
       <w:r>
         <w:rPr>
-          <w:rFonts w:hint="default"/>
           <w:color w:val="757575"/>
           <w:sz w:val="18"/>
           <w:lang w:val="en-US"/>
@@ -2103,7 +2139,6 @@
       </w:r>
       <w:r>
         <w:rPr>
-          <w:rFonts w:hint="default"/>
           <w:color w:val="757575"/>
           <w:spacing w:val="-6"/>
           <w:sz w:val="18"/>
@@ -2136,7 +2171,7 @@
       </w:r>
       <w:r>
         <w:rPr>
-          <w:rFonts w:hint="default" w:ascii="Arial Black" w:hAnsi="Arial Black"/>
+          <w:rFonts w:ascii="Arial Black" w:hAnsi="Arial Black"/>
           <w:color w:val="0B56A5"/>
           <w:w w:val="85"/>
           <w:sz w:val="20"/>
@@ -2147,11 +2182,11 @@
     </w:p>
     <w:p>
       <w:pPr>
-        <w:pStyle w:val="3"/>
+        <w:pStyle w:val="Heading2"/>
+        <w:rPr/>
       </w:pPr>
       <w:r>
         <w:rPr>
-          <w:rFonts w:hint="default"/>
           <w:color w:val="565656"/>
           <w:spacing w:val="-2"/>
           <w:lang w:val="en-US"/>
@@ -2182,18 +2217,19 @@
     </w:p>
     <w:p>
       <w:pPr>
-        <w:pStyle w:val="6"/>
+        <w:pStyle w:val="BodyText"/>
+        <w:rPr/>
       </w:pPr>
       <w:r>
         <w:rPr>
-          <w:rFonts w:ascii="Arial Black"/>
+          <w:rFonts w:ascii="Arial Black" w:hAnsi="Arial Black"/>
           <w:color w:val="565656"/>
         </w:rPr>
         <w:t>City:</w:t>
       </w:r>
       <w:r>
         <w:rPr>
-          <w:rFonts w:ascii="Arial Black"/>
+          <w:rFonts w:ascii="Arial Black" w:hAnsi="Arial Black"/>
           <w:color w:val="565656"/>
           <w:spacing w:val="-15"/>
         </w:rPr>
@@ -2227,14 +2263,14 @@
       </w:r>
       <w:r>
         <w:rPr>
-          <w:rFonts w:ascii="Arial Black"/>
+          <w:rFonts w:ascii="Arial Black" w:hAnsi="Arial Black"/>
           <w:color w:val="565656"/>
         </w:rPr>
         <w:t>Country:</w:t>
       </w:r>
       <w:r>
         <w:rPr>
-          <w:rFonts w:ascii="Arial Black"/>
+          <w:rFonts w:ascii="Arial Black" w:hAnsi="Arial Black"/>
           <w:color w:val="565656"/>
           <w:spacing w:val="-15"/>
         </w:rPr>
@@ -2250,9 +2286,9 @@
     </w:p>
     <w:p>
       <w:pPr>
-        <w:pStyle w:val="6"/>
-        <w:spacing w:before="111" w:line="384" w:lineRule="auto"/>
-        <w:ind w:right="1236"/>
+        <w:pStyle w:val="BodyText"/>
+        <w:spacing w:lineRule="auto" w:line="384" w:before="111" w:after="0"/>
+        <w:ind w:start="2983" w:end="1236"/>
         <w:rPr>
           <w:color w:val="4F4B48"/>
         </w:rPr>
@@ -2265,7 +2301,6 @@
       </w:r>
       <w:r>
         <w:rPr>
-          <w:rFonts w:hint="default"/>
           <w:color w:val="4F4B48"/>
           <w:lang w:val="en-US"/>
         </w:rPr>
@@ -2279,7 +2314,6 @@
       </w:r>
       <w:r>
         <w:rPr>
-          <w:rFonts w:hint="default"/>
           <w:color w:val="4F4B48"/>
           <w:lang w:val="en-US"/>
         </w:rPr>
@@ -2293,7 +2327,6 @@
       </w:r>
       <w:r>
         <w:rPr>
-          <w:rFonts w:hint="default"/>
           <w:color w:val="4F4B48"/>
           <w:lang w:val="en-US"/>
         </w:rPr>
@@ -2307,7 +2340,6 @@
       </w:r>
       <w:r>
         <w:rPr>
-          <w:rFonts w:hint="default"/>
           <w:color w:val="4F4B48"/>
           <w:lang w:val="en-US"/>
         </w:rPr>
@@ -2322,11 +2354,13 @@
     </w:p>
     <w:p>
       <w:pPr>
+        <w:pStyle w:val="Normal"/>
         <w:tabs>
-          <w:tab w:val="left" w:pos="2970"/>
+          <w:tab w:val="clear" w:pos="720"/>
+          <w:tab w:val="left" w:pos="2970" w:leader="none"/>
         </w:tabs>
-        <w:spacing w:before="94"/>
-        <w:ind w:left="459"/>
+        <w:spacing w:before="94" w:after="0"/>
+        <w:ind w:start="459"/>
         <w:rPr>
           <w:color w:val="757575"/>
           <w:sz w:val="18"/>
@@ -2334,7 +2368,6 @@
       </w:pPr>
       <w:r>
         <w:rPr>
-          <w:rFonts w:hint="default"/>
           <w:color w:val="4F4B48"/>
           <w:w w:val="105"/>
           <w:lang w:val="en-US"/>
@@ -2343,7 +2376,7 @@
       </w:r>
       <w:r>
         <w:rPr>
-          <w:rFonts w:ascii="Tahoma" w:hAnsi="Tahoma" w:eastAsia="Tahoma" w:cs="Tahoma"/>
+          <w:rFonts w:eastAsia="Tahoma" w:cs="Tahoma"/>
           <w:color w:val="4F4B48"/>
           <w:sz w:val="18"/>
           <w:szCs w:val="18"/>
@@ -2353,7 +2386,7 @@
       </w:r>
       <w:r>
         <w:rPr>
-          <w:rFonts w:hint="default" w:cs="Tahoma"/>
+          <w:rFonts w:cs="Tahoma"/>
           <w:color w:val="4F4B48"/>
           <w:sz w:val="18"/>
           <w:szCs w:val="18"/>
@@ -2363,59 +2396,19 @@
       </w:r>
       <w:r>
         <w:rPr>
-          <w:rFonts w:ascii="Tahoma" w:hAnsi="Tahoma" w:eastAsia="Tahoma" w:cs="Tahoma"/>
+          <w:rFonts w:eastAsia="Tahoma" w:cs="Tahoma"/>
           <w:color w:val="4F4B48"/>
           <w:sz w:val="18"/>
           <w:szCs w:val="18"/>
           <w:lang w:val="en-US" w:eastAsia="en-US" w:bidi="ar-SA"/>
         </w:rPr>
-        <w:t xml:space="preserve"> and involved to develop</w:t>
-      </w:r>
-      <w:r>
-        <w:rPr>
-          <w:rFonts w:hint="default" w:ascii="Tahoma" w:hAnsi="Tahoma" w:eastAsia="Tahoma" w:cs="Tahoma"/>
-          <w:color w:val="4F4B48"/>
-          <w:sz w:val="18"/>
-          <w:szCs w:val="18"/>
-          <w:lang w:val="en-US" w:eastAsia="en-US" w:bidi="ar-SA"/>
-        </w:rPr>
-        <w:t>ing</w:t>
-      </w:r>
-      <w:r>
-        <w:rPr>
-          <w:rFonts w:ascii="Tahoma" w:hAnsi="Tahoma" w:eastAsia="Tahoma" w:cs="Tahoma"/>
-          <w:color w:val="4F4B48"/>
-          <w:sz w:val="18"/>
-          <w:szCs w:val="18"/>
-          <w:lang w:val="en-US" w:eastAsia="en-US" w:bidi="ar-SA"/>
-        </w:rPr>
-        <w:t xml:space="preserve"> </w:t>
-      </w:r>
-      <w:r>
-        <w:rPr>
-          <w:rFonts w:hint="default" w:ascii="Tahoma" w:hAnsi="Tahoma" w:eastAsia="Tahoma" w:cs="Tahoma"/>
-          <w:color w:val="4F4B48"/>
-          <w:sz w:val="18"/>
-          <w:szCs w:val="18"/>
-          <w:lang w:val="en-US" w:eastAsia="en-US" w:bidi="ar-SA"/>
-        </w:rPr>
-        <w:t>Charter</w:t>
-      </w:r>
-      <w:r>
-        <w:rPr>
-          <w:rFonts w:ascii="Tahoma" w:hAnsi="Tahoma" w:eastAsia="Tahoma" w:cs="Tahoma"/>
-          <w:color w:val="4F4B48"/>
-          <w:sz w:val="18"/>
-          <w:szCs w:val="18"/>
-          <w:lang w:val="en-US" w:eastAsia="en-US" w:bidi="ar-SA"/>
-        </w:rPr>
-        <w:t xml:space="preserve"> Application</w:t>
-      </w:r>
-      <w:bookmarkStart w:id="12" w:name="_GoBack"/>
-      <w:bookmarkEnd w:id="12"/>
-      <w:r>
-        <w:rPr>
-          <w:rFonts w:hint="default" w:ascii="Tahoma" w:hAnsi="Tahoma" w:eastAsia="Tahoma" w:cs="Tahoma"/>
+        <w:t xml:space="preserve"> and involved to developing Charter Application</w:t>
+      </w:r>
+      <w:bookmarkStart w:id="2" w:name="_GoBack"/>
+      <w:bookmarkEnd w:id="2"/>
+      <w:r>
+        <w:rPr>
+          <w:rFonts w:eastAsia="Tahoma" w:cs="Tahoma"/>
           <w:color w:val="4F4B48"/>
           <w:sz w:val="18"/>
           <w:szCs w:val="18"/>
@@ -2426,26 +2419,36 @@
     </w:p>
     <w:p>
       <w:pPr>
+        <w:pStyle w:val="Normal"/>
         <w:tabs>
-          <w:tab w:val="left" w:pos="2970"/>
+          <w:tab w:val="clear" w:pos="720"/>
+          <w:tab w:val="left" w:pos="2970" w:leader="none"/>
         </w:tabs>
-        <w:spacing w:before="94"/>
-        <w:ind w:left="459"/>
+        <w:spacing w:before="94" w:after="0"/>
+        <w:ind w:start="459"/>
         <w:rPr>
           <w:color w:val="757575"/>
           <w:sz w:val="18"/>
         </w:rPr>
       </w:pPr>
+      <w:r>
+        <w:rPr>
+          <w:color w:val="757575"/>
+          <w:sz w:val="18"/>
+        </w:rPr>
+      </w:r>
     </w:p>
     <w:p>
       <w:pPr>
+        <w:pStyle w:val="Normal"/>
         <w:tabs>
-          <w:tab w:val="left" w:pos="2970"/>
+          <w:tab w:val="clear" w:pos="720"/>
+          <w:tab w:val="left" w:pos="2970" w:leader="none"/>
         </w:tabs>
-        <w:spacing w:before="94"/>
-        <w:ind w:left="459"/>
-        <w:rPr>
-          <w:rFonts w:hint="default" w:ascii="Arial Black" w:hAnsi="Arial Black"/>
+        <w:spacing w:before="94" w:after="0"/>
+        <w:ind w:start="459"/>
+        <w:rPr>
+          <w:rFonts w:ascii="Arial Black" w:hAnsi="Arial Black"/>
           <w:sz w:val="20"/>
           <w:lang w:val="en-US"/>
         </w:rPr>
@@ -2474,7 +2477,6 @@
       </w:r>
       <w:r>
         <w:rPr>
-          <w:rFonts w:hint="default"/>
           <w:color w:val="757575"/>
           <w:sz w:val="18"/>
           <w:lang w:val="en-US"/>
@@ -2490,7 +2492,6 @@
       </w:r>
       <w:r>
         <w:rPr>
-          <w:rFonts w:hint="default"/>
           <w:color w:val="757575"/>
           <w:sz w:val="18"/>
           <w:lang w:val="en-US"/>
@@ -2506,7 +2507,6 @@
       </w:r>
       <w:r>
         <w:rPr>
-          <w:rFonts w:hint="default"/>
           <w:color w:val="757575"/>
           <w:sz w:val="18"/>
           <w:lang w:val="en-US"/>
@@ -2538,7 +2538,6 @@
       </w:r>
       <w:r>
         <w:rPr>
-          <w:rFonts w:hint="default"/>
           <w:color w:val="757575"/>
           <w:spacing w:val="-6"/>
           <w:sz w:val="18"/>
@@ -2571,7 +2570,7 @@
       </w:r>
       <w:r>
         <w:rPr>
-          <w:rFonts w:hint="default" w:ascii="Arial Black" w:hAnsi="Arial Black"/>
+          <w:rFonts w:ascii="Arial Black" w:hAnsi="Arial Black"/>
           <w:color w:val="0B56A5"/>
           <w:w w:val="85"/>
           <w:sz w:val="20"/>
@@ -2599,7 +2598,7 @@
       </w:r>
       <w:r>
         <w:rPr>
-          <w:rFonts w:hint="default" w:ascii="Arial Black" w:hAnsi="Arial Black"/>
+          <w:rFonts w:ascii="Arial Black" w:hAnsi="Arial Black"/>
           <w:color w:val="0B56A5"/>
           <w:spacing w:val="-4"/>
           <w:sz w:val="20"/>
@@ -2610,11 +2609,11 @@
     </w:p>
     <w:p>
       <w:pPr>
-        <w:pStyle w:val="3"/>
+        <w:pStyle w:val="Heading2"/>
+        <w:rPr/>
       </w:pPr>
       <w:r>
         <w:rPr>
-          <w:rFonts w:hint="default"/>
           <w:color w:val="565656"/>
           <w:spacing w:val="-2"/>
           <w:lang w:val="en-US"/>
@@ -2652,18 +2651,19 @@
     </w:p>
     <w:p>
       <w:pPr>
-        <w:pStyle w:val="6"/>
+        <w:pStyle w:val="BodyText"/>
+        <w:rPr/>
       </w:pPr>
       <w:r>
         <w:rPr>
-          <w:rFonts w:ascii="Arial Black"/>
+          <w:rFonts w:ascii="Arial Black" w:hAnsi="Arial Black"/>
           <w:color w:val="565656"/>
         </w:rPr>
         <w:t>City:</w:t>
       </w:r>
       <w:r>
         <w:rPr>
-          <w:rFonts w:ascii="Arial Black"/>
+          <w:rFonts w:ascii="Arial Black" w:hAnsi="Arial Black"/>
           <w:color w:val="565656"/>
           <w:spacing w:val="-15"/>
         </w:rPr>
@@ -2697,14 +2697,14 @@
       </w:r>
       <w:r>
         <w:rPr>
-          <w:rFonts w:ascii="Arial Black"/>
+          <w:rFonts w:ascii="Arial Black" w:hAnsi="Arial Black"/>
           <w:color w:val="565656"/>
         </w:rPr>
         <w:t>Country:</w:t>
       </w:r>
       <w:r>
         <w:rPr>
-          <w:rFonts w:ascii="Arial Black"/>
+          <w:rFonts w:ascii="Arial Black" w:hAnsi="Arial Black"/>
           <w:color w:val="565656"/>
           <w:spacing w:val="-15"/>
         </w:rPr>
@@ -2720,9 +2720,9 @@
     </w:p>
     <w:p>
       <w:pPr>
-        <w:pStyle w:val="6"/>
-        <w:spacing w:before="111" w:line="384" w:lineRule="auto"/>
-        <w:ind w:right="1236"/>
+        <w:pStyle w:val="BodyText"/>
+        <w:spacing w:lineRule="auto" w:line="384" w:before="111" w:after="0"/>
+        <w:ind w:start="2983" w:end="1236"/>
         <w:rPr>
           <w:color w:val="4F4B48"/>
         </w:rPr>
@@ -2735,7 +2735,6 @@
       </w:r>
       <w:r>
         <w:rPr>
-          <w:rFonts w:hint="default"/>
           <w:color w:val="4F4B48"/>
           <w:lang w:val="en-US"/>
         </w:rPr>
@@ -2749,7 +2748,6 @@
       </w:r>
       <w:r>
         <w:rPr>
-          <w:rFonts w:hint="default"/>
           <w:color w:val="4F4B48"/>
           <w:lang w:val="en-US"/>
         </w:rPr>
@@ -2763,7 +2761,6 @@
       </w:r>
       <w:r>
         <w:rPr>
-          <w:rFonts w:hint="default"/>
           <w:color w:val="4F4B48"/>
           <w:lang w:val="en-US"/>
         </w:rPr>
@@ -2777,7 +2774,6 @@
       </w:r>
       <w:r>
         <w:rPr>
-          <w:rFonts w:hint="default"/>
           <w:color w:val="4F4B48"/>
           <w:lang w:val="en-US"/>
         </w:rPr>
@@ -2792,11 +2788,13 @@
     </w:p>
     <w:p>
       <w:pPr>
+        <w:pStyle w:val="Normal"/>
         <w:tabs>
-          <w:tab w:val="left" w:pos="2970"/>
+          <w:tab w:val="clear" w:pos="720"/>
+          <w:tab w:val="left" w:pos="2970" w:leader="none"/>
         </w:tabs>
-        <w:spacing w:before="94"/>
-        <w:ind w:left="459"/>
+        <w:spacing w:before="94" w:after="0"/>
+        <w:ind w:start="459"/>
         <w:rPr>
           <w:color w:val="757575"/>
           <w:sz w:val="18"/>
@@ -2804,7 +2802,6 @@
       </w:pPr>
       <w:r>
         <w:rPr>
-          <w:rFonts w:hint="default"/>
           <w:color w:val="4F4B48"/>
           <w:w w:val="105"/>
           <w:lang w:val="en-US"/>
@@ -2813,72 +2810,24 @@
       </w:r>
       <w:r>
         <w:rPr>
-          <w:rFonts w:ascii="Tahoma" w:hAnsi="Tahoma" w:eastAsia="Tahoma" w:cs="Tahoma"/>
+          <w:rFonts w:eastAsia="Tahoma" w:cs="Tahoma"/>
           <w:color w:val="4F4B48"/>
           <w:sz w:val="18"/>
           <w:szCs w:val="18"/>
           <w:lang w:val="en-US" w:eastAsia="en-US" w:bidi="ar-SA"/>
         </w:rPr>
-        <w:t>Worked and involved to develop</w:t>
-      </w:r>
-      <w:r>
-        <w:rPr>
-          <w:rFonts w:hint="default" w:ascii="Tahoma" w:hAnsi="Tahoma" w:eastAsia="Tahoma" w:cs="Tahoma"/>
-          <w:color w:val="4F4B48"/>
-          <w:sz w:val="18"/>
-          <w:szCs w:val="18"/>
-          <w:lang w:val="en-US" w:eastAsia="en-US" w:bidi="ar-SA"/>
-        </w:rPr>
-        <w:t>ing</w:t>
-      </w:r>
-      <w:r>
-        <w:rPr>
-          <w:rFonts w:ascii="Tahoma" w:hAnsi="Tahoma" w:eastAsia="Tahoma" w:cs="Tahoma"/>
-          <w:color w:val="4F4B48"/>
-          <w:sz w:val="18"/>
-          <w:szCs w:val="18"/>
-          <w:lang w:val="en-US" w:eastAsia="en-US" w:bidi="ar-SA"/>
-        </w:rPr>
-        <w:t xml:space="preserve"> </w:t>
-      </w:r>
-      <w:r>
-        <w:rPr>
-          <w:rFonts w:hint="default" w:ascii="Tahoma" w:hAnsi="Tahoma" w:eastAsia="Tahoma" w:cs="Tahoma"/>
-          <w:color w:val="4F4B48"/>
-          <w:sz w:val="18"/>
-          <w:szCs w:val="18"/>
-          <w:lang w:val="en-US" w:eastAsia="en-US" w:bidi="ar-SA"/>
-        </w:rPr>
-        <w:t>Charter</w:t>
-      </w:r>
-      <w:r>
-        <w:rPr>
-          <w:rFonts w:ascii="Tahoma" w:hAnsi="Tahoma" w:eastAsia="Tahoma" w:cs="Tahoma"/>
-          <w:color w:val="4F4B48"/>
-          <w:sz w:val="18"/>
-          <w:szCs w:val="18"/>
-          <w:lang w:val="en-US" w:eastAsia="en-US" w:bidi="ar-SA"/>
-        </w:rPr>
-        <w:t xml:space="preserve"> Application</w:t>
-      </w:r>
-      <w:r>
-        <w:rPr>
-          <w:rFonts w:hint="default" w:ascii="Tahoma" w:hAnsi="Tahoma" w:eastAsia="Tahoma" w:cs="Tahoma"/>
-          <w:color w:val="4F4B48"/>
-          <w:sz w:val="18"/>
-          <w:szCs w:val="18"/>
-          <w:lang w:val="en-US" w:eastAsia="en-US" w:bidi="ar-SA"/>
-        </w:rPr>
-        <w:t xml:space="preserve"> which was deputed services to cognizant.</w:t>
+        <w:t>Worked and involved to developing Charter Application which was deputed services to cognizant.</w:t>
       </w:r>
     </w:p>
     <w:p>
       <w:pPr>
+        <w:pStyle w:val="Normal"/>
         <w:tabs>
-          <w:tab w:val="left" w:pos="2970"/>
+          <w:tab w:val="clear" w:pos="720"/>
+          <w:tab w:val="left" w:pos="2970" w:leader="none"/>
         </w:tabs>
-        <w:spacing w:before="94"/>
-        <w:ind w:left="459"/>
+        <w:spacing w:before="94" w:after="0"/>
+        <w:ind w:start="459"/>
         <w:rPr>
           <w:rFonts w:ascii="Arial Black" w:hAnsi="Arial Black"/>
           <w:sz w:val="20"/>
@@ -2908,7 +2857,6 @@
       </w:r>
       <w:r>
         <w:rPr>
-          <w:rFonts w:hint="default"/>
           <w:color w:val="757575"/>
           <w:sz w:val="18"/>
           <w:lang w:val="en-US"/>
@@ -3005,7 +2953,8 @@
     </w:p>
     <w:p>
       <w:pPr>
-        <w:pStyle w:val="3"/>
+        <w:pStyle w:val="Heading2"/>
+        <w:rPr/>
       </w:pPr>
       <w:r>
         <w:rPr>
@@ -3073,18 +3022,19 @@
     </w:p>
     <w:p>
       <w:pPr>
-        <w:pStyle w:val="6"/>
+        <w:pStyle w:val="BodyText"/>
+        <w:rPr/>
       </w:pPr>
       <w:r>
         <w:rPr>
-          <w:rFonts w:ascii="Arial Black"/>
+          <w:rFonts w:ascii="Arial Black" w:hAnsi="Arial Black"/>
           <w:color w:val="565656"/>
         </w:rPr>
         <w:t>City:</w:t>
       </w:r>
       <w:r>
         <w:rPr>
-          <w:rFonts w:ascii="Arial Black"/>
+          <w:rFonts w:ascii="Arial Black" w:hAnsi="Arial Black"/>
           <w:color w:val="565656"/>
           <w:spacing w:val="-15"/>
         </w:rPr>
@@ -3118,14 +3068,14 @@
       </w:r>
       <w:r>
         <w:rPr>
-          <w:rFonts w:ascii="Arial Black"/>
+          <w:rFonts w:ascii="Arial Black" w:hAnsi="Arial Black"/>
           <w:color w:val="565656"/>
         </w:rPr>
         <w:t>Country:</w:t>
       </w:r>
       <w:r>
         <w:rPr>
-          <w:rFonts w:ascii="Arial Black"/>
+          <w:rFonts w:ascii="Arial Black" w:hAnsi="Arial Black"/>
           <w:color w:val="565656"/>
           <w:spacing w:val="-15"/>
         </w:rPr>
@@ -3141,9 +3091,10 @@
     </w:p>
     <w:p>
       <w:pPr>
-        <w:pStyle w:val="6"/>
-        <w:spacing w:before="111" w:line="384" w:lineRule="auto"/>
-        <w:ind w:right="1236"/>
+        <w:pStyle w:val="BodyText"/>
+        <w:spacing w:lineRule="auto" w:line="384" w:before="111" w:after="0"/>
+        <w:ind w:start="2983" w:end="1236"/>
+        <w:rPr/>
       </w:pPr>
       <w:r>
         <w:rPr>
@@ -3161,11 +3112,13 @@
     </w:p>
     <w:p>
       <w:pPr>
+        <w:pStyle w:val="Normal"/>
         <w:tabs>
-          <w:tab w:val="left" w:pos="2970"/>
+          <w:tab w:val="clear" w:pos="720"/>
+          <w:tab w:val="left" w:pos="2970" w:leader="none"/>
         </w:tabs>
-        <w:spacing w:line="281" w:lineRule="exact"/>
-        <w:ind w:left="459"/>
+        <w:spacing w:lineRule="exact" w:line="281"/>
+        <w:ind w:start="459"/>
         <w:rPr>
           <w:rFonts w:ascii="Arial Black" w:hAnsi="Arial Black"/>
           <w:sz w:val="20"/>
@@ -3195,7 +3148,6 @@
       </w:r>
       <w:r>
         <w:rPr>
-          <w:rFonts w:hint="default"/>
           <w:color w:val="757575"/>
           <w:sz w:val="18"/>
           <w:lang w:val="en-US"/>
@@ -3241,7 +3193,6 @@
       </w:r>
       <w:r>
         <w:rPr>
-          <w:rFonts w:hint="default"/>
           <w:color w:val="757575"/>
           <w:sz w:val="18"/>
           <w:lang w:val="en-US"/>
@@ -3278,8 +3229,8 @@
         </w:rPr>
         <w:tab/>
       </w:r>
-      <w:bookmarkStart w:id="2" w:name="Technical_lead"/>
-      <w:bookmarkEnd w:id="2"/>
+      <w:bookmarkStart w:id="3" w:name="Technical_lead"/>
+      <w:bookmarkEnd w:id="3"/>
       <w:r>
         <w:rPr>
           <w:rFonts w:ascii="Arial Black" w:hAnsi="Arial Black"/>
@@ -3310,8 +3261,9 @@
     </w:p>
     <w:p>
       <w:pPr>
-        <w:pStyle w:val="3"/>
-        <w:spacing w:before="103"/>
+        <w:pStyle w:val="Heading2"/>
+        <w:spacing w:before="103" w:after="0"/>
+        <w:rPr/>
       </w:pPr>
       <w:r>
         <w:rPr>
@@ -3330,18 +3282,19 @@
     </w:p>
     <w:p>
       <w:pPr>
-        <w:pStyle w:val="6"/>
+        <w:pStyle w:val="BodyText"/>
+        <w:rPr/>
       </w:pPr>
       <w:r>
         <w:rPr>
-          <w:rFonts w:ascii="Arial Black"/>
+          <w:rFonts w:ascii="Arial Black" w:hAnsi="Arial Black"/>
           <w:color w:val="565656"/>
         </w:rPr>
         <w:t>City:</w:t>
       </w:r>
       <w:r>
         <w:rPr>
-          <w:rFonts w:ascii="Arial Black"/>
+          <w:rFonts w:ascii="Arial Black" w:hAnsi="Arial Black"/>
           <w:color w:val="565656"/>
           <w:spacing w:val="-15"/>
         </w:rPr>
@@ -3375,14 +3328,14 @@
       </w:r>
       <w:r>
         <w:rPr>
-          <w:rFonts w:ascii="Arial Black"/>
+          <w:rFonts w:ascii="Arial Black" w:hAnsi="Arial Black"/>
           <w:color w:val="565656"/>
         </w:rPr>
         <w:t>Country:</w:t>
       </w:r>
       <w:r>
         <w:rPr>
-          <w:rFonts w:ascii="Arial Black"/>
+          <w:rFonts w:ascii="Arial Black" w:hAnsi="Arial Black"/>
           <w:color w:val="565656"/>
           <w:spacing w:val="-15"/>
         </w:rPr>
@@ -3398,9 +3351,9 @@
     </w:p>
     <w:p>
       <w:pPr>
-        <w:pStyle w:val="6"/>
-        <w:spacing w:before="111" w:line="384" w:lineRule="auto"/>
-        <w:ind w:right="375"/>
+        <w:pStyle w:val="BodyText"/>
+        <w:spacing w:lineRule="auto" w:line="384" w:before="111" w:after="0"/>
+        <w:ind w:start="2983" w:end="375"/>
         <w:rPr>
           <w:color w:val="4F4B48"/>
           <w:spacing w:val="-2"/>
@@ -3725,11 +3678,13 @@
     </w:p>
     <w:p>
       <w:pPr>
+        <w:pStyle w:val="Normal"/>
         <w:tabs>
-          <w:tab w:val="left" w:pos="2970"/>
+          <w:tab w:val="clear" w:pos="720"/>
+          <w:tab w:val="left" w:pos="2970" w:leader="none"/>
         </w:tabs>
-        <w:spacing w:line="281" w:lineRule="exact"/>
-        <w:ind w:left="459"/>
+        <w:spacing w:lineRule="exact" w:line="281"/>
+        <w:ind w:start="459"/>
         <w:rPr>
           <w:rFonts w:ascii="Arial Black" w:hAnsi="Arial Black"/>
           <w:sz w:val="20"/>
@@ -3737,7 +3692,6 @@
       </w:pPr>
       <w:r>
         <w:rPr>
-          <w:rFonts w:hint="default"/>
           <w:color w:val="4F4B48"/>
           <w:spacing w:val="-2"/>
           <w:w w:val="105"/>
@@ -3762,7 +3716,6 @@
       </w:r>
       <w:r>
         <w:rPr>
-          <w:rFonts w:hint="default"/>
           <w:color w:val="757575"/>
           <w:spacing w:val="-6"/>
           <w:sz w:val="18"/>
@@ -3779,7 +3732,6 @@
       </w:r>
       <w:r>
         <w:rPr>
-          <w:rFonts w:hint="default"/>
           <w:color w:val="757575"/>
           <w:sz w:val="18"/>
           <w:lang w:val="en-US"/>
@@ -3795,7 +3747,6 @@
       </w:r>
       <w:r>
         <w:rPr>
-          <w:rFonts w:hint="default"/>
           <w:color w:val="757575"/>
           <w:sz w:val="18"/>
           <w:lang w:val="en-US"/>
@@ -3834,7 +3785,6 @@
       </w:r>
       <w:r>
         <w:rPr>
-          <w:rFonts w:hint="default"/>
           <w:color w:val="757575"/>
           <w:sz w:val="18"/>
           <w:lang w:val="en-US"/>
@@ -3850,7 +3800,6 @@
       </w:r>
       <w:r>
         <w:rPr>
-          <w:rFonts w:hint="default"/>
           <w:color w:val="757575"/>
           <w:sz w:val="18"/>
           <w:lang w:val="en-US"/>
@@ -3866,7 +3815,6 @@
       </w:r>
       <w:r>
         <w:rPr>
-          <w:rFonts w:hint="default"/>
           <w:color w:val="757575"/>
           <w:sz w:val="18"/>
           <w:lang w:val="en-US"/>
@@ -3891,7 +3839,6 @@
       </w:r>
       <w:r>
         <w:rPr>
-          <w:rFonts w:hint="default"/>
           <w:color w:val="757575"/>
           <w:spacing w:val="-10"/>
           <w:sz w:val="18"/>
@@ -3912,10 +3859,9 @@
     </w:p>
     <w:p>
       <w:pPr>
-        <w:pStyle w:val="3"/>
-        <w:spacing w:before="103"/>
-        <w:rPr>
-          <w:rFonts w:hint="default"/>
+        <w:pStyle w:val="Heading2"/>
+        <w:spacing w:before="103" w:after="0"/>
+        <w:rPr>
           <w:lang w:val="en-US"/>
         </w:rPr>
       </w:pPr>
@@ -3929,7 +3875,7 @@
       </w:r>
       <w:r>
         <w:rPr>
-          <w:rFonts w:ascii="OpenSans-BoldItalic" w:hAnsi="OpenSans-BoldItalic" w:eastAsia="OpenSans-BoldItalic" w:cs="OpenSans-BoldItalic"/>
+          <w:rFonts w:eastAsia="OpenSans-BoldItalic" w:cs="OpenSans-BoldItalic" w:ascii="OpenSans-BoldItalic" w:hAnsi="OpenSans-BoldItalic"/>
           <w:b/>
           <w:bCs/>
           <w:i/>
@@ -3938,16 +3884,15 @@
           <w:kern w:val="0"/>
           <w:sz w:val="18"/>
           <w:szCs w:val="18"/>
-          <w:lang w:val="en-US" w:eastAsia="zh-CN" w:bidi="ar"/>
+          <w:lang w:val="en-US" w:eastAsia="zh-CN" w:bidi="ar-SA"/>
         </w:rPr>
         <w:t>,</w:t>
       </w:r>
     </w:p>
     <w:p>
       <w:pPr>
-        <w:pStyle w:val="6"/>
-        <w:rPr>
-          <w:rFonts w:hint="default"/>
+        <w:pStyle w:val="BodyText"/>
+        <w:rPr>
           <w:color w:val="565656"/>
           <w:spacing w:val="-2"/>
           <w:lang w:val="en-US"/>
@@ -3955,14 +3900,13 @@
       </w:pPr>
       <w:r>
         <w:rPr>
-          <w:rFonts w:ascii="Arial Black"/>
+          <w:rFonts w:ascii="Arial Black" w:hAnsi="Arial Black"/>
           <w:color w:val="565656"/>
         </w:rPr>
         <w:t>City:</w:t>
       </w:r>
       <w:r>
         <w:rPr>
-          <w:rFonts w:hint="default"/>
           <w:color w:val="565656"/>
           <w:lang w:val="en-US"/>
         </w:rPr>
@@ -3990,14 +3934,14 @@
       </w:r>
       <w:r>
         <w:rPr>
-          <w:rFonts w:ascii="Arial Black"/>
+          <w:rFonts w:ascii="Arial Black" w:hAnsi="Arial Black"/>
           <w:color w:val="565656"/>
         </w:rPr>
         <w:t>Country:</w:t>
       </w:r>
       <w:r>
         <w:rPr>
-          <w:rFonts w:ascii="Arial Black"/>
+          <w:rFonts w:ascii="Arial Black" w:hAnsi="Arial Black"/>
           <w:color w:val="565656"/>
           <w:spacing w:val="-15"/>
         </w:rPr>
@@ -4005,7 +3949,6 @@
       </w:r>
       <w:r>
         <w:rPr>
-          <w:rFonts w:hint="default"/>
           <w:color w:val="565656"/>
           <w:spacing w:val="-2"/>
           <w:lang w:val="en-US"/>
@@ -4015,11 +3958,10 @@
     </w:p>
     <w:p>
       <w:pPr>
-        <w:pStyle w:val="6"/>
-        <w:spacing w:before="111" w:line="384" w:lineRule="auto"/>
-        <w:ind w:right="375"/>
-        <w:rPr>
-          <w:rFonts w:hint="default"/>
+        <w:pStyle w:val="BodyText"/>
+        <w:spacing w:lineRule="auto" w:line="384" w:before="111" w:after="0"/>
+        <w:ind w:start="2983" w:end="375"/>
+        <w:rPr>
           <w:color w:val="4F4B48"/>
           <w:w w:val="105"/>
           <w:lang w:val="en-US"/>
@@ -4034,7 +3976,6 @@
       </w:r>
       <w:r>
         <w:rPr>
-          <w:rFonts w:hint="default"/>
           <w:color w:val="4F4B48"/>
           <w:w w:val="105"/>
           <w:lang w:val="en-US"/>
@@ -4051,9 +3992,9 @@
     </w:p>
     <w:p>
       <w:pPr>
-        <w:pStyle w:val="6"/>
-        <w:spacing w:before="111" w:line="384" w:lineRule="auto"/>
-        <w:ind w:right="375"/>
+        <w:pStyle w:val="BodyText"/>
+        <w:spacing w:lineRule="auto" w:line="384" w:before="111" w:after="0"/>
+        <w:ind w:start="2983" w:end="375"/>
         <w:rPr>
           <w:color w:val="4F4B48"/>
           <w:w w:val="105"/>
@@ -4062,38 +4003,19 @@
       </w:pPr>
       <w:r>
         <w:rPr>
-          <w:rFonts w:hint="default"/>
           <w:color w:val="4F4B48"/>
           <w:w w:val="105"/>
           <w:lang w:val="en-US" w:eastAsia="zh-CN"/>
         </w:rPr>
-        <w:t>Worked and involved on tasks like from scratch development, maintaining code on angular 8. Involved in requirement gathering from product owner. My work e</w:t>
-      </w:r>
-      <w:r>
-        <w:rPr>
-          <w:color w:val="4F4B48"/>
-          <w:w w:val="105"/>
-          <w:lang w:val="en-US" w:eastAsia="zh-CN"/>
-        </w:rPr>
-        <w:t>ff</w:t>
-      </w:r>
-      <w:r>
-        <w:rPr>
-          <w:rFonts w:hint="default"/>
-          <w:color w:val="4F4B48"/>
-          <w:w w:val="105"/>
-          <w:lang w:val="en-US" w:eastAsia="zh-CN"/>
-        </w:rPr>
-        <w:t>orts make the project fully fictionalized and supports to client side web browser and more value added to the client, also I helped and involvement as a mentor on architectural/structural design topics,</w:t>
+        <w:t>Worked and involved on tasks like from scratch development, maintaining code on angular 8. Involved in requirement gathering from product owner. My work efforts make the project fully functionalized and supports to client side web browser and more value added to the client, also I helped and involvement as a mentor on architectural/structural design topics,</w:t>
       </w:r>
     </w:p>
     <w:p>
       <w:pPr>
-        <w:pStyle w:val="6"/>
-        <w:spacing w:before="111" w:line="384" w:lineRule="auto"/>
-        <w:ind w:right="375"/>
-        <w:rPr>
-          <w:rFonts w:hint="default"/>
+        <w:pStyle w:val="BodyText"/>
+        <w:spacing w:lineRule="auto" w:line="384" w:before="111" w:after="0"/>
+        <w:ind w:start="2983" w:end="375"/>
+        <w:rPr>
           <w:color w:val="4F4B48"/>
           <w:w w:val="105"/>
           <w:lang w:val="en-US"/>
@@ -4101,7 +4023,6 @@
       </w:pPr>
       <w:r>
         <w:rPr>
-          <w:rFonts w:hint="default"/>
           <w:color w:val="4F4B48"/>
           <w:w w:val="105"/>
           <w:lang w:val="en-US" w:eastAsia="zh-CN"/>
@@ -4111,102 +4032,160 @@
     </w:p>
     <w:p>
       <w:pPr>
+        <w:pStyle w:val="Normal"/>
         <w:tabs>
-          <w:tab w:val="left" w:pos="2970"/>
+          <w:tab w:val="clear" w:pos="720"/>
+          <w:tab w:val="left" w:pos="2970" w:leader="none"/>
         </w:tabs>
-        <w:spacing w:before="119"/>
-        <w:ind w:left="459"/>
+        <w:spacing w:before="119" w:after="0"/>
+        <w:ind w:start="459"/>
         <w:rPr>
           <w:color w:val="757575"/>
           <w:sz w:val="18"/>
         </w:rPr>
       </w:pPr>
+      <w:r>
+        <w:rPr>
+          <w:color w:val="757575"/>
+          <w:sz w:val="18"/>
+        </w:rPr>
+      </w:r>
     </w:p>
     <w:p>
       <w:pPr>
+        <w:pStyle w:val="Normal"/>
         <w:tabs>
-          <w:tab w:val="left" w:pos="2970"/>
+          <w:tab w:val="clear" w:pos="720"/>
+          <w:tab w:val="left" w:pos="2970" w:leader="none"/>
         </w:tabs>
-        <w:spacing w:before="119"/>
-        <w:ind w:left="459"/>
+        <w:spacing w:before="119" w:after="0"/>
+        <w:ind w:start="459"/>
         <w:rPr>
           <w:color w:val="757575"/>
           <w:sz w:val="18"/>
         </w:rPr>
       </w:pPr>
+      <w:r>
+        <w:rPr>
+          <w:color w:val="757575"/>
+          <w:sz w:val="18"/>
+        </w:rPr>
+      </w:r>
     </w:p>
     <w:p>
       <w:pPr>
+        <w:pStyle w:val="Normal"/>
         <w:tabs>
-          <w:tab w:val="left" w:pos="2970"/>
+          <w:tab w:val="clear" w:pos="720"/>
+          <w:tab w:val="left" w:pos="2970" w:leader="none"/>
         </w:tabs>
-        <w:spacing w:before="119"/>
-        <w:ind w:left="459"/>
+        <w:spacing w:before="119" w:after="0"/>
+        <w:ind w:start="459"/>
         <w:rPr>
           <w:color w:val="757575"/>
           <w:sz w:val="18"/>
         </w:rPr>
       </w:pPr>
+      <w:r>
+        <w:rPr>
+          <w:color w:val="757575"/>
+          <w:sz w:val="18"/>
+        </w:rPr>
+      </w:r>
     </w:p>
     <w:p>
       <w:pPr>
+        <w:pStyle w:val="Normal"/>
         <w:tabs>
-          <w:tab w:val="left" w:pos="2970"/>
+          <w:tab w:val="clear" w:pos="720"/>
+          <w:tab w:val="left" w:pos="2970" w:leader="none"/>
         </w:tabs>
-        <w:spacing w:before="119"/>
-        <w:ind w:left="459"/>
+        <w:spacing w:before="119" w:after="0"/>
+        <w:ind w:start="459"/>
         <w:rPr>
           <w:color w:val="757575"/>
           <w:sz w:val="18"/>
         </w:rPr>
       </w:pPr>
+      <w:r>
+        <w:rPr>
+          <w:color w:val="757575"/>
+          <w:sz w:val="18"/>
+        </w:rPr>
+      </w:r>
     </w:p>
     <w:p>
       <w:pPr>
+        <w:pStyle w:val="Normal"/>
         <w:tabs>
-          <w:tab w:val="left" w:pos="2970"/>
+          <w:tab w:val="clear" w:pos="720"/>
+          <w:tab w:val="left" w:pos="2970" w:leader="none"/>
         </w:tabs>
-        <w:spacing w:before="119"/>
-        <w:ind w:left="459"/>
+        <w:spacing w:before="119" w:after="0"/>
+        <w:ind w:start="459"/>
         <w:rPr>
           <w:color w:val="757575"/>
           <w:sz w:val="18"/>
         </w:rPr>
       </w:pPr>
+      <w:r>
+        <w:rPr>
+          <w:color w:val="757575"/>
+          <w:sz w:val="18"/>
+        </w:rPr>
+      </w:r>
     </w:p>
     <w:p>
       <w:pPr>
+        <w:pStyle w:val="Normal"/>
         <w:tabs>
-          <w:tab w:val="left" w:pos="2970"/>
+          <w:tab w:val="clear" w:pos="720"/>
+          <w:tab w:val="left" w:pos="2970" w:leader="none"/>
         </w:tabs>
-        <w:spacing w:before="119"/>
-        <w:ind w:left="459"/>
+        <w:spacing w:before="119" w:after="0"/>
+        <w:ind w:start="459"/>
         <w:rPr>
           <w:color w:val="757575"/>
           <w:sz w:val="18"/>
         </w:rPr>
       </w:pPr>
+      <w:r>
+        <w:rPr>
+          <w:color w:val="757575"/>
+          <w:sz w:val="18"/>
+        </w:rPr>
+      </w:r>
     </w:p>
     <w:p>
       <w:pPr>
+        <w:pStyle w:val="Normal"/>
         <w:tabs>
-          <w:tab w:val="left" w:pos="2970"/>
+          <w:tab w:val="clear" w:pos="720"/>
+          <w:tab w:val="left" w:pos="2970" w:leader="none"/>
         </w:tabs>
-        <w:spacing w:before="119"/>
-        <w:ind w:left="459"/>
+        <w:spacing w:before="119" w:after="0"/>
+        <w:ind w:start="459"/>
         <w:rPr>
           <w:color w:val="757575"/>
           <w:sz w:val="18"/>
         </w:rPr>
       </w:pPr>
+      <w:r>
+        <w:rPr>
+          <w:color w:val="757575"/>
+          <w:sz w:val="18"/>
+        </w:rPr>
+      </w:r>
     </w:p>
     <w:p>
       <w:pPr>
+        <w:pStyle w:val="Normal"/>
         <w:tabs>
-          <w:tab w:val="left" w:pos="2970"/>
+          <w:tab w:val="clear" w:pos="720"/>
+          <w:tab w:val="left" w:pos="2970" w:leader="none"/>
         </w:tabs>
-        <w:spacing w:before="119"/>
-        <w:ind w:left="459"/>
+        <w:spacing w:before="119" w:after="0"/>
+        <w:ind w:start="459"/>
         <w:rPr>
           <w:rFonts w:ascii="Arial Black" w:hAnsi="Arial Black"/>
           <w:sz w:val="20"/>
@@ -4217,7 +4196,14 @@
           <w:color w:val="757575"/>
           <w:sz w:val="18"/>
         </w:rPr>
-        <w:t xml:space="preserve"> [</w:t>
+        <w:t xml:space="preserve"> </w:t>
+      </w:r>
+      <w:r>
+        <w:rPr>
+          <w:color w:val="757575"/>
+          <w:sz w:val="18"/>
+        </w:rPr>
+        <w:t>[</w:t>
       </w:r>
       <w:r>
         <w:rPr>
@@ -4266,7 +4252,6 @@
       </w:r>
       <w:r>
         <w:rPr>
-          <w:rFonts w:hint="default"/>
           <w:color w:val="757575"/>
           <w:sz w:val="18"/>
           <w:lang w:val="en-US"/>
@@ -4303,8 +4288,8 @@
         </w:rPr>
         <w:tab/>
       </w:r>
-      <w:bookmarkStart w:id="3" w:name="Technology_Specialist"/>
-      <w:bookmarkEnd w:id="3"/>
+      <w:bookmarkStart w:id="4" w:name="Technology_Specialist"/>
+      <w:bookmarkEnd w:id="4"/>
       <w:r>
         <w:rPr>
           <w:rFonts w:ascii="Arial Black" w:hAnsi="Arial Black"/>
@@ -4335,7 +4320,8 @@
     </w:p>
     <w:p>
       <w:pPr>
-        <w:pStyle w:val="3"/>
+        <w:pStyle w:val="Heading2"/>
+        <w:rPr/>
       </w:pPr>
       <w:r>
         <w:rPr>
@@ -4361,18 +4347,19 @@
     </w:p>
     <w:p>
       <w:pPr>
-        <w:pStyle w:val="6"/>
+        <w:pStyle w:val="BodyText"/>
+        <w:rPr/>
       </w:pPr>
       <w:r>
         <w:rPr>
-          <w:rFonts w:ascii="Arial Black"/>
+          <w:rFonts w:ascii="Arial Black" w:hAnsi="Arial Black"/>
           <w:color w:val="565656"/>
         </w:rPr>
         <w:t>City:</w:t>
       </w:r>
       <w:r>
         <w:rPr>
-          <w:rFonts w:ascii="Arial Black"/>
+          <w:rFonts w:ascii="Arial Black" w:hAnsi="Arial Black"/>
           <w:color w:val="565656"/>
           <w:spacing w:val="-15"/>
         </w:rPr>
@@ -4406,14 +4393,14 @@
       </w:r>
       <w:r>
         <w:rPr>
-          <w:rFonts w:ascii="Arial Black"/>
+          <w:rFonts w:ascii="Arial Black" w:hAnsi="Arial Black"/>
           <w:color w:val="565656"/>
         </w:rPr>
         <w:t>Country:</w:t>
       </w:r>
       <w:r>
         <w:rPr>
-          <w:rFonts w:ascii="Arial Black"/>
+          <w:rFonts w:ascii="Arial Black" w:hAnsi="Arial Black"/>
           <w:color w:val="565656"/>
           <w:spacing w:val="-15"/>
         </w:rPr>
@@ -4429,8 +4416,9 @@
     </w:p>
     <w:p>
       <w:pPr>
-        <w:pStyle w:val="6"/>
-        <w:spacing w:before="111"/>
+        <w:pStyle w:val="BodyText"/>
+        <w:spacing w:before="111" w:after="0"/>
+        <w:rPr/>
       </w:pPr>
       <w:r>
         <w:rPr>
@@ -4533,8 +4521,9 @@
     </w:p>
     <w:p>
       <w:pPr>
-        <w:pStyle w:val="6"/>
-        <w:spacing w:before="129" w:line="256" w:lineRule="auto"/>
+        <w:pStyle w:val="BodyText"/>
+        <w:spacing w:lineRule="auto" w:line="257" w:before="129" w:after="0"/>
+        <w:rPr/>
       </w:pPr>
       <w:r>
         <w:rPr>
@@ -4730,8 +4719,8 @@
     </w:p>
     <w:p>
       <w:pPr>
-        <w:pStyle w:val="6"/>
-        <w:spacing w:before="116" w:line="256" w:lineRule="auto"/>
+        <w:pStyle w:val="BodyText"/>
+        <w:spacing w:lineRule="auto" w:line="257" w:before="116" w:after="0"/>
         <w:rPr>
           <w:color w:val="757575"/>
           <w:sz w:val="18"/>
@@ -5222,11 +5211,13 @@
     </w:p>
     <w:p>
       <w:pPr>
+        <w:pStyle w:val="Normal"/>
         <w:tabs>
-          <w:tab w:val="left" w:pos="2970"/>
+          <w:tab w:val="clear" w:pos="720"/>
+          <w:tab w:val="left" w:pos="2970" w:leader="none"/>
         </w:tabs>
-        <w:spacing w:before="119"/>
-        <w:ind w:left="459"/>
+        <w:spacing w:before="119" w:after="0"/>
+        <w:ind w:start="459"/>
         <w:rPr>
           <w:rFonts w:ascii="Arial Black" w:hAnsi="Arial Black"/>
           <w:sz w:val="20"/>
@@ -5249,7 +5240,6 @@
       </w:r>
       <w:r>
         <w:rPr>
-          <w:rFonts w:hint="default"/>
           <w:color w:val="757575"/>
           <w:spacing w:val="-6"/>
           <w:sz w:val="18"/>
@@ -5266,7 +5256,6 @@
       </w:r>
       <w:r>
         <w:rPr>
-          <w:rFonts w:hint="default"/>
           <w:color w:val="757575"/>
           <w:sz w:val="18"/>
           <w:lang w:val="en-US"/>
@@ -5305,7 +5294,6 @@
       </w:r>
       <w:r>
         <w:rPr>
-          <w:rFonts w:hint="default"/>
           <w:color w:val="757575"/>
           <w:spacing w:val="-6"/>
           <w:sz w:val="18"/>
@@ -5322,7 +5310,6 @@
       </w:r>
       <w:r>
         <w:rPr>
-          <w:rFonts w:hint="default"/>
           <w:color w:val="757575"/>
           <w:sz w:val="18"/>
           <w:lang w:val="en-US"/>
@@ -5359,8 +5346,8 @@
         </w:rPr>
         <w:tab/>
       </w:r>
-      <w:bookmarkStart w:id="4" w:name="Senior_Software_Engineer"/>
-      <w:bookmarkEnd w:id="4"/>
+      <w:bookmarkStart w:id="5" w:name="Senior_Software_Engineer"/>
+      <w:bookmarkEnd w:id="5"/>
       <w:r>
         <w:rPr>
           <w:rFonts w:ascii="Arial Black" w:hAnsi="Arial Black"/>
@@ -5412,8 +5399,9 @@
     </w:p>
     <w:p>
       <w:pPr>
-        <w:pStyle w:val="3"/>
-        <w:spacing w:before="103"/>
+        <w:pStyle w:val="Heading2"/>
+        <w:spacing w:before="103" w:after="0"/>
+        <w:rPr/>
       </w:pPr>
       <w:r>
         <w:rPr>
@@ -5467,18 +5455,19 @@
     </w:p>
     <w:p>
       <w:pPr>
-        <w:pStyle w:val="6"/>
+        <w:pStyle w:val="BodyText"/>
+        <w:rPr/>
       </w:pPr>
       <w:r>
         <w:rPr>
-          <w:rFonts w:ascii="Arial Black"/>
+          <w:rFonts w:ascii="Arial Black" w:hAnsi="Arial Black"/>
           <w:color w:val="565656"/>
         </w:rPr>
         <w:t>City:</w:t>
       </w:r>
       <w:r>
         <w:rPr>
-          <w:rFonts w:ascii="Arial Black"/>
+          <w:rFonts w:ascii="Arial Black" w:hAnsi="Arial Black"/>
           <w:color w:val="565656"/>
           <w:spacing w:val="-15"/>
         </w:rPr>
@@ -5512,14 +5501,14 @@
       </w:r>
       <w:r>
         <w:rPr>
-          <w:rFonts w:ascii="Arial Black"/>
+          <w:rFonts w:ascii="Arial Black" w:hAnsi="Arial Black"/>
           <w:color w:val="565656"/>
         </w:rPr>
         <w:t>Country:</w:t>
       </w:r>
       <w:r>
         <w:rPr>
-          <w:rFonts w:ascii="Arial Black"/>
+          <w:rFonts w:ascii="Arial Black" w:hAnsi="Arial Black"/>
           <w:color w:val="565656"/>
           <w:spacing w:val="-15"/>
         </w:rPr>
@@ -5535,8 +5524,9 @@
     </w:p>
     <w:p>
       <w:pPr>
-        <w:pStyle w:val="6"/>
-        <w:spacing w:before="111"/>
+        <w:pStyle w:val="BodyText"/>
+        <w:spacing w:before="111" w:after="0"/>
+        <w:rPr/>
       </w:pPr>
       <w:r>
         <w:rPr>
@@ -5626,12 +5616,12 @@
     </w:p>
     <w:p>
       <w:pPr>
-        <w:pStyle w:val="6"/>
-        <w:spacing w:before="89"/>
+        <w:pStyle w:val="BodyText"/>
+        <w:spacing w:before="89" w:after="0"/>
+        <w:rPr/>
       </w:pPr>
       <w:r>
         <w:rPr>
-          <w:rFonts w:hint="default"/>
           <w:color w:val="4F4B48"/>
           <w:lang w:val="en-US"/>
         </w:rPr>
@@ -5777,9 +5767,9 @@
     </w:p>
     <w:p>
       <w:pPr>
-        <w:pStyle w:val="6"/>
-        <w:spacing w:before="130" w:line="256" w:lineRule="auto"/>
-        <w:ind w:right="4"/>
+        <w:pStyle w:val="BodyText"/>
+        <w:spacing w:lineRule="auto" w:line="257" w:before="130" w:after="0"/>
+        <w:ind w:start="2983" w:end="4"/>
         <w:rPr>
           <w:color w:val="757575"/>
           <w:sz w:val="18"/>
@@ -6200,11 +6190,13 @@
     </w:p>
     <w:p>
       <w:pPr>
+        <w:pStyle w:val="Normal"/>
         <w:tabs>
-          <w:tab w:val="left" w:pos="2970"/>
+          <w:tab w:val="clear" w:pos="720"/>
+          <w:tab w:val="left" w:pos="2970" w:leader="none"/>
         </w:tabs>
-        <w:spacing w:before="118"/>
-        <w:ind w:left="459"/>
+        <w:spacing w:before="118" w:after="0"/>
+        <w:ind w:start="459"/>
         <w:rPr>
           <w:rFonts w:ascii="Arial Black" w:hAnsi="Arial Black"/>
           <w:sz w:val="20"/>
@@ -6234,7 +6226,6 @@
       </w:r>
       <w:r>
         <w:rPr>
-          <w:rFonts w:hint="default"/>
           <w:color w:val="757575"/>
           <w:sz w:val="18"/>
           <w:lang w:val="en-US"/>
@@ -6280,7 +6271,6 @@
       </w:r>
       <w:r>
         <w:rPr>
-          <w:rFonts w:hint="default"/>
           <w:color w:val="757575"/>
           <w:sz w:val="18"/>
           <w:lang w:val="en-US"/>
@@ -6350,7 +6340,8 @@
     </w:p>
     <w:p>
       <w:pPr>
-        <w:pStyle w:val="3"/>
+        <w:pStyle w:val="Heading2"/>
+        <w:rPr/>
       </w:pPr>
       <w:r>
         <w:rPr>
@@ -6446,20 +6437,21 @@
     </w:p>
     <w:p>
       <w:pPr>
-        <w:pStyle w:val="6"/>
-        <w:spacing w:line="345" w:lineRule="auto"/>
-        <w:ind w:right="5156"/>
+        <w:pStyle w:val="BodyText"/>
+        <w:spacing w:lineRule="auto" w:line="346"/>
+        <w:ind w:start="2983" w:end="5156"/>
+        <w:rPr/>
       </w:pPr>
       <w:r>
         <w:rPr>
-          <w:rFonts w:ascii="Arial Black"/>
+          <w:rFonts w:ascii="Arial Black" w:hAnsi="Arial Black"/>
           <w:color w:val="565656"/>
         </w:rPr>
         <w:t>City:</w:t>
       </w:r>
       <w:r>
         <w:rPr>
-          <w:rFonts w:ascii="Arial Black"/>
+          <w:rFonts w:ascii="Arial Black" w:hAnsi="Arial Black"/>
           <w:color w:val="565656"/>
           <w:spacing w:val="-15"/>
         </w:rPr>
@@ -6493,14 +6485,14 @@
       </w:r>
       <w:r>
         <w:rPr>
-          <w:rFonts w:ascii="Arial Black"/>
+          <w:rFonts w:ascii="Arial Black" w:hAnsi="Arial Black"/>
           <w:color w:val="565656"/>
         </w:rPr>
         <w:t>Country:</w:t>
       </w:r>
       <w:r>
         <w:rPr>
-          <w:rFonts w:ascii="Arial Black"/>
+          <w:rFonts w:ascii="Arial Black" w:hAnsi="Arial Black"/>
           <w:color w:val="565656"/>
           <w:spacing w:val="-15"/>
         </w:rPr>
@@ -6522,8 +6514,9 @@
     </w:p>
     <w:p>
       <w:pPr>
-        <w:pStyle w:val="6"/>
-        <w:spacing w:before="33"/>
+        <w:pStyle w:val="BodyText"/>
+        <w:spacing w:before="33" w:after="0"/>
+        <w:rPr/>
       </w:pPr>
       <w:r>
         <w:rPr>
@@ -6639,8 +6632,9 @@
     </w:p>
     <w:p>
       <w:pPr>
-        <w:pStyle w:val="6"/>
-        <w:spacing w:before="130" w:line="256" w:lineRule="auto"/>
+        <w:pStyle w:val="BodyText"/>
+        <w:spacing w:lineRule="auto" w:line="257" w:before="130" w:after="0"/>
+        <w:rPr/>
       </w:pPr>
       <w:r>
         <w:rPr>
@@ -6840,11 +6834,13 @@
     </w:p>
     <w:p>
       <w:pPr>
+        <w:pStyle w:val="Normal"/>
         <w:tabs>
-          <w:tab w:val="left" w:pos="2970"/>
+          <w:tab w:val="clear" w:pos="720"/>
+          <w:tab w:val="left" w:pos="2970" w:leader="none"/>
         </w:tabs>
-        <w:spacing w:before="117"/>
-        <w:ind w:left="459"/>
+        <w:spacing w:before="117" w:after="0"/>
+        <w:ind w:start="459"/>
         <w:rPr>
           <w:rFonts w:ascii="Arial Black" w:hAnsi="Arial Black"/>
           <w:sz w:val="20"/>
@@ -6867,7 +6863,6 @@
       </w:r>
       <w:r>
         <w:rPr>
-          <w:rFonts w:hint="default"/>
           <w:color w:val="757575"/>
           <w:spacing w:val="-6"/>
           <w:sz w:val="18"/>
@@ -6884,7 +6879,6 @@
       </w:r>
       <w:r>
         <w:rPr>
-          <w:rFonts w:hint="default"/>
           <w:color w:val="757575"/>
           <w:sz w:val="18"/>
           <w:lang w:val="en-US"/>
@@ -6930,7 +6924,6 @@
       </w:r>
       <w:r>
         <w:rPr>
-          <w:rFonts w:hint="default"/>
           <w:color w:val="757575"/>
           <w:sz w:val="18"/>
           <w:lang w:val="en-US"/>
@@ -6967,8 +6960,8 @@
         </w:rPr>
         <w:tab/>
       </w:r>
-      <w:bookmarkStart w:id="5" w:name="Software_Engineer"/>
-      <w:bookmarkEnd w:id="5"/>
+      <w:bookmarkStart w:id="6" w:name="Software_Engineer"/>
+      <w:bookmarkEnd w:id="6"/>
       <w:r>
         <w:rPr>
           <w:rFonts w:ascii="Arial Black" w:hAnsi="Arial Black"/>
@@ -7002,7 +6995,8 @@
     </w:p>
     <w:p>
       <w:pPr>
-        <w:pStyle w:val="3"/>
+        <w:pStyle w:val="Heading2"/>
+        <w:rPr/>
       </w:pPr>
       <w:r>
         <w:rPr>
@@ -7098,20 +7092,21 @@
     </w:p>
     <w:p>
       <w:pPr>
-        <w:pStyle w:val="6"/>
-        <w:spacing w:line="345" w:lineRule="auto"/>
-        <w:ind w:right="5156"/>
+        <w:pStyle w:val="BodyText"/>
+        <w:spacing w:lineRule="auto" w:line="346"/>
+        <w:ind w:start="2983" w:end="5156"/>
+        <w:rPr/>
       </w:pPr>
       <w:r>
         <w:rPr>
-          <w:rFonts w:ascii="Arial Black"/>
+          <w:rFonts w:ascii="Arial Black" w:hAnsi="Arial Black"/>
           <w:color w:val="565656"/>
         </w:rPr>
         <w:t>City:</w:t>
       </w:r>
       <w:r>
         <w:rPr>
-          <w:rFonts w:ascii="Arial Black"/>
+          <w:rFonts w:ascii="Arial Black" w:hAnsi="Arial Black"/>
           <w:color w:val="565656"/>
           <w:spacing w:val="-15"/>
         </w:rPr>
@@ -7145,14 +7140,14 @@
       </w:r>
       <w:r>
         <w:rPr>
-          <w:rFonts w:ascii="Arial Black"/>
+          <w:rFonts w:ascii="Arial Black" w:hAnsi="Arial Black"/>
           <w:color w:val="565656"/>
         </w:rPr>
         <w:t>Country:</w:t>
       </w:r>
       <w:r>
         <w:rPr>
-          <w:rFonts w:ascii="Arial Black"/>
+          <w:rFonts w:ascii="Arial Black" w:hAnsi="Arial Black"/>
           <w:color w:val="565656"/>
           <w:spacing w:val="-15"/>
         </w:rPr>
@@ -7189,8 +7184,9 @@
     </w:p>
     <w:p>
       <w:pPr>
-        <w:pStyle w:val="6"/>
-        <w:spacing w:before="33"/>
+        <w:pStyle w:val="BodyText"/>
+        <w:spacing w:before="33" w:after="0"/>
+        <w:rPr/>
       </w:pPr>
       <w:r>
         <w:rPr>
@@ -7319,8 +7315,9 @@
     </w:p>
     <w:p>
       <w:pPr>
-        <w:pStyle w:val="6"/>
-        <w:spacing w:before="130"/>
+        <w:pStyle w:val="BodyText"/>
+        <w:spacing w:before="130" w:after="0"/>
+        <w:rPr/>
       </w:pPr>
       <w:r>
         <w:rPr>
@@ -7528,9 +7525,9 @@
     </w:p>
     <w:p>
       <w:pPr>
-        <w:pStyle w:val="6"/>
-        <w:spacing w:before="129" w:line="256" w:lineRule="auto"/>
-        <w:ind w:right="375"/>
+        <w:pStyle w:val="BodyText"/>
+        <w:spacing w:lineRule="auto" w:line="257" w:before="129" w:after="0"/>
+        <w:ind w:start="2983" w:end="375"/>
         <w:rPr>
           <w:color w:val="4F4B48"/>
           <w:w w:val="105"/>
@@ -7741,23 +7738,30 @@
     </w:p>
     <w:p>
       <w:pPr>
-        <w:pStyle w:val="6"/>
-        <w:spacing w:before="129" w:line="256" w:lineRule="auto"/>
-        <w:ind w:right="375"/>
+        <w:pStyle w:val="BodyText"/>
+        <w:spacing w:lineRule="auto" w:line="257" w:before="129" w:after="0"/>
+        <w:ind w:start="2983" w:end="375"/>
         <w:rPr>
           <w:color w:val="4F4B48"/>
           <w:w w:val="105"/>
         </w:rPr>
       </w:pPr>
+      <w:r>
+        <w:rPr>
+          <w:color w:val="4F4B48"/>
+          <w:w w:val="105"/>
+        </w:rPr>
+      </w:r>
     </w:p>
     <w:p>
       <w:pPr>
-        <w:keepNext w:val="0"/>
-        <w:keepLines w:val="0"/>
+        <w:pStyle w:val="Normal"/>
+        <w:keepNext w:val="false"/>
+        <w:keepLines w:val="false"/>
         <w:widowControl/>
         <w:suppressLineNumbers w:val="0"/>
-        <w:ind w:firstLine="360" w:firstLineChars="200"/>
-        <w:jc w:val="left"/>
+        <w:ind w:firstLineChars="200"/>
+        <w:jc w:val="start"/>
         <w:rPr>
           <w:rFonts w:ascii="Trebuchet MS" w:hAnsi="Trebuchet MS" w:eastAsia="Trebuchet MS" w:cs="Trebuchet MS"/>
           <w:b/>
@@ -7773,78 +7777,48 @@
       </w:pPr>
       <w:r>
         <w:rPr>
-          <w:rFonts w:ascii="Tahoma" w:hAnsi="Tahoma" w:eastAsia="Tahoma" w:cs="Tahoma"/>
+          <w:rFonts w:eastAsia="Tahoma" w:cs="Tahoma"/>
           <w:color w:val="757575"/>
           <w:sz w:val="18"/>
           <w:szCs w:val="22"/>
           <w:lang w:val="en-US" w:eastAsia="zh-CN" w:bidi="ar-SA"/>
         </w:rPr>
-        <w:t>[ 1</w:t>
-      </w:r>
-      <w:r>
-        <w:rPr>
-          <w:rFonts w:hint="default" w:ascii="Tahoma" w:hAnsi="Tahoma" w:eastAsia="Tahoma" w:cs="Tahoma"/>
-          <w:color w:val="757575"/>
-          <w:sz w:val="18"/>
-          <w:szCs w:val="22"/>
+        <w:t>[ 11/11/2013 – 30/07/2014 ]</w:t>
+      </w:r>
+      <w:r>
+        <w:rPr>
+          <w:rFonts w:eastAsia="OpenSans" w:cs="OpenSans" w:ascii="OpenSans" w:hAnsi="OpenSans"/>
+          <w:color w:val="757575"/>
+          <w:kern w:val="0"/>
+          <w:sz w:val="18"/>
+          <w:szCs w:val="18"/>
           <w:lang w:val="en-US" w:eastAsia="zh-CN" w:bidi="ar-SA"/>
         </w:rPr>
-        <w:t>1</w:t>
-      </w:r>
-      <w:r>
-        <w:rPr>
-          <w:rFonts w:ascii="Tahoma" w:hAnsi="Tahoma" w:eastAsia="Tahoma" w:cs="Tahoma"/>
-          <w:color w:val="757575"/>
-          <w:sz w:val="18"/>
-          <w:szCs w:val="22"/>
-          <w:lang w:val="en-US" w:eastAsia="zh-CN" w:bidi="ar-SA"/>
-        </w:rPr>
-        <w:t>/11/2013 – 30/07/2014 ]</w:t>
-      </w:r>
-      <w:r>
-        <w:rPr>
-          <w:rFonts w:ascii="OpenSans" w:hAnsi="OpenSans" w:eastAsia="OpenSans" w:cs="OpenSans"/>
-          <w:color w:val="757575"/>
-          <w:kern w:val="0"/>
-          <w:sz w:val="18"/>
-          <w:szCs w:val="18"/>
-          <w:lang w:val="en-US" w:eastAsia="zh-CN" w:bidi="ar"/>
-        </w:rPr>
-        <w:t xml:space="preserve"> </w:t>
-      </w:r>
-      <w:r>
-        <w:rPr>
-          <w:rFonts w:hint="default" w:ascii="OpenSans" w:hAnsi="OpenSans" w:eastAsia="OpenSans" w:cs="OpenSans"/>
-          <w:color w:val="757575"/>
-          <w:kern w:val="0"/>
-          <w:sz w:val="18"/>
-          <w:szCs w:val="18"/>
-          <w:lang w:val="en-US" w:eastAsia="zh-CN" w:bidi="ar"/>
-        </w:rPr>
-        <w:t xml:space="preserve">   </w:t>
-      </w:r>
-      <w:r>
-        <w:rPr>
-          <w:rFonts w:ascii="OpenSans-Bold" w:hAnsi="OpenSans-Bold" w:eastAsia="OpenSans-Bold" w:cs="OpenSans-Bold"/>
+        <w:t xml:space="preserve">    </w:t>
+      </w:r>
+      <w:r>
+        <w:rPr>
+          <w:rFonts w:eastAsia="OpenSans-Bold" w:cs="OpenSans-Bold" w:ascii="OpenSans-Bold" w:hAnsi="OpenSans-Bold"/>
           <w:b/>
           <w:bCs/>
           <w:color w:val="0C56A5"/>
           <w:kern w:val="0"/>
           <w:sz w:val="19"/>
           <w:szCs w:val="19"/>
-          <w:lang w:val="en-US" w:eastAsia="zh-CN" w:bidi="ar"/>
+          <w:lang w:val="en-US" w:eastAsia="zh-CN" w:bidi="ar-SA"/>
         </w:rPr>
         <w:t>Associate consultant - Software Engineer</w:t>
       </w:r>
     </w:p>
     <w:p>
       <w:pPr>
-        <w:keepNext w:val="0"/>
-        <w:keepLines w:val="0"/>
+        <w:pStyle w:val="Normal"/>
+        <w:keepNext w:val="false"/>
+        <w:keepLines w:val="false"/>
         <w:widowControl/>
         <w:suppressLineNumbers w:val="0"/>
-        <w:ind w:left="2880" w:leftChars="0" w:firstLine="88" w:firstLineChars="50"/>
-        <w:jc w:val="left"/>
+        <w:ind w:firstLineChars="50" w:start="2880"/>
+        <w:jc w:val="start"/>
         <w:rPr>
           <w:rFonts w:ascii="Arial Black" w:hAnsi="Arial Black" w:eastAsia="Tahoma" w:cs="Tahoma"/>
           <w:color w:val="0B56A5"/>
@@ -7857,7 +7831,7 @@
       </w:pPr>
       <w:r>
         <w:rPr>
-          <w:rFonts w:ascii="Trebuchet MS" w:hAnsi="Trebuchet MS" w:eastAsia="Trebuchet MS" w:cs="Trebuchet MS"/>
+          <w:rFonts w:eastAsia="Trebuchet MS" w:cs="Trebuchet MS" w:ascii="Trebuchet MS" w:hAnsi="Trebuchet MS"/>
           <w:b/>
           <w:bCs/>
           <w:i/>
@@ -7872,7 +7846,7 @@
       </w:r>
       <w:r>
         <w:rPr>
-          <w:rFonts w:ascii="Arial Black" w:hAnsi="Arial Black" w:eastAsia="Tahoma" w:cs="Tahoma"/>
+          <w:rFonts w:eastAsia="Tahoma" w:cs="Tahoma" w:ascii="Arial Black" w:hAnsi="Arial Black"/>
           <w:color w:val="0B56A5"/>
           <w:spacing w:val="-2"/>
           <w:w w:val="90"/>
@@ -7885,12 +7859,13 @@
     </w:p>
     <w:p>
       <w:pPr>
-        <w:keepNext w:val="0"/>
-        <w:keepLines w:val="0"/>
+        <w:pStyle w:val="Normal"/>
+        <w:keepNext w:val="false"/>
+        <w:keepLines w:val="false"/>
         <w:widowControl/>
         <w:suppressLineNumbers w:val="0"/>
-        <w:ind w:left="2880" w:leftChars="0" w:firstLine="90" w:firstLineChars="50"/>
-        <w:jc w:val="left"/>
+        <w:ind w:firstLineChars="50" w:start="2880"/>
+        <w:jc w:val="start"/>
         <w:rPr>
           <w:rFonts w:ascii="Tahoma" w:hAnsi="Tahoma" w:eastAsia="Tahoma" w:cs="Tahoma"/>
           <w:color w:val="565656"/>
@@ -7901,7 +7876,7 @@
       </w:pPr>
       <w:r>
         <w:rPr>
-          <w:rFonts w:ascii="Arial Black" w:hAnsi="Tahoma" w:eastAsia="Tahoma" w:cs="Tahoma"/>
+          <w:rFonts w:eastAsia="Tahoma" w:cs="Tahoma" w:ascii="Arial Black" w:hAnsi="Arial Black"/>
           <w:color w:val="565656"/>
           <w:sz w:val="18"/>
           <w:szCs w:val="18"/>
@@ -7911,61 +7886,61 @@
       </w:r>
       <w:r>
         <w:rPr>
-          <w:rFonts w:ascii="OpenSans" w:hAnsi="OpenSans" w:eastAsia="OpenSans" w:cs="OpenSans"/>
+          <w:rFonts w:eastAsia="OpenSans" w:cs="OpenSans" w:ascii="OpenSans" w:hAnsi="OpenSans"/>
           <w:color w:val="565656"/>
           <w:kern w:val="0"/>
-          <w:sz w:val="18"/>
-          <w:szCs w:val="18"/>
-          <w:lang w:val="en-US" w:eastAsia="zh-CN" w:bidi="ar"/>
-        </w:rPr>
-        <w:t xml:space="preserve"> </w:t>
-      </w:r>
-      <w:r>
-        <w:rPr>
-          <w:rFonts w:ascii="Tahoma" w:hAnsi="Tahoma" w:eastAsia="Tahoma" w:cs="Tahoma"/>
-          <w:color w:val="565656"/>
           <w:sz w:val="18"/>
           <w:szCs w:val="18"/>
           <w:lang w:val="en-US" w:eastAsia="zh-CN" w:bidi="ar-SA"/>
         </w:rPr>
+        <w:t xml:space="preserve"> </w:t>
+      </w:r>
+      <w:r>
+        <w:rPr>
+          <w:rFonts w:eastAsia="Tahoma" w:cs="Tahoma"/>
+          <w:color w:val="565656"/>
+          <w:sz w:val="18"/>
+          <w:szCs w:val="18"/>
+          <w:lang w:val="en-US" w:eastAsia="zh-CN" w:bidi="ar-SA"/>
+        </w:rPr>
         <w:t>Mysore</w:t>
       </w:r>
       <w:r>
         <w:rPr>
-          <w:rFonts w:ascii="OpenSans" w:hAnsi="OpenSans" w:eastAsia="OpenSans" w:cs="OpenSans"/>
+          <w:rFonts w:eastAsia="OpenSans" w:cs="OpenSans" w:ascii="OpenSans" w:hAnsi="OpenSans"/>
           <w:color w:val="565656"/>
           <w:kern w:val="0"/>
           <w:sz w:val="18"/>
           <w:szCs w:val="18"/>
-          <w:lang w:val="en-US" w:eastAsia="zh-CN" w:bidi="ar"/>
-        </w:rPr>
-        <w:t xml:space="preserve"> </w:t>
-      </w:r>
-      <w:r>
-        <w:rPr>
-          <w:rFonts w:hint="default" w:ascii="OpenSans" w:hAnsi="OpenSans" w:eastAsia="OpenSans" w:cs="OpenSans"/>
+          <w:lang w:val="en-US" w:eastAsia="zh-CN" w:bidi="ar-SA"/>
+        </w:rPr>
+        <w:t xml:space="preserve"> </w:t>
+      </w:r>
+      <w:r>
+        <w:rPr>
+          <w:rFonts w:eastAsia="OpenSans" w:cs="OpenSans" w:ascii="OpenSans" w:hAnsi="OpenSans"/>
           <w:color w:val="D3D3D3"/>
           <w:kern w:val="0"/>
           <w:sz w:val="18"/>
           <w:szCs w:val="18"/>
-          <w:lang w:val="en-US" w:eastAsia="zh-CN" w:bidi="ar"/>
+          <w:lang w:val="en-US" w:eastAsia="zh-CN" w:bidi="ar-SA"/>
         </w:rPr>
         <w:t>|</w:t>
       </w:r>
       <w:r>
         <w:rPr>
-          <w:rFonts w:ascii="ChromeSansMM" w:hAnsi="ChromeSansMM" w:eastAsia="ChromeSansMM" w:cs="ChromeSansMM"/>
+          <w:rFonts w:eastAsia="ChromeSansMM" w:cs="ChromeSansMM" w:ascii="ChromeSansMM" w:hAnsi="ChromeSansMM"/>
           <w:color w:val="D3D3D3"/>
           <w:kern w:val="0"/>
           <w:sz w:val="18"/>
           <w:szCs w:val="18"/>
-          <w:lang w:val="en-US" w:eastAsia="zh-CN" w:bidi="ar"/>
-        </w:rPr>
-        <w:t xml:space="preserve"> </w:t>
-      </w:r>
-      <w:r>
-        <w:rPr>
-          <w:rFonts w:hint="default" w:ascii="Arial Black" w:hAnsi="Tahoma" w:eastAsia="Tahoma" w:cs="Tahoma"/>
+          <w:lang w:val="en-US" w:eastAsia="zh-CN" w:bidi="ar-SA"/>
+        </w:rPr>
+        <w:t xml:space="preserve"> </w:t>
+      </w:r>
+      <w:r>
+        <w:rPr>
+          <w:rFonts w:eastAsia="Tahoma" w:cs="Tahoma" w:ascii="Arial Black" w:hAnsi="Arial Black"/>
           <w:color w:val="565656"/>
           <w:sz w:val="18"/>
           <w:szCs w:val="18"/>
@@ -7975,18 +7950,18 @@
       </w:r>
       <w:r>
         <w:rPr>
-          <w:rFonts w:hint="default" w:ascii="OpenSans" w:hAnsi="OpenSans" w:eastAsia="OpenSans" w:cs="OpenSans"/>
+          <w:rFonts w:eastAsia="OpenSans" w:cs="OpenSans" w:ascii="OpenSans" w:hAnsi="OpenSans"/>
           <w:color w:val="565656"/>
           <w:kern w:val="0"/>
           <w:sz w:val="18"/>
           <w:szCs w:val="18"/>
-          <w:lang w:val="en-US" w:eastAsia="zh-CN" w:bidi="ar"/>
-        </w:rPr>
-        <w:t xml:space="preserve"> </w:t>
-      </w:r>
-      <w:r>
-        <w:rPr>
-          <w:rFonts w:hint="default" w:ascii="Tahoma" w:hAnsi="Tahoma" w:eastAsia="Tahoma" w:cs="Tahoma"/>
+          <w:lang w:val="en-US" w:eastAsia="zh-CN" w:bidi="ar-SA"/>
+        </w:rPr>
+        <w:t xml:space="preserve"> </w:t>
+      </w:r>
+      <w:r>
+        <w:rPr>
+          <w:rFonts w:eastAsia="Tahoma" w:cs="Tahoma"/>
           <w:color w:val="565656"/>
           <w:sz w:val="18"/>
           <w:szCs w:val="18"/>
@@ -7997,15 +7972,14 @@
     </w:p>
     <w:p>
       <w:pPr>
-        <w:pStyle w:val="6"/>
-        <w:spacing w:before="33"/>
+        <w:pStyle w:val="BodyText"/>
+        <w:spacing w:before="33" w:after="0"/>
         <w:rPr>
           <w:color w:val="4F4B48"/>
         </w:rPr>
       </w:pPr>
       <w:r>
         <w:rPr>
-          <w:rFonts w:hint="default"/>
           <w:color w:val="4F4B48"/>
           <w:lang w:val="en-US" w:eastAsia="zh-CN"/>
         </w:rPr>
@@ -8014,15 +7988,14 @@
     </w:p>
     <w:p>
       <w:pPr>
-        <w:pStyle w:val="6"/>
-        <w:spacing w:before="33"/>
+        <w:pStyle w:val="BodyText"/>
+        <w:spacing w:before="33" w:after="0"/>
         <w:rPr>
           <w:color w:val="4F4B48"/>
         </w:rPr>
       </w:pPr>
       <w:r>
         <w:rPr>
-          <w:rFonts w:hint="default"/>
           <w:color w:val="4F4B48"/>
           <w:lang w:val="en-US" w:eastAsia="zh-CN"/>
         </w:rPr>
@@ -8031,15 +8004,14 @@
     </w:p>
     <w:p>
       <w:pPr>
-        <w:pStyle w:val="6"/>
-        <w:spacing w:before="33"/>
+        <w:pStyle w:val="BodyText"/>
+        <w:spacing w:before="33" w:after="0"/>
         <w:rPr>
           <w:color w:val="4F4B48"/>
         </w:rPr>
       </w:pPr>
       <w:r>
         <w:rPr>
-          <w:rFonts w:hint="default"/>
           <w:color w:val="4F4B48"/>
           <w:lang w:val="en-US" w:eastAsia="zh-CN"/>
         </w:rPr>
@@ -8048,15 +8020,14 @@
     </w:p>
     <w:p>
       <w:pPr>
-        <w:pStyle w:val="6"/>
-        <w:spacing w:before="33"/>
+        <w:pStyle w:val="BodyText"/>
+        <w:spacing w:before="33" w:after="0"/>
         <w:rPr>
           <w:color w:val="4F4B48"/>
         </w:rPr>
       </w:pPr>
       <w:r>
         <w:rPr>
-          <w:rFonts w:hint="default"/>
           <w:color w:val="4F4B48"/>
           <w:lang w:val="en-US" w:eastAsia="zh-CN"/>
         </w:rPr>
@@ -8065,15 +8036,14 @@
     </w:p>
     <w:p>
       <w:pPr>
-        <w:pStyle w:val="6"/>
-        <w:spacing w:before="33"/>
+        <w:pStyle w:val="BodyText"/>
+        <w:spacing w:before="33" w:after="0"/>
         <w:rPr>
           <w:color w:val="4F4B48"/>
         </w:rPr>
       </w:pPr>
       <w:r>
         <w:rPr>
-          <w:rFonts w:hint="default"/>
           <w:color w:val="4F4B48"/>
           <w:lang w:val="en-US" w:eastAsia="zh-CN"/>
         </w:rPr>
@@ -8082,15 +8052,14 @@
     </w:p>
     <w:p>
       <w:pPr>
-        <w:pStyle w:val="6"/>
-        <w:spacing w:before="33"/>
+        <w:pStyle w:val="BodyText"/>
+        <w:spacing w:before="33" w:after="0"/>
         <w:rPr>
           <w:color w:val="4F4B48"/>
         </w:rPr>
       </w:pPr>
       <w:r>
         <w:rPr>
-          <w:rFonts w:hint="default"/>
           <w:color w:val="4F4B48"/>
           <w:lang w:val="en-US" w:eastAsia="zh-CN"/>
         </w:rPr>
@@ -8099,25 +8068,32 @@
     </w:p>
     <w:p>
       <w:pPr>
-        <w:pStyle w:val="6"/>
-        <w:spacing w:before="129" w:line="256" w:lineRule="auto"/>
-        <w:ind w:right="375"/>
+        <w:pStyle w:val="BodyText"/>
+        <w:spacing w:lineRule="auto" w:line="257" w:before="129" w:after="0"/>
+        <w:ind w:start="2983" w:end="375"/>
         <w:rPr>
           <w:color w:val="4F4B48"/>
           <w:w w:val="105"/>
         </w:rPr>
       </w:pPr>
+      <w:r>
+        <w:rPr>
+          <w:color w:val="4F4B48"/>
+          <w:w w:val="105"/>
+        </w:rPr>
+      </w:r>
     </w:p>
     <w:p>
       <w:pPr>
-        <w:pStyle w:val="2"/>
-        <w:spacing w:before="90"/>
+        <w:pStyle w:val="Heading1"/>
+        <w:spacing w:before="90" w:after="0"/>
+        <w:rPr/>
       </w:pPr>
       <w:r>
         <mc:AlternateContent>
           <mc:Choice Requires="wps">
             <w:drawing>
-              <wp:anchor distT="0" distB="0" distL="0" distR="0" simplePos="0" relativeHeight="251661312" behindDoc="0" locked="0" layoutInCell="1" allowOverlap="1">
+              <wp:anchor distT="635" distB="0" distL="635" distR="0" simplePos="0" relativeHeight="8" behindDoc="0" locked="0" layoutInCell="0" allowOverlap="1">
                 <wp:simplePos x="0" y="0"/>
                 <wp:positionH relativeFrom="page">
                   <wp:posOffset>2073910</wp:posOffset>
@@ -8126,10 +8102,9 @@
                   <wp:posOffset>142875</wp:posOffset>
                 </wp:positionV>
                 <wp:extent cx="5286375" cy="9525"/>
-                <wp:effectExtent l="0" t="0" r="1905" b="1905"/>
+                <wp:effectExtent l="635" t="635" r="0" b="0"/>
                 <wp:wrapNone/>
                 <wp:docPr id="9" name="Graphic 9"/>
-                <wp:cNvGraphicFramePr/>
                 <a:graphic xmlns:a="http://schemas.openxmlformats.org/drawingml/2006/main">
                   <a:graphicData uri="http://schemas.microsoft.com/office/word/2010/wordprocessingShape">
                     <wps:wsp>
@@ -8137,14 +8112,19 @@
                       <wps:spPr>
                         <a:xfrm>
                           <a:off x="0" y="0"/>
-                          <a:ext cx="5286375" cy="9525"/>
+                          <a:ext cx="5286240" cy="9360"/>
                         </a:xfrm>
                         <a:custGeom>
                           <a:avLst/>
-                          <a:gdLst/>
+                          <a:gdLst>
+                            <a:gd name="textAreaLeft" fmla="*/ 0 w 2997000"/>
+                            <a:gd name="textAreaRight" fmla="*/ 2997720 w 2997000"/>
+                            <a:gd name="textAreaTop" fmla="*/ 0 h 5400"/>
+                            <a:gd name="textAreaBottom" fmla="*/ 6120 h 5400"/>
+                          </a:gdLst>
                           <a:ahLst/>
                           <a:cxnLst/>
-                          <a:rect l="l" t="t" r="r" b="b"/>
+                          <a:rect l="textAreaLeft" t="textAreaTop" r="textAreaRight" b="textAreaBottom"/>
                           <a:pathLst>
                             <a:path w="5286375" h="9525">
                               <a:moveTo>
@@ -8168,13 +8148,20 @@
                         </a:custGeom>
                         <a:solidFill>
                           <a:srgbClr val="8C8580">
-                            <a:alpha val="29998"/>
+                            <a:alpha val="30000"/>
                           </a:srgbClr>
                         </a:solidFill>
+                        <a:ln w="0">
+                          <a:noFill/>
+                        </a:ln>
                       </wps:spPr>
-                      <wps:bodyPr wrap="square" lIns="0" tIns="0" rIns="0" bIns="0" rtlCol="0">
-                        <a:noAutofit/>
-                      </wps:bodyPr>
+                      <wps:style>
+                        <a:lnRef idx="0"/>
+                        <a:fillRef idx="0"/>
+                        <a:effectRef idx="0"/>
+                        <a:fontRef idx="minor"/>
+                      </wps:style>
+                      <wps:bodyPr/>
                     </wps:wsp>
                   </a:graphicData>
                 </a:graphic>
@@ -8182,15 +8169,7 @@
             </w:drawing>
           </mc:Choice>
           <mc:Fallback>
-            <w:pict>
-              <v:shape id="Graphic 9" o:spid="_x0000_s1026" o:spt="100" style="position:absolute;left:0pt;margin-left:163.3pt;margin-top:11.25pt;height:0.75pt;width:416.25pt;mso-position-horizontal-relative:page;z-index:251661312;mso-width-relative:page;mso-height-relative:page;" fillcolor="#8C8580" filled="t" stroked="f" coordsize="5286375,9525" o:gfxdata="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" path="m5286374,9525l0,9525,0,0,5286374,0,5286374,9525xe">
-                <v:fill on="t" opacity="19659f" focussize="0,0"/>
-                <v:stroke on="f"/>
-                <v:imagedata o:title=""/>
-                <o:lock v:ext="edit" aspectratio="f"/>
-                <v:textbox inset="0mm,0mm,0mm,0mm"/>
-              </v:shape>
-            </w:pict>
+            <w:pict/>
           </mc:Fallback>
         </mc:AlternateContent>
       </w:r>
@@ -8233,11 +8212,13 @@
     </w:p>
     <w:p>
       <w:pPr>
+        <w:pStyle w:val="Normal"/>
         <w:tabs>
-          <w:tab w:val="left" w:pos="2970"/>
+          <w:tab w:val="clear" w:pos="720"/>
+          <w:tab w:val="left" w:pos="2970" w:leader="none"/>
         </w:tabs>
-        <w:spacing w:before="94"/>
-        <w:ind w:left="459"/>
+        <w:spacing w:before="94" w:after="0"/>
+        <w:ind w:start="459"/>
         <w:rPr>
           <w:rFonts w:ascii="Arial Black" w:hAnsi="Arial Black"/>
           <w:sz w:val="20"/>
@@ -8318,8 +8299,8 @@
         </w:rPr>
         <w:tab/>
       </w:r>
-      <w:bookmarkStart w:id="6" w:name="Bachelor_Degree"/>
-      <w:bookmarkEnd w:id="6"/>
+      <w:bookmarkStart w:id="7" w:name="Bachelor_Degree"/>
+      <w:bookmarkEnd w:id="7"/>
       <w:r>
         <w:rPr>
           <w:rFonts w:ascii="Arial Black" w:hAnsi="Arial Black"/>
@@ -8351,8 +8332,9 @@
     </w:p>
     <w:p>
       <w:pPr>
-        <w:pStyle w:val="3"/>
-        <w:spacing w:before="103"/>
+        <w:pStyle w:val="Heading2"/>
+        <w:spacing w:before="103" w:after="0"/>
+        <w:rPr/>
       </w:pPr>
       <w:r>
         <w:rPr>
@@ -8448,12 +8430,13 @@
     </w:p>
     <w:p>
       <w:pPr>
-        <w:pStyle w:val="6"/>
+        <w:pStyle w:val="BodyText"/>
         <w:tabs>
-          <w:tab w:val="left" w:pos="2970"/>
+          <w:tab w:val="clear" w:pos="720"/>
+          <w:tab w:val="left" w:pos="2970" w:leader="none"/>
         </w:tabs>
-        <w:spacing w:line="345" w:lineRule="auto"/>
-        <w:ind w:left="459" w:right="2745" w:firstLine="2524"/>
+        <w:spacing w:lineRule="auto" w:line="346"/>
+        <w:ind w:firstLine="2524" w:start="459" w:end="2745"/>
         <w:rPr>
           <w:rFonts w:ascii="Arial Black" w:hAnsi="Arial Black"/>
           <w:sz w:val="20"/>
@@ -8500,15 +8483,10 @@
           <w:color w:val="757575"/>
         </w:rPr>
         <w:t>[ 28/02/2006 – 29/02/2008 ]</w:t>
-      </w:r>
-      <w:r>
-        <w:rPr>
-          <w:color w:val="757575"/>
-        </w:rPr>
         <w:tab/>
       </w:r>
-      <w:bookmarkStart w:id="7" w:name="Pre-university_course"/>
-      <w:bookmarkEnd w:id="7"/>
+      <w:bookmarkStart w:id="8" w:name="Pre-university_course"/>
+      <w:bookmarkEnd w:id="8"/>
       <w:r>
         <w:rPr>
           <w:rFonts w:ascii="Arial Black" w:hAnsi="Arial Black"/>
@@ -8539,8 +8517,9 @@
     </w:p>
     <w:p>
       <w:pPr>
-        <w:pStyle w:val="3"/>
-        <w:spacing w:before="0" w:line="187" w:lineRule="exact"/>
+        <w:pStyle w:val="Heading2"/>
+        <w:spacing w:lineRule="exact" w:line="187" w:before="0" w:after="0"/>
+        <w:rPr/>
       </w:pPr>
       <w:r>
         <w:rPr>
@@ -8580,11 +8559,13 @@
     </w:p>
     <w:p>
       <w:pPr>
+        <w:pStyle w:val="Normal"/>
         <w:tabs>
-          <w:tab w:val="left" w:pos="2970"/>
+          <w:tab w:val="clear" w:pos="720"/>
+          <w:tab w:val="left" w:pos="2970" w:leader="none"/>
         </w:tabs>
-        <w:spacing w:before="103" w:line="345" w:lineRule="auto"/>
-        <w:ind w:left="459" w:right="1236" w:firstLine="2524"/>
+        <w:spacing w:lineRule="auto" w:line="346" w:before="103" w:after="0"/>
+        <w:ind w:firstLine="2524" w:start="459" w:end="1236"/>
         <w:rPr>
           <w:rFonts w:ascii="Arial Black" w:hAnsi="Arial Black"/>
           <w:sz w:val="20"/>
@@ -8637,16 +8618,10 @@
           <w:sz w:val="18"/>
         </w:rPr>
         <w:t>[ 28/02/2005 – 28/02/2006 ]</w:t>
-      </w:r>
-      <w:r>
-        <w:rPr>
-          <w:color w:val="757575"/>
-          <w:sz w:val="18"/>
-        </w:rPr>
         <w:tab/>
       </w:r>
-      <w:bookmarkStart w:id="8" w:name="Secondary_School_Certificate"/>
-      <w:bookmarkEnd w:id="8"/>
+      <w:bookmarkStart w:id="9" w:name="Secondary_School_Certificate"/>
+      <w:bookmarkEnd w:id="9"/>
       <w:r>
         <w:rPr>
           <w:rFonts w:ascii="Arial Black" w:hAnsi="Arial Black"/>
@@ -8695,8 +8670,9 @@
     </w:p>
     <w:p>
       <w:pPr>
-        <w:pStyle w:val="3"/>
-        <w:spacing w:before="0" w:line="187" w:lineRule="exact"/>
+        <w:pStyle w:val="Heading2"/>
+        <w:spacing w:lineRule="exact" w:line="187" w:before="0" w:after="0"/>
+        <w:rPr/>
       </w:pPr>
       <w:r>
         <w:rPr>
@@ -8734,18 +8710,19 @@
     </w:p>
     <w:p>
       <w:pPr>
-        <w:pStyle w:val="6"/>
+        <w:pStyle w:val="BodyText"/>
+        <w:rPr/>
       </w:pPr>
       <w:r>
         <w:rPr>
-          <w:rFonts w:ascii="Arial Black"/>
+          <w:rFonts w:ascii="Arial Black" w:hAnsi="Arial Black"/>
           <w:color w:val="565656"/>
         </w:rPr>
         <w:t>Address:</w:t>
       </w:r>
       <w:r>
         <w:rPr>
-          <w:rFonts w:ascii="Arial Black"/>
+          <w:rFonts w:ascii="Arial Black" w:hAnsi="Arial Black"/>
           <w:color w:val="565656"/>
           <w:spacing w:val="-4"/>
         </w:rPr>
@@ -8814,59 +8791,84 @@
     </w:p>
     <w:p>
       <w:pPr>
-        <w:pStyle w:val="2"/>
-        <w:spacing w:before="88"/>
-        <w:ind w:left="961"/>
+        <w:pStyle w:val="Heading1"/>
+        <w:spacing w:before="88" w:after="0"/>
+        <w:ind w:start="961"/>
         <w:rPr>
           <w:color w:val="0B56A5"/>
           <w:w w:val="85"/>
         </w:rPr>
       </w:pPr>
+      <w:r>
+        <w:rPr>
+          <w:color w:val="0B56A5"/>
+          <w:w w:val="85"/>
+        </w:rPr>
+      </w:r>
     </w:p>
     <w:p>
       <w:pPr>
-        <w:pStyle w:val="2"/>
-        <w:spacing w:before="88"/>
-        <w:ind w:left="961"/>
+        <w:pStyle w:val="Heading1"/>
+        <w:spacing w:before="88" w:after="0"/>
+        <w:ind w:start="961"/>
         <w:rPr>
           <w:color w:val="0B56A5"/>
           <w:w w:val="85"/>
         </w:rPr>
       </w:pPr>
+      <w:r>
+        <w:rPr>
+          <w:color w:val="0B56A5"/>
+          <w:w w:val="85"/>
+        </w:rPr>
+      </w:r>
     </w:p>
     <w:p>
       <w:pPr>
-        <w:pStyle w:val="2"/>
-        <w:spacing w:before="88"/>
-        <w:ind w:left="961"/>
+        <w:pStyle w:val="Heading1"/>
+        <w:spacing w:before="88" w:after="0"/>
+        <w:ind w:start="961"/>
         <w:rPr>
           <w:color w:val="0B56A5"/>
           <w:w w:val="85"/>
         </w:rPr>
       </w:pPr>
+      <w:r>
+        <w:rPr>
+          <w:color w:val="0B56A5"/>
+          <w:w w:val="85"/>
+        </w:rPr>
+      </w:r>
     </w:p>
     <w:p>
       <w:pPr>
-        <w:pStyle w:val="2"/>
-        <w:spacing w:before="88"/>
-        <w:ind w:left="961"/>
+        <w:pStyle w:val="Heading1"/>
+        <w:spacing w:before="88" w:after="0"/>
+        <w:ind w:start="961"/>
         <w:rPr>
           <w:color w:val="0B56A5"/>
           <w:w w:val="85"/>
         </w:rPr>
       </w:pPr>
+      <w:r>
+        <w:rPr>
+          <w:color w:val="0B56A5"/>
+          <w:w w:val="85"/>
+        </w:rPr>
+      </w:r>
     </w:p>
     <w:p>
       <w:pPr>
-        <w:pStyle w:val="2"/>
-        <w:spacing w:before="88"/>
-        <w:ind w:left="0" w:leftChars="0" w:firstLine="0" w:firstLineChars="0"/>
+        <w:pStyle w:val="Heading1"/>
+        <w:spacing w:before="88" w:after="0"/>
+        <w:ind w:hanging="0" w:start="0"/>
+        <w:rPr/>
       </w:pPr>
       <w:r>
         <mc:AlternateContent>
           <mc:Choice Requires="wps">
             <w:drawing>
-              <wp:anchor distT="0" distB="0" distL="0" distR="0" simplePos="0" relativeHeight="251661312" behindDoc="0" locked="0" layoutInCell="1" allowOverlap="1">
+              <wp:anchor distT="635" distB="0" distL="635" distR="0" simplePos="0" relativeHeight="9" behindDoc="0" locked="0" layoutInCell="0" allowOverlap="1">
                 <wp:simplePos x="0" y="0"/>
                 <wp:positionH relativeFrom="page">
                   <wp:posOffset>2073910</wp:posOffset>
@@ -8875,10 +8877,9 @@
                   <wp:posOffset>141605</wp:posOffset>
                 </wp:positionV>
                 <wp:extent cx="5286375" cy="9525"/>
-                <wp:effectExtent l="0" t="0" r="1905" b="1905"/>
+                <wp:effectExtent l="635" t="635" r="0" b="0"/>
                 <wp:wrapNone/>
-                <wp:docPr id="11" name="Graphic 10"/>
-                <wp:cNvGraphicFramePr/>
+                <wp:docPr id="10" name="Graphic 10"/>
                 <a:graphic xmlns:a="http://schemas.openxmlformats.org/drawingml/2006/main">
                   <a:graphicData uri="http://schemas.microsoft.com/office/word/2010/wordprocessingShape">
                     <wps:wsp>
@@ -8886,14 +8887,19 @@
                       <wps:spPr>
                         <a:xfrm>
                           <a:off x="0" y="0"/>
-                          <a:ext cx="5286375" cy="9525"/>
+                          <a:ext cx="5286240" cy="9360"/>
                         </a:xfrm>
                         <a:custGeom>
                           <a:avLst/>
-                          <a:gdLst/>
+                          <a:gdLst>
+                            <a:gd name="textAreaLeft" fmla="*/ 0 w 2997000"/>
+                            <a:gd name="textAreaRight" fmla="*/ 2997720 w 2997000"/>
+                            <a:gd name="textAreaTop" fmla="*/ 0 h 5400"/>
+                            <a:gd name="textAreaBottom" fmla="*/ 6120 h 5400"/>
+                          </a:gdLst>
                           <a:ahLst/>
                           <a:cxnLst/>
-                          <a:rect l="l" t="t" r="r" b="b"/>
+                          <a:rect l="textAreaLeft" t="textAreaTop" r="textAreaRight" b="textAreaBottom"/>
                           <a:pathLst>
                             <a:path w="5286375" h="9525">
                               <a:moveTo>
@@ -8917,13 +8923,20 @@
                         </a:custGeom>
                         <a:solidFill>
                           <a:srgbClr val="8C8580">
-                            <a:alpha val="29998"/>
+                            <a:alpha val="30000"/>
                           </a:srgbClr>
                         </a:solidFill>
+                        <a:ln w="0">
+                          <a:noFill/>
+                        </a:ln>
                       </wps:spPr>
-                      <wps:bodyPr wrap="square" lIns="0" tIns="0" rIns="0" bIns="0" rtlCol="0">
-                        <a:noAutofit/>
-                      </wps:bodyPr>
+                      <wps:style>
+                        <a:lnRef idx="0"/>
+                        <a:fillRef idx="0"/>
+                        <a:effectRef idx="0"/>
+                        <a:fontRef idx="minor"/>
+                      </wps:style>
+                      <wps:bodyPr/>
                     </wps:wsp>
                   </a:graphicData>
                 </a:graphic>
@@ -8931,15 +8944,7 @@
             </w:drawing>
           </mc:Choice>
           <mc:Fallback>
-            <w:pict>
-              <v:shape id="Graphic 10" o:spid="_x0000_s1026" o:spt="100" style="position:absolute;left:0pt;margin-left:163.3pt;margin-top:11.15pt;height:0.75pt;width:416.25pt;mso-position-horizontal-relative:page;z-index:251661312;mso-width-relative:page;mso-height-relative:page;" fillcolor="#8C8580" filled="t" stroked="f" coordsize="5286375,9525" o:gfxdata="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" path="m5286374,9525l0,9525,0,0,5286374,0,5286374,9525xe">
-                <v:fill on="t" opacity="19659f" focussize="0,0"/>
-                <v:stroke on="f"/>
-                <v:imagedata o:title=""/>
-                <o:lock v:ext="edit" aspectratio="f"/>
-                <v:textbox inset="0mm,0mm,0mm,0mm"/>
-              </v:shape>
-            </w:pict>
+            <w:pict/>
           </mc:Fallback>
         </mc:AlternateContent>
       </w:r>
@@ -8968,15 +8973,16 @@
     </w:p>
     <w:p>
       <w:pPr>
-        <w:spacing w:before="69"/>
-        <w:ind w:left="2983"/>
+        <w:pStyle w:val="Normal"/>
+        <w:spacing w:before="69" w:after="0"/>
+        <w:ind w:start="2983"/>
         <w:rPr>
           <w:sz w:val="20"/>
         </w:rPr>
       </w:pPr>
       <w:r>
         <w:rPr>
-          <w:rFonts w:ascii="Arial Black"/>
+          <w:rFonts w:ascii="Arial Black" w:hAnsi="Arial Black"/>
           <w:color w:val="565656"/>
           <w:w w:val="90"/>
           <w:sz w:val="20"/>
@@ -8985,7 +8991,7 @@
       </w:r>
       <w:r>
         <w:rPr>
-          <w:rFonts w:ascii="Arial Black"/>
+          <w:rFonts w:ascii="Arial Black" w:hAnsi="Arial Black"/>
           <w:color w:val="565656"/>
           <w:spacing w:val="-2"/>
           <w:sz w:val="20"/>
@@ -8994,7 +9000,7 @@
       </w:r>
       <w:r>
         <w:rPr>
-          <w:rFonts w:ascii="Arial Black"/>
+          <w:rFonts w:ascii="Arial Black" w:hAnsi="Arial Black"/>
           <w:color w:val="565656"/>
           <w:w w:val="90"/>
           <w:sz w:val="20"/>
@@ -9003,7 +9009,7 @@
       </w:r>
       <w:r>
         <w:rPr>
-          <w:rFonts w:ascii="Arial Black"/>
+          <w:rFonts w:ascii="Arial Black" w:hAnsi="Arial Black"/>
           <w:color w:val="565656"/>
           <w:sz w:val="20"/>
         </w:rPr>
@@ -9021,16 +9027,17 @@
     </w:p>
     <w:p>
       <w:pPr>
-        <w:spacing w:before="81"/>
-        <w:ind w:left="2983"/>
-        <w:rPr>
-          <w:rFonts w:ascii="Arial Black"/>
+        <w:pStyle w:val="Normal"/>
+        <w:spacing w:before="81" w:after="0"/>
+        <w:ind w:start="2983"/>
+        <w:rPr>
+          <w:rFonts w:ascii="Arial Black" w:hAnsi="Arial Black"/>
           <w:sz w:val="20"/>
         </w:rPr>
       </w:pPr>
       <w:r>
         <w:rPr>
-          <w:rFonts w:ascii="Arial Black"/>
+          <w:rFonts w:ascii="Arial Black" w:hAnsi="Arial Black"/>
           <w:color w:val="565656"/>
           <w:spacing w:val="-8"/>
           <w:sz w:val="20"/>
@@ -9039,7 +9046,7 @@
       </w:r>
       <w:r>
         <w:rPr>
-          <w:rFonts w:ascii="Arial Black"/>
+          <w:rFonts w:ascii="Arial Black" w:hAnsi="Arial Black"/>
           <w:color w:val="565656"/>
           <w:spacing w:val="-11"/>
           <w:sz w:val="20"/>
@@ -9048,7 +9055,7 @@
       </w:r>
       <w:r>
         <w:rPr>
-          <w:rFonts w:ascii="Arial Black"/>
+          <w:rFonts w:ascii="Arial Black" w:hAnsi="Arial Black"/>
           <w:color w:val="565656"/>
           <w:spacing w:val="-2"/>
           <w:sz w:val="20"/>
@@ -9058,18 +9065,19 @@
     </w:p>
     <w:p>
       <w:pPr>
-        <w:spacing w:before="76"/>
-        <w:ind w:left="2983"/>
-        <w:rPr>
-          <w:rFonts w:ascii="Arial Black"/>
+        <w:pStyle w:val="Normal"/>
+        <w:spacing w:before="76" w:after="0"/>
+        <w:ind w:start="2983"/>
+        <w:rPr>
+          <w:rFonts w:ascii="Arial Black" w:hAnsi="Arial Black"/>
           <w:sz w:val="20"/>
         </w:rPr>
       </w:pPr>
-      <w:bookmarkStart w:id="9" w:name="Kannada"/>
-      <w:bookmarkEnd w:id="9"/>
-      <w:r>
-        <w:rPr>
-          <w:rFonts w:ascii="Arial Black"/>
+      <w:bookmarkStart w:id="10" w:name="Kannada"/>
+      <w:bookmarkEnd w:id="10"/>
+      <w:r>
+        <w:rPr>
+          <w:rFonts w:ascii="Arial Black" w:hAnsi="Arial Black"/>
           <w:color w:val="0B56A5"/>
           <w:spacing w:val="-2"/>
           <w:sz w:val="20"/>
@@ -9079,15 +9087,16 @@
     </w:p>
     <w:p>
       <w:pPr>
-        <w:spacing w:before="70"/>
-        <w:ind w:left="2983"/>
+        <w:pStyle w:val="Normal"/>
+        <w:spacing w:before="70" w:after="0"/>
+        <w:ind w:start="2983"/>
         <w:rPr>
           <w:sz w:val="18"/>
         </w:rPr>
       </w:pPr>
       <w:r>
         <w:rPr>
-          <w:rFonts w:ascii="Arial Black"/>
+          <w:rFonts w:ascii="Arial Black" w:hAnsi="Arial Black"/>
           <w:color w:val="6B6B6B"/>
           <w:w w:val="85"/>
           <w:sz w:val="18"/>
@@ -9096,7 +9105,7 @@
       </w:r>
       <w:r>
         <w:rPr>
-          <w:rFonts w:ascii="Arial Black"/>
+          <w:rFonts w:ascii="Arial Black" w:hAnsi="Arial Black"/>
           <w:color w:val="6B6B6B"/>
           <w:spacing w:val="-2"/>
           <w:sz w:val="18"/>
@@ -9121,7 +9130,7 @@
       </w:r>
       <w:r>
         <w:rPr>
-          <w:rFonts w:ascii="Arial Black"/>
+          <w:rFonts w:ascii="Arial Black" w:hAnsi="Arial Black"/>
           <w:color w:val="6B6B6B"/>
           <w:w w:val="85"/>
           <w:sz w:val="18"/>
@@ -9130,7 +9139,7 @@
       </w:r>
       <w:r>
         <w:rPr>
-          <w:rFonts w:ascii="Arial Black"/>
+          <w:rFonts w:ascii="Arial Black" w:hAnsi="Arial Black"/>
           <w:color w:val="6B6B6B"/>
           <w:spacing w:val="-2"/>
           <w:sz w:val="18"/>
@@ -9149,8 +9158,9 @@
     </w:p>
     <w:p>
       <w:pPr>
-        <w:spacing w:before="69"/>
-        <w:ind w:left="2983"/>
+        <w:pStyle w:val="Normal"/>
+        <w:spacing w:before="69" w:after="0"/>
+        <w:ind w:start="2983"/>
         <w:rPr>
           <w:color w:val="6B6B6B"/>
           <w:spacing w:val="-5"/>
@@ -9160,7 +9170,7 @@
       </w:pPr>
       <w:r>
         <w:rPr>
-          <w:rFonts w:ascii="Arial Black"/>
+          <w:rFonts w:ascii="Arial Black" w:hAnsi="Arial Black"/>
           <w:color w:val="6B6B6B"/>
           <w:w w:val="85"/>
           <w:sz w:val="18"/>
@@ -9169,7 +9179,7 @@
       </w:r>
       <w:r>
         <w:rPr>
-          <w:rFonts w:ascii="Arial Black"/>
+          <w:rFonts w:ascii="Arial Black" w:hAnsi="Arial Black"/>
           <w:color w:val="6B6B6B"/>
           <w:sz w:val="18"/>
         </w:rPr>
@@ -9177,7 +9187,7 @@
       </w:r>
       <w:r>
         <w:rPr>
-          <w:rFonts w:ascii="Arial Black"/>
+          <w:rFonts w:ascii="Arial Black" w:hAnsi="Arial Black"/>
           <w:color w:val="6B6B6B"/>
           <w:w w:val="85"/>
           <w:sz w:val="18"/>
@@ -9186,7 +9196,7 @@
       </w:r>
       <w:r>
         <w:rPr>
-          <w:rFonts w:ascii="Arial Black"/>
+          <w:rFonts w:ascii="Arial Black" w:hAnsi="Arial Black"/>
           <w:color w:val="6B6B6B"/>
           <w:spacing w:val="1"/>
           <w:sz w:val="18"/>
@@ -9211,7 +9221,7 @@
       </w:r>
       <w:r>
         <w:rPr>
-          <w:rFonts w:ascii="Arial Black"/>
+          <w:rFonts w:ascii="Arial Black" w:hAnsi="Arial Black"/>
           <w:color w:val="6B6B6B"/>
           <w:w w:val="85"/>
           <w:sz w:val="18"/>
@@ -9220,7 +9230,7 @@
       </w:r>
       <w:r>
         <w:rPr>
-          <w:rFonts w:ascii="Arial Black"/>
+          <w:rFonts w:ascii="Arial Black" w:hAnsi="Arial Black"/>
           <w:color w:val="6B6B6B"/>
           <w:spacing w:val="1"/>
           <w:sz w:val="18"/>
@@ -9229,7 +9239,7 @@
       </w:r>
       <w:r>
         <w:rPr>
-          <w:rFonts w:ascii="Arial Black"/>
+          <w:rFonts w:ascii="Arial Black" w:hAnsi="Arial Black"/>
           <w:color w:val="6B6B6B"/>
           <w:w w:val="85"/>
           <w:sz w:val="18"/>
@@ -9238,7 +9248,7 @@
       </w:r>
       <w:r>
         <w:rPr>
-          <w:rFonts w:ascii="Arial Black"/>
+          <w:rFonts w:ascii="Arial Black" w:hAnsi="Arial Black"/>
           <w:color w:val="6B6B6B"/>
           <w:spacing w:val="1"/>
           <w:sz w:val="18"/>
@@ -9254,23 +9264,24 @@
         </w:rPr>
         <w:t>A1</w:t>
       </w:r>
-      <w:bookmarkStart w:id="10" w:name="German"/>
-      <w:bookmarkEnd w:id="10"/>
+      <w:bookmarkStart w:id="11" w:name="German"/>
+      <w:bookmarkEnd w:id="11"/>
     </w:p>
     <w:p>
       <w:pPr>
-        <w:spacing w:before="80"/>
-        <w:ind w:firstLine="2940" w:firstLineChars="1500"/>
-        <w:rPr>
-          <w:rFonts w:ascii="Arial Black"/>
+        <w:pStyle w:val="Normal"/>
+        <w:spacing w:before="80" w:after="0"/>
+        <w:ind w:firstLineChars="1500"/>
+        <w:rPr>
+          <w:rFonts w:ascii="Arial Black" w:hAnsi="Arial Black"/>
           <w:sz w:val="20"/>
         </w:rPr>
       </w:pPr>
-      <w:bookmarkStart w:id="11" w:name="English"/>
-      <w:bookmarkEnd w:id="11"/>
-      <w:r>
-        <w:rPr>
-          <w:rFonts w:hint="default" w:ascii="Arial Black"/>
+      <w:bookmarkStart w:id="12" w:name="English"/>
+      <w:bookmarkEnd w:id="12"/>
+      <w:r>
+        <w:rPr>
+          <w:rFonts w:ascii="Arial Black" w:hAnsi="Arial Black"/>
           <w:color w:val="0B56A5"/>
           <w:spacing w:val="-2"/>
           <w:sz w:val="20"/>
@@ -9280,7 +9291,7 @@
       </w:r>
       <w:r>
         <w:rPr>
-          <w:rFonts w:ascii="Arial Black"/>
+          <w:rFonts w:ascii="Arial Black" w:hAnsi="Arial Black"/>
           <w:color w:val="0B56A5"/>
           <w:spacing w:val="-2"/>
           <w:sz w:val="20"/>
@@ -9290,15 +9301,16 @@
     </w:p>
     <w:p>
       <w:pPr>
-        <w:spacing w:before="70"/>
-        <w:ind w:left="2983"/>
+        <w:pStyle w:val="Normal"/>
+        <w:spacing w:before="70" w:after="0"/>
+        <w:ind w:start="2983"/>
         <w:rPr>
           <w:sz w:val="18"/>
         </w:rPr>
       </w:pPr>
       <w:r>
         <w:rPr>
-          <w:rFonts w:ascii="Arial Black"/>
+          <w:rFonts w:ascii="Arial Black" w:hAnsi="Arial Black"/>
           <w:color w:val="6B6B6B"/>
           <w:w w:val="90"/>
           <w:sz w:val="18"/>
@@ -9307,7 +9319,7 @@
       </w:r>
       <w:r>
         <w:rPr>
-          <w:rFonts w:ascii="Arial Black"/>
+          <w:rFonts w:ascii="Arial Black" w:hAnsi="Arial Black"/>
           <w:color w:val="6B6B6B"/>
           <w:spacing w:val="-9"/>
           <w:w w:val="90"/>
@@ -9333,7 +9345,7 @@
       </w:r>
       <w:r>
         <w:rPr>
-          <w:rFonts w:ascii="Arial Black"/>
+          <w:rFonts w:ascii="Arial Black" w:hAnsi="Arial Black"/>
           <w:color w:val="6B6B6B"/>
           <w:w w:val="90"/>
           <w:sz w:val="18"/>
@@ -9342,7 +9354,7 @@
       </w:r>
       <w:r>
         <w:rPr>
-          <w:rFonts w:ascii="Arial Black"/>
+          <w:rFonts w:ascii="Arial Black" w:hAnsi="Arial Black"/>
           <w:color w:val="6B6B6B"/>
           <w:spacing w:val="-9"/>
           <w:w w:val="90"/>
@@ -9368,7 +9380,7 @@
       </w:r>
       <w:r>
         <w:rPr>
-          <w:rFonts w:ascii="Arial Black"/>
+          <w:rFonts w:ascii="Arial Black" w:hAnsi="Arial Black"/>
           <w:color w:val="6B6B6B"/>
           <w:w w:val="90"/>
           <w:sz w:val="18"/>
@@ -9377,7 +9389,7 @@
       </w:r>
       <w:r>
         <w:rPr>
-          <w:rFonts w:ascii="Arial Black"/>
+          <w:rFonts w:ascii="Arial Black" w:hAnsi="Arial Black"/>
           <w:color w:val="6B6B6B"/>
           <w:spacing w:val="-9"/>
           <w:w w:val="90"/>
@@ -9397,15 +9409,16 @@
     </w:p>
     <w:p>
       <w:pPr>
-        <w:spacing w:before="70"/>
-        <w:ind w:left="2983"/>
+        <w:pStyle w:val="Normal"/>
+        <w:spacing w:before="70" w:after="0"/>
+        <w:ind w:start="2983"/>
         <w:rPr>
           <w:sz w:val="18"/>
         </w:rPr>
       </w:pPr>
       <w:r>
         <w:rPr>
-          <w:rFonts w:ascii="Arial Black"/>
+          <w:rFonts w:ascii="Arial Black" w:hAnsi="Arial Black"/>
           <w:color w:val="6B6B6B"/>
           <w:w w:val="85"/>
           <w:sz w:val="18"/>
@@ -9414,7 +9427,7 @@
       </w:r>
       <w:r>
         <w:rPr>
-          <w:rFonts w:ascii="Arial Black"/>
+          <w:rFonts w:ascii="Arial Black" w:hAnsi="Arial Black"/>
           <w:color w:val="6B6B6B"/>
           <w:spacing w:val="1"/>
           <w:sz w:val="18"/>
@@ -9423,7 +9436,7 @@
       </w:r>
       <w:r>
         <w:rPr>
-          <w:rFonts w:ascii="Arial Black"/>
+          <w:rFonts w:ascii="Arial Black" w:hAnsi="Arial Black"/>
           <w:color w:val="6B6B6B"/>
           <w:w w:val="85"/>
           <w:sz w:val="18"/>
@@ -9432,7 +9445,7 @@
       </w:r>
       <w:r>
         <w:rPr>
-          <w:rFonts w:ascii="Arial Black"/>
+          <w:rFonts w:ascii="Arial Black" w:hAnsi="Arial Black"/>
           <w:color w:val="6B6B6B"/>
           <w:spacing w:val="1"/>
           <w:sz w:val="18"/>
@@ -9458,7 +9471,7 @@
       </w:r>
       <w:r>
         <w:rPr>
-          <w:rFonts w:ascii="Arial Black"/>
+          <w:rFonts w:ascii="Arial Black" w:hAnsi="Arial Black"/>
           <w:color w:val="6B6B6B"/>
           <w:w w:val="85"/>
           <w:sz w:val="18"/>
@@ -9467,7 +9480,7 @@
       </w:r>
       <w:r>
         <w:rPr>
-          <w:rFonts w:ascii="Arial Black"/>
+          <w:rFonts w:ascii="Arial Black" w:hAnsi="Arial Black"/>
           <w:color w:val="6B6B6B"/>
           <w:spacing w:val="1"/>
           <w:sz w:val="18"/>
@@ -9476,7 +9489,7 @@
       </w:r>
       <w:r>
         <w:rPr>
-          <w:rFonts w:ascii="Arial Black"/>
+          <w:rFonts w:ascii="Arial Black" w:hAnsi="Arial Black"/>
           <w:color w:val="6B6B6B"/>
           <w:w w:val="85"/>
           <w:sz w:val="18"/>
@@ -9485,7 +9498,7 @@
       </w:r>
       <w:r>
         <w:rPr>
-          <w:rFonts w:ascii="Arial Black"/>
+          <w:rFonts w:ascii="Arial Black" w:hAnsi="Arial Black"/>
           <w:color w:val="6B6B6B"/>
           <w:spacing w:val="1"/>
           <w:sz w:val="18"/>
@@ -9502,299 +9515,320 @@
         <w:t>B1</w:t>
       </w:r>
     </w:p>
-    <w:p/>
+    <w:p>
+      <w:pPr>
+        <w:pStyle w:val="Normal"/>
+        <w:rPr/>
+      </w:pPr>
+      <w:r>
+        <w:rPr/>
+      </w:r>
+    </w:p>
     <w:sectPr>
-      <w:pgSz w:w="11900" w:h="16820"/>
-      <w:pgMar w:top="180" w:right="283" w:bottom="280" w:left="283" w:header="720" w:footer="720" w:gutter="0"/>
-      <w:cols w:space="720" w:num="1"/>
+      <w:type w:val="nextPage"/>
+      <w:pgSz w:w="11906" w:h="16838"/>
+      <w:pgMar w:left="283" w:right="283" w:gutter="0" w:header="0" w:top="180" w:footer="0" w:bottom="280"/>
+      <w:pgNumType w:fmt="decimal"/>
+      <w:formProt w:val="false"/>
+      <w:textDirection w:val="lrTb"/>
+      <w:docGrid w:type="default" w:linePitch="100" w:charSpace="0"/>
     </w:sectPr>
   </w:body>
 </w:document>
 </file>
 
 <file path=word/styles.xml><?xml version="1.0" encoding="utf-8"?>
-<w:styles xmlns:mc="http://schemas.openxmlformats.org/markup-compatibility/2006" xmlns:o="urn:schemas-microsoft-com:office:office" xmlns:r="http://schemas.openxmlformats.org/officeDocument/2006/relationships" xmlns:m="http://schemas.openxmlformats.org/officeDocument/2006/math" xmlns:v="urn:schemas-microsoft-com:vml" xmlns:w="http://schemas.openxmlformats.org/wordprocessingml/2006/main" xmlns:w14="http://schemas.microsoft.com/office/word/2010/wordml" xmlns:w10="urn:schemas-microsoft-com:office:word" xmlns:sl="http://schemas.openxmlformats.org/schemaLibrary/2006/main" xmlns:wpsCustomData="http://www.wps.cn/officeDocument/2013/wpsCustomData" mc:Ignorable="w14">
+<w:styles xmlns:w="http://schemas.openxmlformats.org/wordprocessingml/2006/main" xmlns:w14="http://schemas.microsoft.com/office/word/2010/wordml" xmlns:mc="http://schemas.openxmlformats.org/markup-compatibility/2006" mc:Ignorable="w14">
   <w:docDefaults>
     <w:rPrDefault>
       <w:rPr>
         <w:rFonts w:ascii="Times New Roman" w:hAnsi="Times New Roman" w:eastAsia="SimSun" w:cs="Times New Roman"/>
+        <w:lang w:val="en-US" w:eastAsia="zh-CN" w:bidi="hi-IN"/>
       </w:rPr>
     </w:rPrDefault>
-    <w:pPrDefault/>
+    <w:pPrDefault>
+      <w:pPr>
+        <w:suppressAutoHyphens w:val="true"/>
+      </w:pPr>
+    </w:pPrDefault>
   </w:docDefaults>
-  <w:latentStyles w:count="260" w:defQFormat="0" w:defUnhideWhenUsed="1" w:defSemiHidden="1" w:defUIPriority="99" w:defLockedState="0">
-    <w:lsdException w:qFormat="1" w:unhideWhenUsed="0" w:uiPriority="1" w:semiHidden="0" w:name="Normal"/>
-    <w:lsdException w:qFormat="1" w:unhideWhenUsed="0" w:uiPriority="1" w:semiHidden="0" w:name="heading 1"/>
-    <w:lsdException w:qFormat="1" w:unhideWhenUsed="0" w:uiPriority="1" w:semiHidden="0" w:name="heading 2"/>
-    <w:lsdException w:qFormat="1" w:uiPriority="0" w:name="heading 3"/>
-    <w:lsdException w:qFormat="1" w:uiPriority="0" w:name="heading 4"/>
-    <w:lsdException w:qFormat="1" w:uiPriority="0" w:name="heading 5"/>
-    <w:lsdException w:qFormat="1" w:uiPriority="0" w:name="heading 6"/>
-    <w:lsdException w:qFormat="1" w:uiPriority="0" w:name="heading 7"/>
-    <w:lsdException w:qFormat="1" w:uiPriority="0" w:name="heading 8"/>
-    <w:lsdException w:qFormat="1" w:uiPriority="0" w:name="heading 9"/>
-    <w:lsdException w:unhideWhenUsed="0" w:uiPriority="0" w:semiHidden="0" w:name="index 1"/>
-    <w:lsdException w:unhideWhenUsed="0" w:uiPriority="0" w:semiHidden="0" w:name="index 2"/>
-    <w:lsdException w:unhideWhenUsed="0" w:uiPriority="0" w:semiHidden="0" w:name="index 3"/>
-    <w:lsdException w:unhideWhenUsed="0" w:uiPriority="0" w:semiHidden="0" w:name="index 4"/>
-    <w:lsdException w:unhideWhenUsed="0" w:uiPriority="0" w:semiHidden="0" w:name="index 5"/>
-    <w:lsdException w:unhideWhenUsed="0" w:uiPriority="0" w:semiHidden="0" w:name="index 6"/>
-    <w:lsdException w:unhideWhenUsed="0" w:uiPriority="0" w:semiHidden="0" w:name="index 7"/>
-    <w:lsdException w:unhideWhenUsed="0" w:uiPriority="0" w:semiHidden="0" w:name="index 8"/>
-    <w:lsdException w:unhideWhenUsed="0" w:uiPriority="0" w:semiHidden="0" w:name="index 9"/>
-    <w:lsdException w:unhideWhenUsed="0" w:uiPriority="0" w:semiHidden="0" w:name="toc 1"/>
-    <w:lsdException w:unhideWhenUsed="0" w:uiPriority="0" w:semiHidden="0" w:name="toc 2"/>
-    <w:lsdException w:unhideWhenUsed="0" w:uiPriority="0" w:semiHidden="0" w:name="toc 3"/>
-    <w:lsdException w:unhideWhenUsed="0" w:uiPriority="0" w:semiHidden="0" w:name="toc 4"/>
-    <w:lsdException w:unhideWhenUsed="0" w:uiPriority="0" w:semiHidden="0" w:name="toc 5"/>
-    <w:lsdException w:unhideWhenUsed="0" w:uiPriority="0" w:semiHidden="0" w:name="toc 6"/>
-    <w:lsdException w:unhideWhenUsed="0" w:uiPriority="0" w:semiHidden="0" w:name="toc 7"/>
-    <w:lsdException w:unhideWhenUsed="0" w:uiPriority="0" w:semiHidden="0" w:name="toc 8"/>
-    <w:lsdException w:unhideWhenUsed="0" w:uiPriority="0" w:semiHidden="0" w:name="toc 9"/>
-    <w:lsdException w:unhideWhenUsed="0" w:uiPriority="0" w:semiHidden="0" w:name="Normal Indent"/>
-    <w:lsdException w:unhideWhenUsed="0" w:uiPriority="0" w:semiHidden="0" w:name="footnote text"/>
-    <w:lsdException w:unhideWhenUsed="0" w:uiPriority="0" w:semiHidden="0" w:name="annotation text"/>
-    <w:lsdException w:unhideWhenUsed="0" w:uiPriority="0" w:semiHidden="0" w:name="header"/>
-    <w:lsdException w:unhideWhenUsed="0" w:uiPriority="0" w:semiHidden="0" w:name="footer"/>
-    <w:lsdException w:unhideWhenUsed="0" w:uiPriority="0" w:semiHidden="0" w:name="index heading"/>
-    <w:lsdException w:qFormat="1" w:uiPriority="0" w:name="caption"/>
-    <w:lsdException w:unhideWhenUsed="0" w:uiPriority="0" w:semiHidden="0" w:name="table of figures"/>
-    <w:lsdException w:unhideWhenUsed="0" w:uiPriority="0" w:semiHidden="0" w:name="envelope address"/>
-    <w:lsdException w:unhideWhenUsed="0" w:uiPriority="0" w:semiHidden="0" w:name="envelope return"/>
-    <w:lsdException w:unhideWhenUsed="0" w:uiPriority="0" w:semiHidden="0" w:name="footnote reference"/>
-    <w:lsdException w:unhideWhenUsed="0" w:uiPriority="0" w:semiHidden="0" w:name="annotation reference"/>
-    <w:lsdException w:unhideWhenUsed="0" w:uiPriority="0" w:semiHidden="0" w:name="line number"/>
-    <w:lsdException w:unhideWhenUsed="0" w:uiPriority="0" w:semiHidden="0" w:name="page number"/>
-    <w:lsdException w:unhideWhenUsed="0" w:uiPriority="0" w:semiHidden="0" w:name="endnote reference"/>
-    <w:lsdException w:unhideWhenUsed="0" w:uiPriority="0" w:semiHidden="0" w:name="endnote text"/>
-    <w:lsdException w:unhideWhenUsed="0" w:uiPriority="0" w:semiHidden="0" w:name="table of authorities"/>
-    <w:lsdException w:unhideWhenUsed="0" w:uiPriority="0" w:semiHidden="0" w:name="macro"/>
-    <w:lsdException w:unhideWhenUsed="0" w:uiPriority="0" w:semiHidden="0" w:name="toa heading"/>
-    <w:lsdException w:unhideWhenUsed="0" w:uiPriority="0" w:semiHidden="0" w:name="List"/>
-    <w:lsdException w:unhideWhenUsed="0" w:uiPriority="0" w:semiHidden="0" w:name="List Bullet"/>
-    <w:lsdException w:unhideWhenUsed="0" w:uiPriority="0" w:semiHidden="0" w:name="List Number"/>
-    <w:lsdException w:unhideWhenUsed="0" w:uiPriority="0" w:semiHidden="0" w:name="List 2"/>
-    <w:lsdException w:unhideWhenUsed="0" w:uiPriority="0" w:semiHidden="0" w:name="List 3"/>
-    <w:lsdException w:unhideWhenUsed="0" w:uiPriority="0" w:semiHidden="0" w:name="List 4"/>
-    <w:lsdException w:unhideWhenUsed="0" w:uiPriority="0" w:semiHidden="0" w:name="List 5"/>
-    <w:lsdException w:unhideWhenUsed="0" w:uiPriority="0" w:semiHidden="0" w:name="List Bullet 2"/>
-    <w:lsdException w:unhideWhenUsed="0" w:uiPriority="0" w:semiHidden="0" w:name="List Bullet 3"/>
-    <w:lsdException w:unhideWhenUsed="0" w:uiPriority="0" w:semiHidden="0" w:name="List Bullet 4"/>
-    <w:lsdException w:unhideWhenUsed="0" w:uiPriority="0" w:semiHidden="0" w:name="List Bullet 5"/>
-    <w:lsdException w:unhideWhenUsed="0" w:uiPriority="0" w:semiHidden="0" w:name="List Number 2"/>
-    <w:lsdException w:unhideWhenUsed="0" w:uiPriority="0" w:semiHidden="0" w:name="List Number 3"/>
-    <w:lsdException w:unhideWhenUsed="0" w:uiPriority="0" w:semiHidden="0" w:name="List Number 4"/>
-    <w:lsdException w:unhideWhenUsed="0" w:uiPriority="0" w:semiHidden="0" w:name="List Number 5"/>
-    <w:lsdException w:qFormat="1" w:unhideWhenUsed="0" w:uiPriority="1" w:semiHidden="0" w:name="Title"/>
-    <w:lsdException w:unhideWhenUsed="0" w:uiPriority="0" w:semiHidden="0" w:name="Closing"/>
-    <w:lsdException w:unhideWhenUsed="0" w:uiPriority="0" w:semiHidden="0" w:name="Signature"/>
-    <w:lsdException w:qFormat="1" w:unhideWhenUsed="0" w:uiPriority="0" w:name="Default Paragraph Font"/>
-    <w:lsdException w:qFormat="1" w:unhideWhenUsed="0" w:uiPriority="1" w:semiHidden="0" w:name="Body Text"/>
-    <w:lsdException w:unhideWhenUsed="0" w:uiPriority="0" w:semiHidden="0" w:name="Body Text Indent"/>
-    <w:lsdException w:unhideWhenUsed="0" w:uiPriority="0" w:semiHidden="0" w:name="List Continue"/>
-    <w:lsdException w:unhideWhenUsed="0" w:uiPriority="0" w:semiHidden="0" w:name="List Continue 2"/>
-    <w:lsdException w:unhideWhenUsed="0" w:uiPriority="0" w:semiHidden="0" w:name="List Continue 3"/>
-    <w:lsdException w:unhideWhenUsed="0" w:uiPriority="0" w:semiHidden="0" w:name="List Continue 4"/>
-    <w:lsdException w:unhideWhenUsed="0" w:uiPriority="0" w:semiHidden="0" w:name="List Continue 5"/>
-    <w:lsdException w:unhideWhenUsed="0" w:uiPriority="0" w:semiHidden="0" w:name="Message Header"/>
-    <w:lsdException w:qFormat="1" w:unhideWhenUsed="0" w:uiPriority="0" w:semiHidden="0" w:name="Subtitle"/>
-    <w:lsdException w:unhideWhenUsed="0" w:uiPriority="0" w:semiHidden="0" w:name="Salutation"/>
-    <w:lsdException w:unhideWhenUsed="0" w:uiPriority="0" w:semiHidden="0" w:name="Date"/>
-    <w:lsdException w:unhideWhenUsed="0" w:uiPriority="0" w:semiHidden="0" w:name="Body Text First Indent"/>
-    <w:lsdException w:unhideWhenUsed="0" w:uiPriority="0" w:semiHidden="0" w:name="Body Text First Indent 2"/>
-    <w:lsdException w:unhideWhenUsed="0" w:uiPriority="0" w:semiHidden="0" w:name="Note Heading"/>
-    <w:lsdException w:unhideWhenUsed="0" w:uiPriority="0" w:semiHidden="0" w:name="Body Text 2"/>
-    <w:lsdException w:unhideWhenUsed="0" w:uiPriority="0" w:semiHidden="0" w:name="Body Text 3"/>
-    <w:lsdException w:unhideWhenUsed="0" w:uiPriority="0" w:semiHidden="0" w:name="Body Text Indent 2"/>
-    <w:lsdException w:unhideWhenUsed="0" w:uiPriority="0" w:semiHidden="0" w:name="Body Text Indent 3"/>
-    <w:lsdException w:unhideWhenUsed="0" w:uiPriority="0" w:semiHidden="0" w:name="Block Text"/>
-    <w:lsdException w:unhideWhenUsed="0" w:uiPriority="0" w:semiHidden="0" w:name="Hyperlink"/>
-    <w:lsdException w:unhideWhenUsed="0" w:uiPriority="0" w:semiHidden="0" w:name="FollowedHyperlink"/>
-    <w:lsdException w:qFormat="1" w:unhideWhenUsed="0" w:uiPriority="0" w:semiHidden="0" w:name="Strong"/>
-    <w:lsdException w:qFormat="1" w:unhideWhenUsed="0" w:uiPriority="0" w:semiHidden="0" w:name="Emphasis"/>
-    <w:lsdException w:unhideWhenUsed="0" w:uiPriority="0" w:semiHidden="0" w:name="Document Map"/>
-    <w:lsdException w:unhideWhenUsed="0" w:uiPriority="0" w:semiHidden="0" w:name="Plain Text"/>
-    <w:lsdException w:unhideWhenUsed="0" w:uiPriority="0" w:semiHidden="0" w:name="E-mail Signature"/>
-    <w:lsdException w:unhideWhenUsed="0" w:uiPriority="0" w:semiHidden="0" w:name="Normal (Web)"/>
-    <w:lsdException w:unhideWhenUsed="0" w:uiPriority="0" w:semiHidden="0" w:name="HTML Acronym"/>
-    <w:lsdException w:unhideWhenUsed="0" w:uiPriority="0" w:semiHidden="0" w:name="HTML Address"/>
-    <w:lsdException w:unhideWhenUsed="0" w:uiPriority="0" w:semiHidden="0" w:name="HTML Cite"/>
-    <w:lsdException w:unhideWhenUsed="0" w:uiPriority="0" w:semiHidden="0" w:name="HTML Code"/>
-    <w:lsdException w:unhideWhenUsed="0" w:uiPriority="0" w:semiHidden="0" w:name="HTML Definition"/>
-    <w:lsdException w:unhideWhenUsed="0" w:uiPriority="0" w:semiHidden="0" w:name="HTML Keyboard"/>
-    <w:lsdException w:unhideWhenUsed="0" w:uiPriority="0" w:semiHidden="0" w:name="HTML Preformatted"/>
-    <w:lsdException w:unhideWhenUsed="0" w:uiPriority="0" w:semiHidden="0" w:name="HTML Sample"/>
-    <w:lsdException w:unhideWhenUsed="0" w:uiPriority="0" w:semiHidden="0" w:name="HTML Typewriter"/>
-    <w:lsdException w:unhideWhenUsed="0" w:uiPriority="0" w:semiHidden="0" w:name="HTML Variable"/>
-    <w:lsdException w:unhideWhenUsed="0" w:uiPriority="0" w:name="Normal Table"/>
-    <w:lsdException w:unhideWhenUsed="0" w:uiPriority="0" w:semiHidden="0" w:name="annotation subject"/>
-    <w:lsdException w:unhideWhenUsed="0" w:uiPriority="0" w:semiHidden="0" w:name="Table Simple 1"/>
-    <w:lsdException w:unhideWhenUsed="0" w:uiPriority="0" w:semiHidden="0" w:name="Table Simple 2"/>
-    <w:lsdException w:unhideWhenUsed="0" w:uiPriority="0" w:semiHidden="0" w:name="Table Simple 3"/>
-    <w:lsdException w:unhideWhenUsed="0" w:uiPriority="0" w:semiHidden="0" w:name="Table Classic 1"/>
-    <w:lsdException w:unhideWhenUsed="0" w:uiPriority="0" w:semiHidden="0" w:name="Table Classic 2"/>
-    <w:lsdException w:unhideWhenUsed="0" w:uiPriority="0" w:semiHidden="0" w:name="Table Classic 3"/>
-    <w:lsdException w:unhideWhenUsed="0" w:uiPriority="0" w:semiHidden="0" w:name="Table Classic 4"/>
-    <w:lsdException w:unhideWhenUsed="0" w:uiPriority="0" w:semiHidden="0" w:name="Table Colorful 1"/>
-    <w:lsdException w:unhideWhenUsed="0" w:uiPriority="0" w:semiHidden="0" w:name="Table Colorful 2"/>
-    <w:lsdException w:unhideWhenUsed="0" w:uiPriority="0" w:semiHidden="0" w:name="Table Colorful 3"/>
-    <w:lsdException w:unhideWhenUsed="0" w:uiPriority="0" w:semiHidden="0" w:name="Table Columns 1"/>
-    <w:lsdException w:unhideWhenUsed="0" w:uiPriority="0" w:semiHidden="0" w:name="Table Columns 2"/>
-    <w:lsdException w:unhideWhenUsed="0" w:uiPriority="0" w:semiHidden="0" w:name="Table Columns 3"/>
-    <w:lsdException w:unhideWhenUsed="0" w:uiPriority="0" w:semiHidden="0" w:name="Table Columns 4"/>
-    <w:lsdException w:unhideWhenUsed="0" w:uiPriority="0" w:semiHidden="0" w:name="Table Columns 5"/>
-    <w:lsdException w:unhideWhenUsed="0" w:uiPriority="0" w:semiHidden="0" w:name="Table Grid 1"/>
-    <w:lsdException w:unhideWhenUsed="0" w:uiPriority="0" w:semiHidden="0" w:name="Table Grid 2"/>
-    <w:lsdException w:unhideWhenUsed="0" w:uiPriority="0" w:semiHidden="0" w:name="Table Grid 3"/>
-    <w:lsdException w:unhideWhenUsed="0" w:uiPriority="0" w:semiHidden="0" w:name="Table Grid 4"/>
-    <w:lsdException w:unhideWhenUsed="0" w:uiPriority="0" w:semiHidden="0" w:name="Table Grid 5"/>
-    <w:lsdException w:unhideWhenUsed="0" w:uiPriority="0" w:semiHidden="0" w:name="Table Grid 6"/>
-    <w:lsdException w:unhideWhenUsed="0" w:uiPriority="0" w:semiHidden="0" w:name="Table Grid 7"/>
-    <w:lsdException w:unhideWhenUsed="0" w:uiPriority="0" w:semiHidden="0" w:name="Table Grid 8"/>
-    <w:lsdException w:unhideWhenUsed="0" w:uiPriority="0" w:semiHidden="0" w:name="Table List 1"/>
-    <w:lsdException w:unhideWhenUsed="0" w:uiPriority="0" w:semiHidden="0" w:name="Table List 2"/>
-    <w:lsdException w:unhideWhenUsed="0" w:uiPriority="0" w:semiHidden="0" w:name="Table List 3"/>
-    <w:lsdException w:unhideWhenUsed="0" w:uiPriority="0" w:semiHidden="0" w:name="Table List 4"/>
-    <w:lsdException w:unhideWhenUsed="0" w:uiPriority="0" w:semiHidden="0" w:name="Table List 5"/>
-    <w:lsdException w:unhideWhenUsed="0" w:uiPriority="0" w:semiHidden="0" w:name="Table List 6"/>
-    <w:lsdException w:unhideWhenUsed="0" w:uiPriority="0" w:semiHidden="0" w:name="Table List 7"/>
-    <w:lsdException w:unhideWhenUsed="0" w:uiPriority="0" w:semiHidden="0" w:name="Table List 8"/>
-    <w:lsdException w:unhideWhenUsed="0" w:uiPriority="0" w:semiHidden="0" w:name="Table 3D effects 1"/>
-    <w:lsdException w:unhideWhenUsed="0" w:uiPriority="0" w:semiHidden="0" w:name="Table 3D effects 2"/>
-    <w:lsdException w:unhideWhenUsed="0" w:uiPriority="0" w:semiHidden="0" w:name="Table 3D effects 3"/>
-    <w:lsdException w:unhideWhenUsed="0" w:uiPriority="0" w:semiHidden="0" w:name="Table Contemporary"/>
-    <w:lsdException w:unhideWhenUsed="0" w:uiPriority="0" w:semiHidden="0" w:name="Table Elegant"/>
-    <w:lsdException w:unhideWhenUsed="0" w:uiPriority="0" w:semiHidden="0" w:name="Table Professional"/>
-    <w:lsdException w:unhideWhenUsed="0" w:uiPriority="0" w:semiHidden="0" w:name="Table Subtle 1"/>
-    <w:lsdException w:unhideWhenUsed="0" w:uiPriority="0" w:semiHidden="0" w:name="Table Subtle 2"/>
-    <w:lsdException w:unhideWhenUsed="0" w:uiPriority="0" w:semiHidden="0" w:name="Table Web 1"/>
-    <w:lsdException w:unhideWhenUsed="0" w:uiPriority="0" w:semiHidden="0" w:name="Table Web 2"/>
-    <w:lsdException w:unhideWhenUsed="0" w:uiPriority="0" w:semiHidden="0" w:name="Table Web 3"/>
-    <w:lsdException w:unhideWhenUsed="0" w:uiPriority="0" w:semiHidden="0" w:name="Balloon Text"/>
-    <w:lsdException w:unhideWhenUsed="0" w:uiPriority="0" w:semiHidden="0" w:name="Table Grid"/>
-    <w:lsdException w:unhideWhenUsed="0" w:uiPriority="0" w:semiHidden="0" w:name="Table Theme"/>
-    <w:lsdException w:unhideWhenUsed="0" w:uiPriority="60" w:semiHidden="0" w:name="Light Shading"/>
-    <w:lsdException w:unhideWhenUsed="0" w:uiPriority="61" w:semiHidden="0" w:name="Light List"/>
-    <w:lsdException w:unhideWhenUsed="0" w:uiPriority="62" w:semiHidden="0" w:name="Light Grid"/>
-    <w:lsdException w:unhideWhenUsed="0" w:uiPriority="63" w:semiHidden="0" w:name="Medium Shading 1"/>
-    <w:lsdException w:unhideWhenUsed="0" w:uiPriority="64" w:semiHidden="0" w:name="Medium Shading 2"/>
-    <w:lsdException w:unhideWhenUsed="0" w:uiPriority="65" w:semiHidden="0" w:name="Medium List 1"/>
-    <w:lsdException w:unhideWhenUsed="0" w:uiPriority="66" w:semiHidden="0" w:name="Medium List 2"/>
-    <w:lsdException w:unhideWhenUsed="0" w:uiPriority="67" w:semiHidden="0" w:name="Medium Grid 1"/>
-    <w:lsdException w:unhideWhenUsed="0" w:uiPriority="68" w:semiHidden="0" w:name="Medium Grid 2"/>
-    <w:lsdException w:unhideWhenUsed="0" w:uiPriority="69" w:semiHidden="0" w:name="Medium Grid 3"/>
-    <w:lsdException w:unhideWhenUsed="0" w:uiPriority="70" w:semiHidden="0" w:name="Dark List"/>
-    <w:lsdException w:unhideWhenUsed="0" w:uiPriority="71" w:semiHidden="0" w:name="Colorful Shading"/>
-    <w:lsdException w:unhideWhenUsed="0" w:uiPriority="72" w:semiHidden="0" w:name="Colorful List"/>
-    <w:lsdException w:unhideWhenUsed="0" w:uiPriority="73" w:semiHidden="0" w:name="Colorful Grid"/>
-    <w:lsdException w:unhideWhenUsed="0" w:uiPriority="60" w:semiHidden="0" w:name="Light Shading Accent 1"/>
-    <w:lsdException w:unhideWhenUsed="0" w:uiPriority="61" w:semiHidden="0" w:name="Light List Accent 1"/>
-    <w:lsdException w:unhideWhenUsed="0" w:uiPriority="62" w:semiHidden="0" w:name="Light Grid Accent 1"/>
-    <w:lsdException w:unhideWhenUsed="0" w:uiPriority="63" w:semiHidden="0" w:name="Medium Shading 1 Accent 1"/>
-    <w:lsdException w:unhideWhenUsed="0" w:uiPriority="64" w:semiHidden="0" w:name="Medium Shading 2 Accent 1"/>
-    <w:lsdException w:unhideWhenUsed="0" w:uiPriority="65" w:semiHidden="0" w:name="Medium List 1 Accent 1"/>
-    <w:lsdException w:unhideWhenUsed="0" w:uiPriority="66" w:semiHidden="0" w:name="Medium List 2 Accent 1"/>
-    <w:lsdException w:unhideWhenUsed="0" w:uiPriority="67" w:semiHidden="0" w:name="Medium Grid 1 Accent 1"/>
-    <w:lsdException w:unhideWhenUsed="0" w:uiPriority="68" w:semiHidden="0" w:name="Medium Grid 2 Accent 1"/>
-    <w:lsdException w:unhideWhenUsed="0" w:uiPriority="69" w:semiHidden="0" w:name="Medium Grid 3 Accent 1"/>
-    <w:lsdException w:unhideWhenUsed="0" w:uiPriority="70" w:semiHidden="0" w:name="Dark List Accent 1"/>
-    <w:lsdException w:unhideWhenUsed="0" w:uiPriority="71" w:semiHidden="0" w:name="Colorful Shading Accent 1"/>
-    <w:lsdException w:unhideWhenUsed="0" w:uiPriority="72" w:semiHidden="0" w:name="Colorful List Accent 1"/>
-    <w:lsdException w:unhideWhenUsed="0" w:uiPriority="73" w:semiHidden="0" w:name="Colorful Grid Accent 1"/>
-    <w:lsdException w:unhideWhenUsed="0" w:uiPriority="60" w:semiHidden="0" w:name="Light Shading Accent 2"/>
-    <w:lsdException w:unhideWhenUsed="0" w:uiPriority="61" w:semiHidden="0" w:name="Light List Accent 2"/>
-    <w:lsdException w:unhideWhenUsed="0" w:uiPriority="62" w:semiHidden="0" w:name="Light Grid Accent 2"/>
-    <w:lsdException w:unhideWhenUsed="0" w:uiPriority="63" w:semiHidden="0" w:name="Medium Shading 1 Accent 2"/>
-    <w:lsdException w:unhideWhenUsed="0" w:uiPriority="64" w:semiHidden="0" w:name="Medium Shading 2 Accent 2"/>
-    <w:lsdException w:unhideWhenUsed="0" w:uiPriority="65" w:semiHidden="0" w:name="Medium List 1 Accent 2"/>
-    <w:lsdException w:unhideWhenUsed="0" w:uiPriority="66" w:semiHidden="0" w:name="Medium List 2 Accent 2"/>
-    <w:lsdException w:unhideWhenUsed="0" w:uiPriority="67" w:semiHidden="0" w:name="Medium Grid 1 Accent 2"/>
-    <w:lsdException w:unhideWhenUsed="0" w:uiPriority="68" w:semiHidden="0" w:name="Medium Grid 2 Accent 2"/>
-    <w:lsdException w:unhideWhenUsed="0" w:uiPriority="69" w:semiHidden="0" w:name="Medium Grid 3 Accent 2"/>
-    <w:lsdException w:unhideWhenUsed="0" w:uiPriority="70" w:semiHidden="0" w:name="Dark List Accent 2"/>
-    <w:lsdException w:unhideWhenUsed="0" w:uiPriority="71" w:semiHidden="0" w:name="Colorful Shading Accent 2"/>
-    <w:lsdException w:unhideWhenUsed="0" w:uiPriority="72" w:semiHidden="0" w:name="Colorful List Accent 2"/>
-    <w:lsdException w:unhideWhenUsed="0" w:uiPriority="73" w:semiHidden="0" w:name="Colorful Grid Accent 2"/>
-    <w:lsdException w:unhideWhenUsed="0" w:uiPriority="60" w:semiHidden="0" w:name="Light Shading Accent 3"/>
-    <w:lsdException w:unhideWhenUsed="0" w:uiPriority="61" w:semiHidden="0" w:name="Light List Accent 3"/>
-    <w:lsdException w:unhideWhenUsed="0" w:uiPriority="62" w:semiHidden="0" w:name="Light Grid Accent 3"/>
-    <w:lsdException w:unhideWhenUsed="0" w:uiPriority="63" w:semiHidden="0" w:name="Medium Shading 1 Accent 3"/>
-    <w:lsdException w:unhideWhenUsed="0" w:uiPriority="64" w:semiHidden="0" w:name="Medium Shading 2 Accent 3"/>
-    <w:lsdException w:unhideWhenUsed="0" w:uiPriority="65" w:semiHidden="0" w:name="Medium List 1 Accent 3"/>
-    <w:lsdException w:unhideWhenUsed="0" w:uiPriority="66" w:semiHidden="0" w:name="Medium List 2 Accent 3"/>
-    <w:lsdException w:unhideWhenUsed="0" w:uiPriority="67" w:semiHidden="0" w:name="Medium Grid 1 Accent 3"/>
-    <w:lsdException w:unhideWhenUsed="0" w:uiPriority="68" w:semiHidden="0" w:name="Medium Grid 2 Accent 3"/>
-    <w:lsdException w:unhideWhenUsed="0" w:uiPriority="69" w:semiHidden="0" w:name="Medium Grid 3 Accent 3"/>
-    <w:lsdException w:unhideWhenUsed="0" w:uiPriority="70" w:semiHidden="0" w:name="Dark List Accent 3"/>
-    <w:lsdException w:unhideWhenUsed="0" w:uiPriority="71" w:semiHidden="0" w:name="Colorful Shading Accent 3"/>
-    <w:lsdException w:unhideWhenUsed="0" w:uiPriority="72" w:semiHidden="0" w:name="Colorful List Accent 3"/>
-    <w:lsdException w:unhideWhenUsed="0" w:uiPriority="73" w:semiHidden="0" w:name="Colorful Grid Accent 3"/>
-    <w:lsdException w:unhideWhenUsed="0" w:uiPriority="60" w:semiHidden="0" w:name="Light Shading Accent 4"/>
-    <w:lsdException w:unhideWhenUsed="0" w:uiPriority="61" w:semiHidden="0" w:name="Light List Accent 4"/>
-    <w:lsdException w:unhideWhenUsed="0" w:uiPriority="62" w:semiHidden="0" w:name="Light Grid Accent 4"/>
-    <w:lsdException w:unhideWhenUsed="0" w:uiPriority="63" w:semiHidden="0" w:name="Medium Shading 1 Accent 4"/>
-    <w:lsdException w:unhideWhenUsed="0" w:uiPriority="64" w:semiHidden="0" w:name="Medium Shading 2 Accent 4"/>
-    <w:lsdException w:unhideWhenUsed="0" w:uiPriority="65" w:semiHidden="0" w:name="Medium List 1 Accent 4"/>
-    <w:lsdException w:unhideWhenUsed="0" w:uiPriority="66" w:semiHidden="0" w:name="Medium List 2 Accent 4"/>
-    <w:lsdException w:unhideWhenUsed="0" w:uiPriority="67" w:semiHidden="0" w:name="Medium Grid 1 Accent 4"/>
-    <w:lsdException w:unhideWhenUsed="0" w:uiPriority="68" w:semiHidden="0" w:name="Medium Grid 2 Accent 4"/>
-    <w:lsdException w:unhideWhenUsed="0" w:uiPriority="69" w:semiHidden="0" w:name="Medium Grid 3 Accent 4"/>
-    <w:lsdException w:unhideWhenUsed="0" w:uiPriority="70" w:semiHidden="0" w:name="Dark List Accent 4"/>
-    <w:lsdException w:unhideWhenUsed="0" w:uiPriority="71" w:semiHidden="0" w:name="Colorful Shading Accent 4"/>
-    <w:lsdException w:unhideWhenUsed="0" w:uiPriority="72" w:semiHidden="0" w:name="Colorful List Accent 4"/>
-    <w:lsdException w:unhideWhenUsed="0" w:uiPriority="73" w:semiHidden="0" w:name="Colorful Grid Accent 4"/>
-    <w:lsdException w:unhideWhenUsed="0" w:uiPriority="60" w:semiHidden="0" w:name="Light Shading Accent 5"/>
-    <w:lsdException w:unhideWhenUsed="0" w:uiPriority="61" w:semiHidden="0" w:name="Light List Accent 5"/>
-    <w:lsdException w:unhideWhenUsed="0" w:uiPriority="62" w:semiHidden="0" w:name="Light Grid Accent 5"/>
-    <w:lsdException w:unhideWhenUsed="0" w:uiPriority="63" w:semiHidden="0" w:name="Medium Shading 1 Accent 5"/>
-    <w:lsdException w:unhideWhenUsed="0" w:uiPriority="64" w:semiHidden="0" w:name="Medium Shading 2 Accent 5"/>
-    <w:lsdException w:unhideWhenUsed="0" w:uiPriority="65" w:semiHidden="0" w:name="Medium List 1 Accent 5"/>
-    <w:lsdException w:unhideWhenUsed="0" w:uiPriority="66" w:semiHidden="0" w:name="Medium List 2 Accent 5"/>
-    <w:lsdException w:unhideWhenUsed="0" w:uiPriority="67" w:semiHidden="0" w:name="Medium Grid 1 Accent 5"/>
-    <w:lsdException w:unhideWhenUsed="0" w:uiPriority="68" w:semiHidden="0" w:name="Medium Grid 2 Accent 5"/>
-    <w:lsdException w:unhideWhenUsed="0" w:uiPriority="69" w:semiHidden="0" w:name="Medium Grid 3 Accent 5"/>
-    <w:lsdException w:unhideWhenUsed="0" w:uiPriority="70" w:semiHidden="0" w:name="Dark List Accent 5"/>
-    <w:lsdException w:unhideWhenUsed="0" w:uiPriority="71" w:semiHidden="0" w:name="Colorful Shading Accent 5"/>
-    <w:lsdException w:unhideWhenUsed="0" w:uiPriority="72" w:semiHidden="0" w:name="Colorful List Accent 5"/>
-    <w:lsdException w:unhideWhenUsed="0" w:uiPriority="73" w:semiHidden="0" w:name="Colorful Grid Accent 5"/>
-    <w:lsdException w:unhideWhenUsed="0" w:uiPriority="60" w:semiHidden="0" w:name="Light Shading Accent 6"/>
-    <w:lsdException w:unhideWhenUsed="0" w:uiPriority="61" w:semiHidden="0" w:name="Light List Accent 6"/>
-    <w:lsdException w:unhideWhenUsed="0" w:uiPriority="62" w:semiHidden="0" w:name="Light Grid Accent 6"/>
-    <w:lsdException w:unhideWhenUsed="0" w:uiPriority="63" w:semiHidden="0" w:name="Medium Shading 1 Accent 6"/>
-    <w:lsdException w:unhideWhenUsed="0" w:uiPriority="64" w:semiHidden="0" w:name="Medium Shading 2 Accent 6"/>
-    <w:lsdException w:unhideWhenUsed="0" w:uiPriority="65" w:semiHidden="0" w:name="Medium List 1 Accent 6"/>
-    <w:lsdException w:unhideWhenUsed="0" w:uiPriority="66" w:semiHidden="0" w:name="Medium List 2 Accent 6"/>
-    <w:lsdException w:unhideWhenUsed="0" w:uiPriority="67" w:semiHidden="0" w:name="Medium Grid 1 Accent 6"/>
-    <w:lsdException w:unhideWhenUsed="0" w:uiPriority="68" w:semiHidden="0" w:name="Medium Grid 2 Accent 6"/>
-    <w:lsdException w:unhideWhenUsed="0" w:uiPriority="69" w:semiHidden="0" w:name="Medium Grid 3 Accent 6"/>
-    <w:lsdException w:unhideWhenUsed="0" w:uiPriority="70" w:semiHidden="0" w:name="Dark List Accent 6"/>
-    <w:lsdException w:unhideWhenUsed="0" w:uiPriority="71" w:semiHidden="0" w:name="Colorful Shading Accent 6"/>
-    <w:lsdException w:unhideWhenUsed="0" w:uiPriority="72" w:semiHidden="0" w:name="Colorful List Accent 6"/>
-    <w:lsdException w:unhideWhenUsed="0" w:uiPriority="73" w:semiHidden="0" w:name="Colorful Grid Accent 6"/>
+  <w:latentStyles w:defLockedState="0" w:defUIPriority="99" w:defSemiHidden="1" w:defUnhideWhenUsed="1" w:defQFormat="0" w:count="260">
+    <w:lsdException w:name="Normal" w:uiPriority="1" w:semiHidden="0" w:unhideWhenUsed="0" w:qFormat="1"/>
+    <w:lsdException w:name="heading 1" w:uiPriority="1" w:semiHidden="0" w:unhideWhenUsed="0" w:qFormat="1"/>
+    <w:lsdException w:name="heading 2" w:uiPriority="1" w:semiHidden="0" w:unhideWhenUsed="0" w:qFormat="1"/>
+    <w:lsdException w:name="heading 3" w:uiPriority="0" w:qFormat="1"/>
+    <w:lsdException w:name="heading 4" w:uiPriority="0" w:qFormat="1"/>
+    <w:lsdException w:name="heading 5" w:uiPriority="0" w:qFormat="1"/>
+    <w:lsdException w:name="heading 6" w:uiPriority="0" w:qFormat="1"/>
+    <w:lsdException w:name="heading 7" w:uiPriority="0" w:qFormat="1"/>
+    <w:lsdException w:name="heading 8" w:uiPriority="0" w:qFormat="1"/>
+    <w:lsdException w:name="heading 9" w:uiPriority="0" w:qFormat="1"/>
+    <w:lsdException w:name="index 1" w:uiPriority="0" w:semiHidden="0" w:unhideWhenUsed="0"/>
+    <w:lsdException w:name="index 2" w:uiPriority="0" w:semiHidden="0" w:unhideWhenUsed="0"/>
+    <w:lsdException w:name="index 3" w:uiPriority="0" w:semiHidden="0" w:unhideWhenUsed="0"/>
+    <w:lsdException w:name="index 4" w:uiPriority="0" w:semiHidden="0" w:unhideWhenUsed="0"/>
+    <w:lsdException w:name="index 5" w:uiPriority="0" w:semiHidden="0" w:unhideWhenUsed="0"/>
+    <w:lsdException w:name="index 6" w:uiPriority="0" w:semiHidden="0" w:unhideWhenUsed="0"/>
+    <w:lsdException w:name="index 7" w:uiPriority="0" w:semiHidden="0" w:unhideWhenUsed="0"/>
+    <w:lsdException w:name="index 8" w:uiPriority="0" w:semiHidden="0" w:unhideWhenUsed="0"/>
+    <w:lsdException w:name="index 9" w:uiPriority="0" w:semiHidden="0" w:unhideWhenUsed="0"/>
+    <w:lsdException w:name="toc 1" w:uiPriority="0" w:semiHidden="0" w:unhideWhenUsed="0"/>
+    <w:lsdException w:name="toc 2" w:uiPriority="0" w:semiHidden="0" w:unhideWhenUsed="0"/>
+    <w:lsdException w:name="toc 3" w:uiPriority="0" w:semiHidden="0" w:unhideWhenUsed="0"/>
+    <w:lsdException w:name="toc 4" w:uiPriority="0" w:semiHidden="0" w:unhideWhenUsed="0"/>
+    <w:lsdException w:name="toc 5" w:uiPriority="0" w:semiHidden="0" w:unhideWhenUsed="0"/>
+    <w:lsdException w:name="toc 6" w:uiPriority="0" w:semiHidden="0" w:unhideWhenUsed="0"/>
+    <w:lsdException w:name="toc 7" w:uiPriority="0" w:semiHidden="0" w:unhideWhenUsed="0"/>
+    <w:lsdException w:name="toc 8" w:uiPriority="0" w:semiHidden="0" w:unhideWhenUsed="0"/>
+    <w:lsdException w:name="toc 9" w:uiPriority="0" w:semiHidden="0" w:unhideWhenUsed="0"/>
+    <w:lsdException w:name="Normal Indent" w:uiPriority="0" w:semiHidden="0" w:unhideWhenUsed="0"/>
+    <w:lsdException w:name="footnote text" w:uiPriority="0" w:semiHidden="0" w:unhideWhenUsed="0"/>
+    <w:lsdException w:name="annotation text" w:uiPriority="0" w:semiHidden="0" w:unhideWhenUsed="0"/>
+    <w:lsdException w:name="header" w:uiPriority="0" w:semiHidden="0" w:unhideWhenUsed="0"/>
+    <w:lsdException w:name="footer" w:uiPriority="0" w:semiHidden="0" w:unhideWhenUsed="0"/>
+    <w:lsdException w:name="index heading" w:uiPriority="0" w:semiHidden="0" w:unhideWhenUsed="0"/>
+    <w:lsdException w:name="caption" w:uiPriority="0" w:qFormat="1"/>
+    <w:lsdException w:name="table of figures" w:uiPriority="0" w:semiHidden="0" w:unhideWhenUsed="0"/>
+    <w:lsdException w:name="envelope address" w:uiPriority="0" w:semiHidden="0" w:unhideWhenUsed="0"/>
+    <w:lsdException w:name="envelope return" w:uiPriority="0" w:semiHidden="0" w:unhideWhenUsed="0"/>
+    <w:lsdException w:name="footnote reference" w:uiPriority="0" w:semiHidden="0" w:unhideWhenUsed="0"/>
+    <w:lsdException w:name="annotation reference" w:uiPriority="0" w:semiHidden="0" w:unhideWhenUsed="0"/>
+    <w:lsdException w:name="line number" w:uiPriority="0" w:semiHidden="0" w:unhideWhenUsed="0"/>
+    <w:lsdException w:name="page number" w:uiPriority="0" w:semiHidden="0" w:unhideWhenUsed="0"/>
+    <w:lsdException w:name="endnote reference" w:uiPriority="0" w:semiHidden="0" w:unhideWhenUsed="0"/>
+    <w:lsdException w:name="endnote text" w:uiPriority="0" w:semiHidden="0" w:unhideWhenUsed="0"/>
+    <w:lsdException w:name="table of authorities" w:uiPriority="0" w:semiHidden="0" w:unhideWhenUsed="0"/>
+    <w:lsdException w:name="macro" w:uiPriority="0" w:semiHidden="0" w:unhideWhenUsed="0"/>
+    <w:lsdException w:name="toa heading" w:uiPriority="0" w:semiHidden="0" w:unhideWhenUsed="0"/>
+    <w:lsdException w:name="List" w:uiPriority="0" w:semiHidden="0" w:unhideWhenUsed="0"/>
+    <w:lsdException w:name="List Bullet" w:uiPriority="0" w:semiHidden="0" w:unhideWhenUsed="0"/>
+    <w:lsdException w:name="List Number" w:uiPriority="0" w:semiHidden="0" w:unhideWhenUsed="0"/>
+    <w:lsdException w:name="List 2" w:uiPriority="0" w:semiHidden="0" w:unhideWhenUsed="0"/>
+    <w:lsdException w:name="List 3" w:uiPriority="0" w:semiHidden="0" w:unhideWhenUsed="0"/>
+    <w:lsdException w:name="List 4" w:uiPriority="0" w:semiHidden="0" w:unhideWhenUsed="0"/>
+    <w:lsdException w:name="List 5" w:uiPriority="0" w:semiHidden="0" w:unhideWhenUsed="0"/>
+    <w:lsdException w:name="List Bullet 2" w:uiPriority="0" w:semiHidden="0" w:unhideWhenUsed="0"/>
+    <w:lsdException w:name="List Bullet 3" w:uiPriority="0" w:semiHidden="0" w:unhideWhenUsed="0"/>
+    <w:lsdException w:name="List Bullet 4" w:uiPriority="0" w:semiHidden="0" w:unhideWhenUsed="0"/>
+    <w:lsdException w:name="List Bullet 5" w:uiPriority="0" w:semiHidden="0" w:unhideWhenUsed="0"/>
+    <w:lsdException w:name="List Number 2" w:uiPriority="0" w:semiHidden="0" w:unhideWhenUsed="0"/>
+    <w:lsdException w:name="List Number 3" w:uiPriority="0" w:semiHidden="0" w:unhideWhenUsed="0"/>
+    <w:lsdException w:name="List Number 4" w:uiPriority="0" w:semiHidden="0" w:unhideWhenUsed="0"/>
+    <w:lsdException w:name="List Number 5" w:uiPriority="0" w:semiHidden="0" w:unhideWhenUsed="0"/>
+    <w:lsdException w:name="Title" w:uiPriority="1" w:semiHidden="0" w:unhideWhenUsed="0" w:qFormat="1"/>
+    <w:lsdException w:name="Closing" w:uiPriority="0" w:semiHidden="0" w:unhideWhenUsed="0"/>
+    <w:lsdException w:name="Signature" w:uiPriority="0" w:semiHidden="0" w:unhideWhenUsed="0"/>
+    <w:lsdException w:name="Default Paragraph Font" w:uiPriority="0" w:unhideWhenUsed="0" w:qFormat="1"/>
+    <w:lsdException w:name="Body Text" w:uiPriority="1" w:semiHidden="0" w:unhideWhenUsed="0" w:qFormat="1"/>
+    <w:lsdException w:name="Body Text Indent" w:uiPriority="0" w:semiHidden="0" w:unhideWhenUsed="0"/>
+    <w:lsdException w:name="List Continue" w:uiPriority="0" w:semiHidden="0" w:unhideWhenUsed="0"/>
+    <w:lsdException w:name="List Continue 2" w:uiPriority="0" w:semiHidden="0" w:unhideWhenUsed="0"/>
+    <w:lsdException w:name="List Continue 3" w:uiPriority="0" w:semiHidden="0" w:unhideWhenUsed="0"/>
+    <w:lsdException w:name="List Continue 4" w:uiPriority="0" w:semiHidden="0" w:unhideWhenUsed="0"/>
+    <w:lsdException w:name="List Continue 5" w:uiPriority="0" w:semiHidden="0" w:unhideWhenUsed="0"/>
+    <w:lsdException w:name="Message Header" w:uiPriority="0" w:semiHidden="0" w:unhideWhenUsed="0"/>
+    <w:lsdException w:name="Subtitle" w:uiPriority="0" w:semiHidden="0" w:unhideWhenUsed="0" w:qFormat="1"/>
+    <w:lsdException w:name="Salutation" w:uiPriority="0" w:semiHidden="0" w:unhideWhenUsed="0"/>
+    <w:lsdException w:name="Date" w:uiPriority="0" w:semiHidden="0" w:unhideWhenUsed="0"/>
+    <w:lsdException w:name="Body Text First Indent" w:uiPriority="0" w:semiHidden="0" w:unhideWhenUsed="0"/>
+    <w:lsdException w:name="Body Text First Indent 2" w:uiPriority="0" w:semiHidden="0" w:unhideWhenUsed="0"/>
+    <w:lsdException w:name="Note Heading" w:uiPriority="0" w:semiHidden="0" w:unhideWhenUsed="0"/>
+    <w:lsdException w:name="Body Text 2" w:uiPriority="0" w:semiHidden="0" w:unhideWhenUsed="0"/>
+    <w:lsdException w:name="Body Text 3" w:uiPriority="0" w:semiHidden="0" w:unhideWhenUsed="0"/>
+    <w:lsdException w:name="Body Text Indent 2" w:uiPriority="0" w:semiHidden="0" w:unhideWhenUsed="0"/>
+    <w:lsdException w:name="Body Text Indent 3" w:uiPriority="0" w:semiHidden="0" w:unhideWhenUsed="0"/>
+    <w:lsdException w:name="Block Text" w:uiPriority="0" w:semiHidden="0" w:unhideWhenUsed="0"/>
+    <w:lsdException w:name="Hyperlink" w:uiPriority="0" w:semiHidden="0" w:unhideWhenUsed="0"/>
+    <w:lsdException w:name="FollowedHyperlink" w:uiPriority="0" w:semiHidden="0" w:unhideWhenUsed="0"/>
+    <w:lsdException w:name="Strong" w:uiPriority="0" w:semiHidden="0" w:unhideWhenUsed="0" w:qFormat="1"/>
+    <w:lsdException w:name="Emphasis" w:uiPriority="0" w:semiHidden="0" w:unhideWhenUsed="0" w:qFormat="1"/>
+    <w:lsdException w:name="Document Map" w:uiPriority="0" w:semiHidden="0" w:unhideWhenUsed="0"/>
+    <w:lsdException w:name="Plain Text" w:uiPriority="0" w:semiHidden="0" w:unhideWhenUsed="0"/>
+    <w:lsdException w:name="E-mail Signature" w:uiPriority="0" w:semiHidden="0" w:unhideWhenUsed="0"/>
+    <w:lsdException w:name="Normal (Web)" w:uiPriority="0" w:semiHidden="0" w:unhideWhenUsed="0"/>
+    <w:lsdException w:name="HTML Acronym" w:uiPriority="0" w:semiHidden="0" w:unhideWhenUsed="0"/>
+    <w:lsdException w:name="HTML Address" w:uiPriority="0" w:semiHidden="0" w:unhideWhenUsed="0"/>
+    <w:lsdException w:name="HTML Cite" w:uiPriority="0" w:semiHidden="0" w:unhideWhenUsed="0"/>
+    <w:lsdException w:name="HTML Code" w:uiPriority="0" w:semiHidden="0" w:unhideWhenUsed="0"/>
+    <w:lsdException w:name="HTML Definition" w:uiPriority="0" w:semiHidden="0" w:unhideWhenUsed="0"/>
+    <w:lsdException w:name="HTML Keyboard" w:uiPriority="0" w:semiHidden="0" w:unhideWhenUsed="0"/>
+    <w:lsdException w:name="HTML Preformatted" w:uiPriority="0" w:semiHidden="0" w:unhideWhenUsed="0"/>
+    <w:lsdException w:name="HTML Sample" w:uiPriority="0" w:semiHidden="0" w:unhideWhenUsed="0"/>
+    <w:lsdException w:name="HTML Typewriter" w:uiPriority="0" w:semiHidden="0" w:unhideWhenUsed="0"/>
+    <w:lsdException w:name="HTML Variable" w:uiPriority="0" w:semiHidden="0" w:unhideWhenUsed="0"/>
+    <w:lsdException w:name="Normal Table" w:uiPriority="0" w:unhideWhenUsed="0"/>
+    <w:lsdException w:name="annotation subject" w:uiPriority="0" w:semiHidden="0" w:unhideWhenUsed="0"/>
+    <w:lsdException w:name="Table Simple 1" w:uiPriority="0" w:semiHidden="0" w:unhideWhenUsed="0"/>
+    <w:lsdException w:name="Table Simple 2" w:uiPriority="0" w:semiHidden="0" w:unhideWhenUsed="0"/>
+    <w:lsdException w:name="Table Simple 3" w:uiPriority="0" w:semiHidden="0" w:unhideWhenUsed="0"/>
+    <w:lsdException w:name="Table Classic 1" w:uiPriority="0" w:semiHidden="0" w:unhideWhenUsed="0"/>
+    <w:lsdException w:name="Table Classic 2" w:uiPriority="0" w:semiHidden="0" w:unhideWhenUsed="0"/>
+    <w:lsdException w:name="Table Classic 3" w:uiPriority="0" w:semiHidden="0" w:unhideWhenUsed="0"/>
+    <w:lsdException w:name="Table Classic 4" w:uiPriority="0" w:semiHidden="0" w:unhideWhenUsed="0"/>
+    <w:lsdException w:name="Table Colorful 1" w:uiPriority="0" w:semiHidden="0" w:unhideWhenUsed="0"/>
+    <w:lsdException w:name="Table Colorful 2" w:uiPriority="0" w:semiHidden="0" w:unhideWhenUsed="0"/>
+    <w:lsdException w:name="Table Colorful 3" w:uiPriority="0" w:semiHidden="0" w:unhideWhenUsed="0"/>
+    <w:lsdException w:name="Table Columns 1" w:uiPriority="0" w:semiHidden="0" w:unhideWhenUsed="0"/>
+    <w:lsdException w:name="Table Columns 2" w:uiPriority="0" w:semiHidden="0" w:unhideWhenUsed="0"/>
+    <w:lsdException w:name="Table Columns 3" w:uiPriority="0" w:semiHidden="0" w:unhideWhenUsed="0"/>
+    <w:lsdException w:name="Table Columns 4" w:uiPriority="0" w:semiHidden="0" w:unhideWhenUsed="0"/>
+    <w:lsdException w:name="Table Columns 5" w:uiPriority="0" w:semiHidden="0" w:unhideWhenUsed="0"/>
+    <w:lsdException w:name="Table Grid 1" w:uiPriority="0" w:semiHidden="0" w:unhideWhenUsed="0"/>
+    <w:lsdException w:name="Table Grid 2" w:uiPriority="0" w:semiHidden="0" w:unhideWhenUsed="0"/>
+    <w:lsdException w:name="Table Grid 3" w:uiPriority="0" w:semiHidden="0" w:unhideWhenUsed="0"/>
+    <w:lsdException w:name="Table Grid 4" w:uiPriority="0" w:semiHidden="0" w:unhideWhenUsed="0"/>
+    <w:lsdException w:name="Table Grid 5" w:uiPriority="0" w:semiHidden="0" w:unhideWhenUsed="0"/>
+    <w:lsdException w:name="Table Grid 6" w:uiPriority="0" w:semiHidden="0" w:unhideWhenUsed="0"/>
+    <w:lsdException w:name="Table Grid 7" w:uiPriority="0" w:semiHidden="0" w:unhideWhenUsed="0"/>
+    <w:lsdException w:name="Table Grid 8" w:uiPriority="0" w:semiHidden="0" w:unhideWhenUsed="0"/>
+    <w:lsdException w:name="Table List 1" w:uiPriority="0" w:semiHidden="0" w:unhideWhenUsed="0"/>
+    <w:lsdException w:name="Table List 2" w:uiPriority="0" w:semiHidden="0" w:unhideWhenUsed="0"/>
+    <w:lsdException w:name="Table List 3" w:uiPriority="0" w:semiHidden="0" w:unhideWhenUsed="0"/>
+    <w:lsdException w:name="Table List 4" w:uiPriority="0" w:semiHidden="0" w:unhideWhenUsed="0"/>
+    <w:lsdException w:name="Table List 5" w:uiPriority="0" w:semiHidden="0" w:unhideWhenUsed="0"/>
+    <w:lsdException w:name="Table List 6" w:uiPriority="0" w:semiHidden="0" w:unhideWhenUsed="0"/>
+    <w:lsdException w:name="Table List 7" w:uiPriority="0" w:semiHidden="0" w:unhideWhenUsed="0"/>
+    <w:lsdException w:name="Table List 8" w:uiPriority="0" w:semiHidden="0" w:unhideWhenUsed="0"/>
+    <w:lsdException w:name="Table 3D effects 1" w:uiPriority="0" w:semiHidden="0" w:unhideWhenUsed="0"/>
+    <w:lsdException w:name="Table 3D effects 2" w:uiPriority="0" w:semiHidden="0" w:unhideWhenUsed="0"/>
+    <w:lsdException w:name="Table 3D effects 3" w:uiPriority="0" w:semiHidden="0" w:unhideWhenUsed="0"/>
+    <w:lsdException w:name="Table Contemporary" w:uiPriority="0" w:semiHidden="0" w:unhideWhenUsed="0"/>
+    <w:lsdException w:name="Table Elegant" w:uiPriority="0" w:semiHidden="0" w:unhideWhenUsed="0"/>
+    <w:lsdException w:name="Table Professional" w:uiPriority="0" w:semiHidden="0" w:unhideWhenUsed="0"/>
+    <w:lsdException w:name="Table Subtle 1" w:uiPriority="0" w:semiHidden="0" w:unhideWhenUsed="0"/>
+    <w:lsdException w:name="Table Subtle 2" w:uiPriority="0" w:semiHidden="0" w:unhideWhenUsed="0"/>
+    <w:lsdException w:name="Table Web 1" w:uiPriority="0" w:semiHidden="0" w:unhideWhenUsed="0"/>
+    <w:lsdException w:name="Table Web 2" w:uiPriority="0" w:semiHidden="0" w:unhideWhenUsed="0"/>
+    <w:lsdException w:name="Table Web 3" w:uiPriority="0" w:semiHidden="0" w:unhideWhenUsed="0"/>
+    <w:lsdException w:name="Balloon Text" w:uiPriority="0" w:semiHidden="0" w:unhideWhenUsed="0"/>
+    <w:lsdException w:name="Table Grid" w:uiPriority="0" w:semiHidden="0" w:unhideWhenUsed="0"/>
+    <w:lsdException w:name="Table Theme" w:uiPriority="0" w:semiHidden="0" w:unhideWhenUsed="0"/>
+    <w:lsdException w:name="Light Shading" w:uiPriority="60" w:semiHidden="0" w:unhideWhenUsed="0"/>
+    <w:lsdException w:name="Light List" w:uiPriority="61" w:semiHidden="0" w:unhideWhenUsed="0"/>
+    <w:lsdException w:name="Light Grid" w:uiPriority="62" w:semiHidden="0" w:unhideWhenUsed="0"/>
+    <w:lsdException w:name="Medium Shading 1" w:uiPriority="63" w:semiHidden="0" w:unhideWhenUsed="0"/>
+    <w:lsdException w:name="Medium Shading 2" w:uiPriority="64" w:semiHidden="0" w:unhideWhenUsed="0"/>
+    <w:lsdException w:name="Medium List 1" w:uiPriority="65" w:semiHidden="0" w:unhideWhenUsed="0"/>
+    <w:lsdException w:name="Medium List 2" w:uiPriority="66" w:semiHidden="0" w:unhideWhenUsed="0"/>
+    <w:lsdException w:name="Medium Grid 1" w:uiPriority="67" w:semiHidden="0" w:unhideWhenUsed="0"/>
+    <w:lsdException w:name="Medium Grid 2" w:uiPriority="68" w:semiHidden="0" w:unhideWhenUsed="0"/>
+    <w:lsdException w:name="Medium Grid 3" w:uiPriority="69" w:semiHidden="0" w:unhideWhenUsed="0"/>
+    <w:lsdException w:name="Dark List" w:uiPriority="70" w:semiHidden="0" w:unhideWhenUsed="0"/>
+    <w:lsdException w:name="Colorful Shading" w:uiPriority="71" w:semiHidden="0" w:unhideWhenUsed="0"/>
+    <w:lsdException w:name="Colorful List" w:uiPriority="72" w:semiHidden="0" w:unhideWhenUsed="0"/>
+    <w:lsdException w:name="Colorful Grid" w:uiPriority="73" w:semiHidden="0" w:unhideWhenUsed="0"/>
+    <w:lsdException w:name="Light Shading Accent 1" w:uiPriority="60" w:semiHidden="0" w:unhideWhenUsed="0"/>
+    <w:lsdException w:name="Light List Accent 1" w:uiPriority="61" w:semiHidden="0" w:unhideWhenUsed="0"/>
+    <w:lsdException w:name="Light Grid Accent 1" w:uiPriority="62" w:semiHidden="0" w:unhideWhenUsed="0"/>
+    <w:lsdException w:name="Medium Shading 1 Accent 1" w:uiPriority="63" w:semiHidden="0" w:unhideWhenUsed="0"/>
+    <w:lsdException w:name="Medium Shading 2 Accent 1" w:uiPriority="64" w:semiHidden="0" w:unhideWhenUsed="0"/>
+    <w:lsdException w:name="Medium List 1 Accent 1" w:uiPriority="65" w:semiHidden="0" w:unhideWhenUsed="0"/>
+    <w:lsdException w:name="Medium List 2 Accent 1" w:uiPriority="66" w:semiHidden="0" w:unhideWhenUsed="0"/>
+    <w:lsdException w:name="Medium Grid 1 Accent 1" w:uiPriority="67" w:semiHidden="0" w:unhideWhenUsed="0"/>
+    <w:lsdException w:name="Medium Grid 2 Accent 1" w:uiPriority="68" w:semiHidden="0" w:unhideWhenUsed="0"/>
+    <w:lsdException w:name="Medium Grid 3 Accent 1" w:uiPriority="69" w:semiHidden="0" w:unhideWhenUsed="0"/>
+    <w:lsdException w:name="Dark List Accent 1" w:uiPriority="70" w:semiHidden="0" w:unhideWhenUsed="0"/>
+    <w:lsdException w:name="Colorful Shading Accent 1" w:uiPriority="71" w:semiHidden="0" w:unhideWhenUsed="0"/>
+    <w:lsdException w:name="Colorful List Accent 1" w:uiPriority="72" w:semiHidden="0" w:unhideWhenUsed="0"/>
+    <w:lsdException w:name="Colorful Grid Accent 1" w:uiPriority="73" w:semiHidden="0" w:unhideWhenUsed="0"/>
+    <w:lsdException w:name="Light Shading Accent 2" w:uiPriority="60" w:semiHidden="0" w:unhideWhenUsed="0"/>
+    <w:lsdException w:name="Light List Accent 2" w:uiPriority="61" w:semiHidden="0" w:unhideWhenUsed="0"/>
+    <w:lsdException w:name="Light Grid Accent 2" w:uiPriority="62" w:semiHidden="0" w:unhideWhenUsed="0"/>
+    <w:lsdException w:name="Medium Shading 1 Accent 2" w:uiPriority="63" w:semiHidden="0" w:unhideWhenUsed="0"/>
+    <w:lsdException w:name="Medium Shading 2 Accent 2" w:uiPriority="64" w:semiHidden="0" w:unhideWhenUsed="0"/>
+    <w:lsdException w:name="Medium List 1 Accent 2" w:uiPriority="65" w:semiHidden="0" w:unhideWhenUsed="0"/>
+    <w:lsdException w:name="Medium List 2 Accent 2" w:uiPriority="66" w:semiHidden="0" w:unhideWhenUsed="0"/>
+    <w:lsdException w:name="Medium Grid 1 Accent 2" w:uiPriority="67" w:semiHidden="0" w:unhideWhenUsed="0"/>
+    <w:lsdException w:name="Medium Grid 2 Accent 2" w:uiPriority="68" w:semiHidden="0" w:unhideWhenUsed="0"/>
+    <w:lsdException w:name="Medium Grid 3 Accent 2" w:uiPriority="69" w:semiHidden="0" w:unhideWhenUsed="0"/>
+    <w:lsdException w:name="Dark List Accent 2" w:uiPriority="70" w:semiHidden="0" w:unhideWhenUsed="0"/>
+    <w:lsdException w:name="Colorful Shading Accent 2" w:uiPriority="71" w:semiHidden="0" w:unhideWhenUsed="0"/>
+    <w:lsdException w:name="Colorful List Accent 2" w:uiPriority="72" w:semiHidden="0" w:unhideWhenUsed="0"/>
+    <w:lsdException w:name="Colorful Grid Accent 2" w:uiPriority="73" w:semiHidden="0" w:unhideWhenUsed="0"/>
+    <w:lsdException w:name="Light Shading Accent 3" w:uiPriority="60" w:semiHidden="0" w:unhideWhenUsed="0"/>
+    <w:lsdException w:name="Light List Accent 3" w:uiPriority="61" w:semiHidden="0" w:unhideWhenUsed="0"/>
+    <w:lsdException w:name="Light Grid Accent 3" w:uiPriority="62" w:semiHidden="0" w:unhideWhenUsed="0"/>
+    <w:lsdException w:name="Medium Shading 1 Accent 3" w:uiPriority="63" w:semiHidden="0" w:unhideWhenUsed="0"/>
+    <w:lsdException w:name="Medium Shading 2 Accent 3" w:uiPriority="64" w:semiHidden="0" w:unhideWhenUsed="0"/>
+    <w:lsdException w:name="Medium List 1 Accent 3" w:uiPriority="65" w:semiHidden="0" w:unhideWhenUsed="0"/>
+    <w:lsdException w:name="Medium List 2 Accent 3" w:uiPriority="66" w:semiHidden="0" w:unhideWhenUsed="0"/>
+    <w:lsdException w:name="Medium Grid 1 Accent 3" w:uiPriority="67" w:semiHidden="0" w:unhideWhenUsed="0"/>
+    <w:lsdException w:name="Medium Grid 2 Accent 3" w:uiPriority="68" w:semiHidden="0" w:unhideWhenUsed="0"/>
+    <w:lsdException w:name="Medium Grid 3 Accent 3" w:uiPriority="69" w:semiHidden="0" w:unhideWhenUsed="0"/>
+    <w:lsdException w:name="Dark List Accent 3" w:uiPriority="70" w:semiHidden="0" w:unhideWhenUsed="0"/>
+    <w:lsdException w:name="Colorful Shading Accent 3" w:uiPriority="71" w:semiHidden="0" w:unhideWhenUsed="0"/>
+    <w:lsdException w:name="Colorful List Accent 3" w:uiPriority="72" w:semiHidden="0" w:unhideWhenUsed="0"/>
+    <w:lsdException w:name="Colorful Grid Accent 3" w:uiPriority="73" w:semiHidden="0" w:unhideWhenUsed="0"/>
+    <w:lsdException w:name="Light Shading Accent 4" w:uiPriority="60" w:semiHidden="0" w:unhideWhenUsed="0"/>
+    <w:lsdException w:name="Light List Accent 4" w:uiPriority="61" w:semiHidden="0" w:unhideWhenUsed="0"/>
+    <w:lsdException w:name="Light Grid Accent 4" w:uiPriority="62" w:semiHidden="0" w:unhideWhenUsed="0"/>
+    <w:lsdException w:name="Medium Shading 1 Accent 4" w:uiPriority="63" w:semiHidden="0" w:unhideWhenUsed="0"/>
+    <w:lsdException w:name="Medium Shading 2 Accent 4" w:uiPriority="64" w:semiHidden="0" w:unhideWhenUsed="0"/>
+    <w:lsdException w:name="Medium List 1 Accent 4" w:uiPriority="65" w:semiHidden="0" w:unhideWhenUsed="0"/>
+    <w:lsdException w:name="Medium List 2 Accent 4" w:uiPriority="66" w:semiHidden="0" w:unhideWhenUsed="0"/>
+    <w:lsdException w:name="Medium Grid 1 Accent 4" w:uiPriority="67" w:semiHidden="0" w:unhideWhenUsed="0"/>
+    <w:lsdException w:name="Medium Grid 2 Accent 4" w:uiPriority="68" w:semiHidden="0" w:unhideWhenUsed="0"/>
+    <w:lsdException w:name="Medium Grid 3 Accent 4" w:uiPriority="69" w:semiHidden="0" w:unhideWhenUsed="0"/>
+    <w:lsdException w:name="Dark List Accent 4" w:uiPriority="70" w:semiHidden="0" w:unhideWhenUsed="0"/>
+    <w:lsdException w:name="Colorful Shading Accent 4" w:uiPriority="71" w:semiHidden="0" w:unhideWhenUsed="0"/>
+    <w:lsdException w:name="Colorful List Accent 4" w:uiPriority="72" w:semiHidden="0" w:unhideWhenUsed="0"/>
+    <w:lsdException w:name="Colorful Grid Accent 4" w:uiPriority="73" w:semiHidden="0" w:unhideWhenUsed="0"/>
+    <w:lsdException w:name="Light Shading Accent 5" w:uiPriority="60" w:semiHidden="0" w:unhideWhenUsed="0"/>
+    <w:lsdException w:name="Light List Accent 5" w:uiPriority="61" w:semiHidden="0" w:unhideWhenUsed="0"/>
+    <w:lsdException w:name="Light Grid Accent 5" w:uiPriority="62" w:semiHidden="0" w:unhideWhenUsed="0"/>
+    <w:lsdException w:name="Medium Shading 1 Accent 5" w:uiPriority="63" w:semiHidden="0" w:unhideWhenUsed="0"/>
+    <w:lsdException w:name="Medium Shading 2 Accent 5" w:uiPriority="64" w:semiHidden="0" w:unhideWhenUsed="0"/>
+    <w:lsdException w:name="Medium List 1 Accent 5" w:uiPriority="65" w:semiHidden="0" w:unhideWhenUsed="0"/>
+    <w:lsdException w:name="Medium List 2 Accent 5" w:uiPriority="66" w:semiHidden="0" w:unhideWhenUsed="0"/>
+    <w:lsdException w:name="Medium Grid 1 Accent 5" w:uiPriority="67" w:semiHidden="0" w:unhideWhenUsed="0"/>
+    <w:lsdException w:name="Medium Grid 2 Accent 5" w:uiPriority="68" w:semiHidden="0" w:unhideWhenUsed="0"/>
+    <w:lsdException w:name="Medium Grid 3 Accent 5" w:uiPriority="69" w:semiHidden="0" w:unhideWhenUsed="0"/>
+    <w:lsdException w:name="Dark List Accent 5" w:uiPriority="70" w:semiHidden="0" w:unhideWhenUsed="0"/>
+    <w:lsdException w:name="Colorful Shading Accent 5" w:uiPriority="71" w:semiHidden="0" w:unhideWhenUsed="0"/>
+    <w:lsdException w:name="Colorful List Accent 5" w:uiPriority="72" w:semiHidden="0" w:unhideWhenUsed="0"/>
+    <w:lsdException w:name="Colorful Grid Accent 5" w:uiPriority="73" w:semiHidden="0" w:unhideWhenUsed="0"/>
+    <w:lsdException w:name="Light Shading Accent 6" w:uiPriority="60" w:semiHidden="0" w:unhideWhenUsed="0"/>
+    <w:lsdException w:name="Light List Accent 6" w:uiPriority="61" w:semiHidden="0" w:unhideWhenUsed="0"/>
+    <w:lsdException w:name="Light Grid Accent 6" w:uiPriority="62" w:semiHidden="0" w:unhideWhenUsed="0"/>
+    <w:lsdException w:name="Medium Shading 1 Accent 6" w:uiPriority="63" w:semiHidden="0" w:unhideWhenUsed="0"/>
+    <w:lsdException w:name="Medium Shading 2 Accent 6" w:uiPriority="64" w:semiHidden="0" w:unhideWhenUsed="0"/>
+    <w:lsdException w:name="Medium List 1 Accent 6" w:uiPriority="65" w:semiHidden="0" w:unhideWhenUsed="0"/>
+    <w:lsdException w:name="Medium List 2 Accent 6" w:uiPriority="66" w:semiHidden="0" w:unhideWhenUsed="0"/>
+    <w:lsdException w:name="Medium Grid 1 Accent 6" w:uiPriority="67" w:semiHidden="0" w:unhideWhenUsed="0"/>
+    <w:lsdException w:name="Medium Grid 2 Accent 6" w:uiPriority="68" w:semiHidden="0" w:unhideWhenUsed="0"/>
+    <w:lsdException w:name="Medium Grid 3 Accent 6" w:uiPriority="69" w:semiHidden="0" w:unhideWhenUsed="0"/>
+    <w:lsdException w:name="Dark List Accent 6" w:uiPriority="70" w:semiHidden="0" w:unhideWhenUsed="0"/>
+    <w:lsdException w:name="Colorful Shading Accent 6" w:uiPriority="71" w:semiHidden="0" w:unhideWhenUsed="0"/>
+    <w:lsdException w:name="Colorful List Accent 6" w:uiPriority="72" w:semiHidden="0" w:unhideWhenUsed="0"/>
+    <w:lsdException w:name="Colorful Grid Accent 6" w:uiPriority="73" w:semiHidden="0" w:unhideWhenUsed="0"/>
   </w:latentStyles>
-  <w:style w:type="paragraph" w:default="1" w:styleId="1">
+  <w:style w:type="paragraph" w:styleId="Normal" w:default="1">
     <w:name w:val="Normal"/>
+    <w:uiPriority w:val="1"/>
     <w:qFormat/>
-    <w:uiPriority w:val="1"/>
     <w:pPr>
-      <w:widowControl w:val="0"/>
-      <w:autoSpaceDE w:val="0"/>
-      <w:autoSpaceDN w:val="0"/>
+      <w:widowControl w:val="false"/>
+      <w:suppressAutoHyphens w:val="true"/>
+      <w:bidi w:val="0"/>
+      <w:spacing w:before="0" w:after="0"/>
+      <w:jc w:val="start"/>
     </w:pPr>
     <w:rPr>
       <w:rFonts w:ascii="Tahoma" w:hAnsi="Tahoma" w:eastAsia="Tahoma" w:cs="Tahoma"/>
+      <w:color w:val="auto"/>
+      <w:kern w:val="0"/>
       <w:sz w:val="22"/>
       <w:szCs w:val="22"/>
       <w:lang w:val="en-US" w:eastAsia="en-US" w:bidi="ar-SA"/>
     </w:rPr>
   </w:style>
-  <w:style w:type="paragraph" w:styleId="2">
+  <w:style w:type="paragraph" w:styleId="Heading1">
     <w:name w:val="heading 1"/>
-    <w:basedOn w:val="1"/>
+    <w:basedOn w:val="Normal"/>
+    <w:uiPriority w:val="1"/>
     <w:qFormat/>
-    <w:uiPriority w:val="1"/>
     <w:pPr>
-      <w:ind w:left="44"/>
+      <w:ind w:start="44"/>
       <w:outlineLvl w:val="0"/>
     </w:pPr>
     <w:rPr>
@@ -9803,14 +9837,14 @@
       <w:szCs w:val="20"/>
     </w:rPr>
   </w:style>
-  <w:style w:type="paragraph" w:styleId="3">
+  <w:style w:type="paragraph" w:styleId="Heading2">
     <w:name w:val="heading 2"/>
-    <w:basedOn w:val="1"/>
+    <w:basedOn w:val="Normal"/>
+    <w:uiPriority w:val="1"/>
     <w:qFormat/>
-    <w:uiPriority w:val="1"/>
     <w:pPr>
-      <w:spacing w:before="102"/>
-      <w:ind w:left="2983"/>
+      <w:spacing w:before="102" w:after="0"/>
+      <w:ind w:start="2983"/>
       <w:outlineLvl w:val="1"/>
     </w:pPr>
     <w:rPr>
@@ -9823,16 +9857,103 @@
       <w:szCs w:val="18"/>
     </w:rPr>
   </w:style>
-  <w:style w:type="character" w:default="1" w:styleId="4">
+  <w:style w:type="character" w:styleId="DefaultParagraphFont" w:default="1">
     <w:name w:val="Default Paragraph Font"/>
+    <w:uiPriority w:val="0"/>
     <w:semiHidden/>
     <w:qFormat/>
-    <w:uiPriority w:val="0"/>
+    <w:rPr/>
+  </w:style>
+  <w:style w:type="character" w:styleId="Hyperlink">
+    <w:name w:val="Hyperlink"/>
+    <w:rPr>
+      <w:color w:val="000080"/>
+      <w:u w:val="single"/>
+    </w:rPr>
+  </w:style>
+  <w:style w:type="paragraph" w:styleId="Heading">
+    <w:name w:val="Heading"/>
+    <w:basedOn w:val="Normal"/>
+    <w:next w:val="BodyText"/>
+    <w:qFormat/>
+    <w:pPr>
+      <w:keepNext w:val="true"/>
+      <w:spacing w:before="240" w:after="120"/>
+    </w:pPr>
+    <w:rPr>
+      <w:rFonts w:ascii="Liberation Sans" w:hAnsi="Liberation Sans" w:eastAsia="Microsoft YaHei" w:cs="Lucida Sans"/>
+      <w:sz w:val="28"/>
+      <w:szCs w:val="28"/>
+    </w:rPr>
+  </w:style>
+  <w:style w:type="paragraph" w:styleId="BodyText">
+    <w:name w:val="Body Text"/>
+    <w:basedOn w:val="Normal"/>
+    <w:uiPriority w:val="1"/>
+    <w:qFormat/>
+    <w:pPr>
+      <w:spacing w:before="103" w:after="0"/>
+      <w:ind w:start="2983"/>
+    </w:pPr>
+    <w:rPr>
+      <w:sz w:val="18"/>
+      <w:szCs w:val="18"/>
+    </w:rPr>
+  </w:style>
+  <w:style w:type="paragraph" w:styleId="List">
+    <w:name w:val="List"/>
+    <w:basedOn w:val="BodyText"/>
+    <w:pPr/>
+    <w:rPr>
+      <w:rFonts w:cs="Lucida Sans"/>
+    </w:rPr>
+  </w:style>
+  <w:style w:type="paragraph" w:styleId="Caption">
+    <w:name w:val="caption"/>
+    <w:basedOn w:val="Normal"/>
+    <w:qFormat/>
+    <w:pPr>
+      <w:suppressLineNumbers/>
+      <w:spacing w:before="120" w:after="120"/>
+    </w:pPr>
+    <w:rPr>
+      <w:rFonts w:cs="Lucida Sans"/>
+      <w:i/>
+      <w:iCs/>
+      <w:sz w:val="24"/>
+      <w:szCs w:val="24"/>
+    </w:rPr>
+  </w:style>
+  <w:style w:type="paragraph" w:styleId="Index">
+    <w:name w:val="Index"/>
+    <w:basedOn w:val="Normal"/>
+    <w:qFormat/>
+    <w:pPr>
+      <w:suppressLineNumbers/>
+    </w:pPr>
+    <w:rPr>
+      <w:rFonts w:cs="Lucida Sans"/>
+    </w:rPr>
+  </w:style>
+  <w:style w:type="paragraph" w:styleId="Title">
+    <w:name w:val="Title"/>
+    <w:basedOn w:val="Normal"/>
+    <w:uiPriority w:val="1"/>
+    <w:qFormat/>
+    <w:pPr>
+      <w:spacing w:before="71" w:after="0"/>
+      <w:ind w:start="2790"/>
+    </w:pPr>
+    <w:rPr>
+      <w:rFonts w:ascii="Arial Black" w:hAnsi="Arial Black" w:eastAsia="Arial Black" w:cs="Arial Black"/>
+      <w:sz w:val="28"/>
+      <w:szCs w:val="28"/>
+    </w:rPr>
   </w:style>
   <w:style w:type="table" w:default="1" w:styleId="5">
     <w:name w:val="Normal Table"/>
+    <w:uiPriority w:val="0"/>
     <w:semiHidden/>
-    <w:uiPriority w:val="0"/>
     <w:tblPr>
       <w:tblCellMar>
         <w:top w:w="0" w:type="dxa"/>
@@ -9842,47 +9963,18 @@
       </w:tblCellMar>
     </w:tblPr>
   </w:style>
-  <w:style w:type="paragraph" w:styleId="6">
-    <w:name w:val="Body Text"/>
-    <w:basedOn w:val="1"/>
-    <w:qFormat/>
-    <w:uiPriority w:val="1"/>
-    <w:pPr>
-      <w:spacing w:before="103"/>
-      <w:ind w:left="2983"/>
-    </w:pPr>
-    <w:rPr>
-      <w:sz w:val="18"/>
-      <w:szCs w:val="18"/>
-    </w:rPr>
-  </w:style>
-  <w:style w:type="paragraph" w:styleId="7">
-    <w:name w:val="Title"/>
-    <w:basedOn w:val="1"/>
-    <w:qFormat/>
-    <w:uiPriority w:val="1"/>
-    <w:pPr>
-      <w:spacing w:before="71"/>
-      <w:ind w:left="2790"/>
-    </w:pPr>
-    <w:rPr>
-      <w:rFonts w:ascii="Arial Black" w:hAnsi="Arial Black" w:eastAsia="Arial Black" w:cs="Arial Black"/>
-      <w:sz w:val="28"/>
-      <w:szCs w:val="28"/>
-    </w:rPr>
-  </w:style>
 </w:styles>
 </file>
 
 <file path=word/theme/theme1.xml><?xml version="1.0" encoding="utf-8"?>
-<a:theme xmlns:a="http://schemas.openxmlformats.org/drawingml/2006/main" name="Office 主题">
+<a:theme xmlns:a="http://schemas.openxmlformats.org/drawingml/2006/main" xmlns:r="http://schemas.openxmlformats.org/officeDocument/2006/relationships" name="Office 主题">
   <a:themeElements>
     <a:clrScheme name="Office">
       <a:dk1>
-        <a:sysClr val="windowText" lastClr="000000"/>
+        <a:srgbClr val="000000"/>
       </a:dk1>
       <a:lt1>
-        <a:sysClr val="window" lastClr="FFFFFF"/>
+        <a:srgbClr val="FFFFFF"/>
       </a:lt1>
       <a:dk2>
         <a:srgbClr val="44546A"/>
@@ -9917,119 +10009,55 @@
     </a:clrScheme>
     <a:fontScheme name="Office">
       <a:majorFont>
-        <a:latin typeface="Calibri Light"/>
+        <a:latin typeface="Calibri Light" pitchFamily="0" charset="1"/>
         <a:ea typeface=""/>
         <a:cs typeface=""/>
-        <a:font script="Jpan" typeface="ＭＳ ゴシック"/>
-        <a:font script="Hang" typeface="맑은 고딕"/>
-        <a:font script="Hans" typeface="等线 Light"/>
-        <a:font script="Hant" typeface="新細明體"/>
-        <a:font script="Arab" typeface="Times New Roman"/>
-        <a:font script="Hebr" typeface="Times New Roman"/>
-        <a:font script="Thai" typeface="Angsana New"/>
-        <a:font script="Ethi" typeface="Nyala"/>
-        <a:font script="Beng" typeface="Vrinda"/>
-        <a:font script="Gujr" typeface="Shruti"/>
-        <a:font script="Khmr" typeface="MoolBoran"/>
-        <a:font script="Knda" typeface="Tunga"/>
-        <a:font script="Guru" typeface="Raavi"/>
-        <a:font script="Cans" typeface="Euphemia"/>
-        <a:font script="Cher" typeface="Plantagenet Cherokee"/>
-        <a:font script="Yiii" typeface="Microsoft Yi Baiti"/>
-        <a:font script="Tibt" typeface="Microsoft Himalaya"/>
-        <a:font script="Thaa" typeface="MV Boli"/>
-        <a:font script="Deva" typeface="Mangal"/>
-        <a:font script="Telu" typeface="Gautami"/>
-        <a:font script="Taml" typeface="Latha"/>
-        <a:font script="Syrc" typeface="Estrangelo Edessa"/>
-        <a:font script="Orya" typeface="Kalinga"/>
-        <a:font script="Mlym" typeface="Kartika"/>
-        <a:font script="Laoo" typeface="DokChampa"/>
-        <a:font script="Sinh" typeface="Iskoola Pota"/>
-        <a:font script="Mong" typeface="Mongolian Baiti"/>
-        <a:font script="Viet" typeface="Times New Roman"/>
-        <a:font script="Uigh" typeface="Microsoft Uighur"/>
-        <a:font script="Geor" typeface="Sylfaen"/>
       </a:majorFont>
       <a:minorFont>
-        <a:latin typeface="Calibri"/>
+        <a:latin typeface="Calibri" pitchFamily="0" charset="1"/>
         <a:ea typeface=""/>
         <a:cs typeface=""/>
-        <a:font script="Jpan" typeface="ＭＳ 明朝"/>
-        <a:font script="Hang" typeface="맑은 고딕"/>
-        <a:font script="Hans" typeface="等线"/>
-        <a:font script="Hant" typeface="新細明體"/>
-        <a:font script="Arab" typeface="Arial"/>
-        <a:font script="Hebr" typeface="Arial"/>
-        <a:font script="Thai" typeface="Cordia New"/>
-        <a:font script="Ethi" typeface="Nyala"/>
-        <a:font script="Beng" typeface="Vrinda"/>
-        <a:font script="Gujr" typeface="Shruti"/>
-        <a:font script="Khmr" typeface="DaunPenh"/>
-        <a:font script="Knda" typeface="Tunga"/>
-        <a:font script="Guru" typeface="Raavi"/>
-        <a:font script="Cans" typeface="Euphemia"/>
-        <a:font script="Cher" typeface="Plantagenet Cherokee"/>
-        <a:font script="Yiii" typeface="Microsoft Yi Baiti"/>
-        <a:font script="Tibt" typeface="Microsoft Himalaya"/>
-        <a:font script="Thaa" typeface="MV Boli"/>
-        <a:font script="Deva" typeface="Mangal"/>
-        <a:font script="Telu" typeface="Gautami"/>
-        <a:font script="Taml" typeface="Latha"/>
-        <a:font script="Syrc" typeface="Estrangelo Edessa"/>
-        <a:font script="Orya" typeface="Kalinga"/>
-        <a:font script="Mlym" typeface="Kartika"/>
-        <a:font script="Laoo" typeface="DokChampa"/>
-        <a:font script="Sinh" typeface="Iskoola Pota"/>
-        <a:font script="Mong" typeface="Mongolian Baiti"/>
-        <a:font script="Viet" typeface="Arial"/>
-        <a:font script="Uigh" typeface="Microsoft Uighur"/>
-        <a:font script="Geor" typeface="Sylfaen"/>
       </a:minorFont>
     </a:fontScheme>
-    <a:fmtScheme name="Office">
+    <a:fmtScheme>
       <a:fillStyleLst>
         <a:solidFill>
           <a:schemeClr val="phClr"/>
         </a:solidFill>
-        <a:gradFill rotWithShape="1">
+        <a:gradFill>
           <a:gsLst>
             <a:gs pos="0">
               <a:schemeClr val="phClr">
                 <a:lumMod val="110000"/>
-                <a:satMod val="105000"/>
                 <a:tint val="67000"/>
               </a:schemeClr>
             </a:gs>
             <a:gs pos="50000">
               <a:schemeClr val="phClr">
                 <a:lumMod val="105000"/>
-                <a:satMod val="103000"/>
                 <a:tint val="73000"/>
               </a:schemeClr>
             </a:gs>
             <a:gs pos="100000">
               <a:schemeClr val="phClr">
                 <a:lumMod val="105000"/>
-                <a:satMod val="109000"/>
                 <a:tint val="81000"/>
               </a:schemeClr>
             </a:gs>
           </a:gsLst>
           <a:lin ang="5400000" scaled="0"/>
+          <a:tileRect l="0" t="0" r="0" b="0"/>
         </a:gradFill>
-        <a:gradFill rotWithShape="1">
+        <a:gradFill>
           <a:gsLst>
             <a:gs pos="0">
               <a:schemeClr val="phClr">
-                <a:satMod val="103000"/>
                 <a:lumMod val="102000"/>
                 <a:tint val="94000"/>
               </a:schemeClr>
             </a:gs>
             <a:gs pos="50000">
               <a:schemeClr val="phClr">
-                <a:satMod val="110000"/>
                 <a:lumMod val="100000"/>
                 <a:shade val="100000"/>
               </a:schemeClr>
@@ -10037,33 +10065,24 @@
             <a:gs pos="100000">
               <a:schemeClr val="phClr">
                 <a:lumMod val="99000"/>
-                <a:satMod val="120000"/>
                 <a:shade val="78000"/>
               </a:schemeClr>
             </a:gs>
           </a:gsLst>
           <a:lin ang="5400000" scaled="0"/>
+          <a:tileRect l="0" t="0" r="0" b="0"/>
         </a:gradFill>
       </a:fillStyleLst>
       <a:lnStyleLst>
         <a:ln w="6350" cap="flat" cmpd="sng" algn="ctr">
-          <a:solidFill>
-            <a:schemeClr val="phClr"/>
-          </a:solidFill>
           <a:prstDash val="solid"/>
           <a:miter lim="800000"/>
         </a:ln>
         <a:ln w="12700" cap="flat" cmpd="sng" algn="ctr">
-          <a:solidFill>
-            <a:schemeClr val="phClr"/>
-          </a:solidFill>
           <a:prstDash val="solid"/>
           <a:miter lim="800000"/>
         </a:ln>
         <a:ln w="19050" cap="flat" cmpd="sng" algn="ctr">
-          <a:solidFill>
-            <a:schemeClr val="phClr"/>
-          </a:solidFill>
           <a:prstDash val="solid"/>
           <a:miter lim="800000"/>
         </a:ln>
@@ -10076,13 +10095,7 @@
           <a:effectLst/>
         </a:effectStyle>
         <a:effectStyle>
-          <a:effectLst>
-            <a:outerShdw blurRad="57150" dist="19050" dir="5400000" algn="ctr" rotWithShape="0">
-              <a:srgbClr val="000000">
-                <a:alpha val="63000"/>
-              </a:srgbClr>
-            </a:outerShdw>
-          </a:effectLst>
+          <a:effectLst/>
         </a:effectStyle>
       </a:effectStyleLst>
       <a:bgFillStyleLst>
@@ -10092,15 +10105,13 @@
         <a:solidFill>
           <a:schemeClr val="phClr">
             <a:tint val="95000"/>
-            <a:satMod val="170000"/>
           </a:schemeClr>
         </a:solidFill>
-        <a:gradFill rotWithShape="1">
+        <a:gradFill>
           <a:gsLst>
             <a:gs pos="0">
               <a:schemeClr val="phClr">
                 <a:tint val="93000"/>
-                <a:satMod val="150000"/>
                 <a:shade val="98000"/>
                 <a:lumMod val="102000"/>
               </a:schemeClr>
@@ -10108,7 +10119,6 @@
             <a:gs pos="50000">
               <a:schemeClr val="phClr">
                 <a:tint val="98000"/>
-                <a:satMod val="130000"/>
                 <a:shade val="90000"/>
                 <a:lumMod val="103000"/>
               </a:schemeClr>
@@ -10116,16 +10126,15 @@
             <a:gs pos="100000">
               <a:schemeClr val="phClr">
                 <a:shade val="63000"/>
-                <a:satMod val="120000"/>
               </a:schemeClr>
             </a:gs>
           </a:gsLst>
           <a:lin ang="5400000" scaled="0"/>
+          <a:tileRect l="0" t="0" r="0" b="0"/>
         </a:gradFill>
       </a:bgFillStyleLst>
     </a:fmtScheme>
   </a:themeElements>
-  <a:objectDefaults/>
 </a:theme>
 </file>
 
